--- a/docs/AHP_survey.docx
+++ b/docs/AHP_survey.docx
@@ -13,297 +13,7 @@
         <w:rPr>
           <w:lang w:val="en-GB"/>
         </w:rPr>
-        <w:t>C</w:t>
-      </w:r>
-      <w:r>
-        <w:rPr>
-          <w:lang w:val="en-GB"/>
-        </w:rPr>
-        <w:t>ontext</w:t>
-      </w:r>
-    </w:p>
-    <w:p>
-      <w:pPr>
-        <w:rPr>
-          <w:lang w:val="en-GB"/>
-        </w:rPr>
-      </w:pPr>
-      <w:r>
-        <w:rPr>
-          <w:lang w:val="en-GB"/>
-        </w:rPr>
-        <w:t xml:space="preserve">In accordance with </w:t>
-      </w:r>
-      <w:r>
-        <w:rPr>
-          <w:lang w:val="en-GB"/>
-        </w:rPr>
-        <w:t xml:space="preserve">the </w:t>
-      </w:r>
-      <w:r>
-        <w:rPr>
-          <w:lang w:val="en-GB"/>
-        </w:rPr>
-        <w:t xml:space="preserve">Horizon EU ENTRANCE project, this research aims to define a method to </w:t>
-      </w:r>
-      <w:r>
-        <w:t>asses</w:t>
-      </w:r>
-      <w:r>
-        <w:rPr>
-          <w:lang w:val="en-GB"/>
-        </w:rPr>
-        <w:t>s</w:t>
-      </w:r>
-      <w:r>
-        <w:t xml:space="preserve"> building performance</w:t>
-      </w:r>
-      <w:r>
-        <w:rPr>
-          <w:lang w:val="en-GB"/>
-        </w:rPr>
-        <w:t xml:space="preserve"> </w:t>
-      </w:r>
-      <w:r>
-        <w:rPr>
-          <w:lang w:val="en-GB"/>
-        </w:rPr>
-        <w:t>that</w:t>
-      </w:r>
-      <w:r>
-        <w:rPr>
-          <w:lang w:val="en-GB"/>
-        </w:rPr>
-        <w:t xml:space="preserve"> could support</w:t>
-      </w:r>
-      <w:r>
-        <w:rPr>
-          <w:lang w:val="en-GB"/>
-        </w:rPr>
-        <w:t xml:space="preserve"> the identification of effective renovation strategies towards more electrified, energy efficient and flexible buildings. </w:t>
-      </w:r>
-    </w:p>
-    <w:p>
-      <w:pPr>
-        <w:rPr>
-          <w:lang w:val="en-GB"/>
-        </w:rPr>
-      </w:pPr>
-      <w:r>
-        <w:rPr>
-          <w:lang w:val="en-GB"/>
-        </w:rPr>
-        <w:t>Nevertheless, p</w:t>
-      </w:r>
-      <w:r>
-        <w:rPr>
-          <w:lang w:val="en-GB"/>
-        </w:rPr>
-        <w:t>lanning a b</w:t>
-      </w:r>
-      <w:r>
-        <w:rPr>
-          <w:lang w:val="en-GB"/>
-        </w:rPr>
-        <w:t>uilding renovation is a complex multi-criteria decision-making process, involving a multiplicity of, often opposing, objectives, perspectives, constraints, and variables, that</w:t>
-      </w:r>
-      <w:r>
-        <w:rPr>
-          <w:lang w:val="en-GB"/>
-        </w:rPr>
-        <w:t xml:space="preserve"> </w:t>
-      </w:r>
-      <w:r>
-        <w:rPr>
-          <w:lang w:val="en-GB"/>
-        </w:rPr>
-        <w:t xml:space="preserve">must be </w:t>
-      </w:r>
-      <w:r>
-        <w:rPr>
-          <w:lang w:val="en-GB"/>
-        </w:rPr>
-        <w:t xml:space="preserve">properly </w:t>
-      </w:r>
-      <w:r>
-        <w:rPr>
-          <w:lang w:val="en-GB"/>
-        </w:rPr>
-        <w:t>quantified to evaluate alternatives.</w:t>
-      </w:r>
-      <w:r>
-        <w:rPr>
-          <w:lang w:val="en-GB"/>
-        </w:rPr>
-        <w:t xml:space="preserve"> </w:t>
-      </w:r>
-      <w:r>
-        <w:rPr>
-          <w:lang w:val="en-GB"/>
-        </w:rPr>
-        <w:t>For this study we employ the Analytic Hierarchy Process (</w:t>
-      </w:r>
-      <w:r>
-        <w:rPr>
-          <w:lang w:val="en-GB"/>
-        </w:rPr>
-        <w:t>AHP</w:t>
-      </w:r>
-      <w:r>
-        <w:rPr>
-          <w:lang w:val="en-GB"/>
-        </w:rPr>
-        <w:t>)</w:t>
-      </w:r>
-      <w:r>
-        <w:rPr>
-          <w:lang w:val="en-GB"/>
-        </w:rPr>
-        <w:t xml:space="preserve"> </w:t>
-      </w:r>
-      <w:r>
-        <w:rPr>
-          <w:lang w:val="en-GB"/>
-        </w:rPr>
-        <w:t xml:space="preserve">a decision-making method that </w:t>
-      </w:r>
-      <w:r>
-        <w:rPr>
-          <w:lang w:val="en-GB"/>
-        </w:rPr>
-        <w:t>translat</w:t>
-      </w:r>
-      <w:r>
-        <w:rPr>
-          <w:lang w:val="en-GB"/>
-        </w:rPr>
-        <w:t>es</w:t>
-      </w:r>
-      <w:r>
-        <w:rPr>
-          <w:lang w:val="en-GB"/>
-        </w:rPr>
-        <w:t xml:space="preserve"> subjective</w:t>
-      </w:r>
-      <w:r>
-        <w:rPr>
-          <w:lang w:val="en-GB"/>
-        </w:rPr>
-        <w:t xml:space="preserve"> and</w:t>
-      </w:r>
-      <w:r>
-        <w:rPr>
-          <w:lang w:val="en-GB"/>
-        </w:rPr>
-        <w:t xml:space="preserve"> conversational opinions into commensurable quantities</w:t>
-      </w:r>
-      <w:r>
-        <w:rPr>
-          <w:lang w:val="en-GB"/>
-        </w:rPr>
-        <w:t xml:space="preserve"> </w:t>
-      </w:r>
-      <w:r>
-        <w:rPr>
-          <w:lang w:val="en-GB"/>
-        </w:rPr>
-        <w:t>and relative priority</w:t>
-      </w:r>
-      <w:r>
-        <w:rPr>
-          <w:lang w:val="en-GB"/>
-        </w:rPr>
-        <w:t xml:space="preserve">. </w:t>
-      </w:r>
-    </w:p>
-    <w:p>
-      <w:pPr>
-        <w:rPr>
-          <w:lang w:val="en-GB"/>
-        </w:rPr>
-      </w:pPr>
-      <w:r>
-        <w:rPr>
-          <w:lang w:val="en-GB"/>
-        </w:rPr>
-        <w:t>The goal of this survey is to d</w:t>
-      </w:r>
-      <w:r>
-        <w:rPr>
-          <w:lang w:val="en-GB"/>
-        </w:rPr>
-        <w:t>eepen</w:t>
-      </w:r>
-      <w:r>
-        <w:rPr>
-          <w:lang w:val="en-GB"/>
-        </w:rPr>
-        <w:t xml:space="preserve"> </w:t>
-      </w:r>
-      <w:r>
-        <w:rPr>
-          <w:lang w:val="en-GB"/>
-        </w:rPr>
-        <w:t>knowledge regarding stakeholders’ perspective</w:t>
-      </w:r>
-      <w:r>
-        <w:rPr>
-          <w:lang w:val="en-GB"/>
-        </w:rPr>
-        <w:t xml:space="preserve"> on </w:t>
-      </w:r>
-      <w:r>
-        <w:t>regulatory requirements</w:t>
-      </w:r>
-      <w:r>
-        <w:rPr>
-          <w:lang w:val="en-GB"/>
-        </w:rPr>
-        <w:t xml:space="preserve"> and own interests </w:t>
-      </w:r>
-      <w:r>
-        <w:t xml:space="preserve">to </w:t>
-      </w:r>
-      <w:r>
-        <w:rPr>
-          <w:lang w:val="en-GB"/>
-        </w:rPr>
-        <w:t>select</w:t>
-      </w:r>
-      <w:r>
-        <w:t xml:space="preserve"> performance indicators that</w:t>
-      </w:r>
-      <w:r>
-        <w:rPr>
-          <w:lang w:val="en-GB"/>
-        </w:rPr>
-        <w:t xml:space="preserve"> can provide meaningful and relevant information.</w:t>
-      </w:r>
-      <w:r>
-        <w:rPr>
-          <w:lang w:val="en-GB"/>
-        </w:rPr>
-        <w:t xml:space="preserve"> </w:t>
-      </w:r>
-      <w:r>
-        <w:rPr>
-          <w:lang w:val="en-GB"/>
-        </w:rPr>
-        <w:t>This document will guide you through the process.</w:t>
-      </w:r>
-    </w:p>
-    <w:p>
-      <w:pPr>
-        <w:pStyle w:val="Heading2"/>
-        <w:rPr>
-          <w:lang w:val="en-GB"/>
-        </w:rPr>
-      </w:pPr>
-      <w:r>
-        <w:rPr>
-          <w:lang w:val="en-GB"/>
-        </w:rPr>
-        <w:t xml:space="preserve">Step-by-step </w:t>
+        <w:t>Survey structure</w:t>
       </w:r>
     </w:p>
     <w:p>
@@ -321,14 +31,12 @@
         <w:rPr>
           <w:lang w:val="en-GB"/>
         </w:rPr>
-        <w:t>Decision criteria</w:t>
+        <w:t>About the survey</w:t>
       </w:r>
     </w:p>
     <w:p>
       <w:pPr>
         <w:rPr>
-          <w:b/>
-          <w:bCs/>
           <w:lang w:val="en-GB"/>
         </w:rPr>
       </w:pPr>
@@ -336,19 +44,13 @@
         <w:rPr>
           <w:lang w:val="en-GB"/>
         </w:rPr>
-        <w:t xml:space="preserve">Building on </w:t>
-      </w:r>
-      <w:r>
-        <w:rPr>
-          <w:lang w:val="en-GB"/>
-        </w:rPr>
-        <w:t xml:space="preserve">the previous </w:t>
-      </w:r>
-      <w:r>
-        <w:rPr>
-          <w:lang w:val="en-GB"/>
-        </w:rPr>
-        <w:t>interviews</w:t>
+        <w:t>T</w:t>
+      </w:r>
+      <w:r>
+        <w:rPr>
+          <w:lang w:val="en-GB"/>
+        </w:rPr>
+        <w:t>he Horizon EU ENTRANCE project</w:t>
       </w:r>
       <w:r>
         <w:rPr>
@@ -360,151 +62,122 @@
         <w:rPr>
           <w:lang w:val="en-GB"/>
         </w:rPr>
-        <w:t xml:space="preserve">we </w:t>
-      </w:r>
-      <w:r>
-        <w:rPr>
-          <w:lang w:val="en-GB"/>
-        </w:rPr>
-        <w:t xml:space="preserve">highlighted eight </w:t>
-      </w:r>
-      <w:r>
-        <w:rPr>
-          <w:lang w:val="en-GB"/>
-        </w:rPr>
-        <w:t>domains that we believe are critical criteria to consider</w:t>
-      </w:r>
-      <w:r>
-        <w:rPr>
-          <w:lang w:val="en-GB"/>
-        </w:rPr>
-        <w:t xml:space="preserve"> for a renovation</w:t>
-      </w:r>
-      <w:r>
-        <w:rPr>
-          <w:lang w:val="en-GB"/>
-        </w:rPr>
-        <w:t xml:space="preserve">: </w:t>
-      </w:r>
-      <w:r>
-        <w:rPr>
-          <w:lang w:val="en-GB"/>
-        </w:rPr>
-        <w:t>Energy performance</w:t>
-      </w:r>
-      <w:r>
-        <w:rPr>
-          <w:lang w:val="en-GB"/>
-        </w:rPr>
-        <w:t xml:space="preserve">, </w:t>
-      </w:r>
-      <w:r>
-        <w:rPr>
-          <w:lang w:val="en-GB"/>
-        </w:rPr>
-        <w:t>Water use</w:t>
-      </w:r>
-      <w:r>
-        <w:rPr>
-          <w:lang w:val="en-GB"/>
-        </w:rPr>
-        <w:t xml:space="preserve">, </w:t>
-      </w:r>
-      <w:r>
-        <w:rPr>
-          <w:lang w:val="en-GB"/>
-        </w:rPr>
-        <w:t>Climate impact</w:t>
-      </w:r>
-      <w:r>
-        <w:rPr>
-          <w:lang w:val="en-GB"/>
-        </w:rPr>
-        <w:t xml:space="preserve">, </w:t>
-      </w:r>
-      <w:r>
-        <w:rPr>
-          <w:lang w:val="en-GB"/>
-        </w:rPr>
-        <w:t>Economic performance</w:t>
-      </w:r>
-      <w:r>
-        <w:rPr>
-          <w:lang w:val="en-GB"/>
-        </w:rPr>
-        <w:t xml:space="preserve">, </w:t>
-      </w:r>
-      <w:r>
-        <w:rPr>
-          <w:lang w:val="en-GB"/>
-        </w:rPr>
-        <w:t>I</w:t>
-      </w:r>
-      <w:r>
-        <w:rPr>
-          <w:lang w:val="en-GB"/>
-        </w:rPr>
-        <w:t xml:space="preserve">ndoor </w:t>
-      </w:r>
-      <w:r>
-        <w:rPr>
-          <w:lang w:val="en-GB"/>
-        </w:rPr>
-        <w:t>E</w:t>
-      </w:r>
-      <w:r>
-        <w:rPr>
-          <w:lang w:val="en-GB"/>
-        </w:rPr>
-        <w:t xml:space="preserve">nvironmental </w:t>
-      </w:r>
-      <w:r>
-        <w:rPr>
-          <w:lang w:val="en-GB"/>
-        </w:rPr>
-        <w:t>Q</w:t>
-      </w:r>
-      <w:r>
-        <w:rPr>
-          <w:lang w:val="en-GB"/>
-        </w:rPr>
-        <w:t xml:space="preserve">uality (IEQ), </w:t>
-      </w:r>
-      <w:r>
-        <w:rPr>
-          <w:lang w:val="en-GB"/>
-        </w:rPr>
-        <w:t>Energy system integration</w:t>
-      </w:r>
-      <w:r>
-        <w:rPr>
-          <w:lang w:val="en-GB"/>
-        </w:rPr>
-        <w:t xml:space="preserve">, </w:t>
-      </w:r>
-      <w:r>
-        <w:rPr>
-          <w:lang w:val="en-GB"/>
-        </w:rPr>
-        <w:t>Technical feasibility</w:t>
-      </w:r>
-      <w:r>
-        <w:rPr>
-          <w:lang w:val="en-GB"/>
-        </w:rPr>
-        <w:t xml:space="preserve"> and </w:t>
-      </w:r>
-      <w:r>
-        <w:rPr>
-          <w:lang w:val="en-GB"/>
-        </w:rPr>
-        <w:t>Social impact</w:t>
-      </w:r>
-      <w:r>
-        <w:rPr>
-          <w:lang w:val="en-GB"/>
-        </w:rPr>
-        <w:t>.</w:t>
+        <w:t>aims to define a method</w:t>
+      </w:r>
+      <w:r>
+        <w:rPr>
+          <w:lang w:val="en-GB"/>
+        </w:rPr>
+        <w:t>ology</w:t>
+      </w:r>
+      <w:r>
+        <w:rPr>
+          <w:lang w:val="en-GB"/>
+        </w:rPr>
+        <w:t xml:space="preserve"> to </w:t>
+      </w:r>
+      <w:r>
+        <w:t>asses</w:t>
+      </w:r>
+      <w:r>
+        <w:rPr>
+          <w:lang w:val="en-GB"/>
+        </w:rPr>
+        <w:t>s</w:t>
+      </w:r>
+      <w:r>
+        <w:t xml:space="preserve"> building performance</w:t>
+      </w:r>
+      <w:r>
+        <w:rPr>
+          <w:lang w:val="en-GB"/>
+        </w:rPr>
+        <w:t xml:space="preserve"> that could support the identification of effective renovation strategies towards more electrified, energy efficient and flexible buildings. </w:t>
+      </w:r>
+    </w:p>
+    <w:p>
+      <w:pPr>
+        <w:rPr>
+          <w:lang w:val="en-GB"/>
+        </w:rPr>
+      </w:pPr>
+      <w:r>
+        <w:rPr>
+          <w:lang w:val="en-GB"/>
+        </w:rPr>
+        <w:t>A b</w:t>
+      </w:r>
+      <w:r>
+        <w:rPr>
+          <w:lang w:val="en-GB"/>
+        </w:rPr>
+        <w:t>uilding renovation involv</w:t>
+      </w:r>
+      <w:r>
+        <w:rPr>
+          <w:lang w:val="en-GB"/>
+        </w:rPr>
+        <w:t>es</w:t>
+      </w:r>
+      <w:r>
+        <w:rPr>
+          <w:lang w:val="en-GB"/>
+        </w:rPr>
+        <w:t xml:space="preserve"> a multiplicity of, often opposing, objectives, perspectives, constraints, and variables, that must be properly quantified to evaluate alternatives. </w:t>
+      </w:r>
+      <w:r>
+        <w:rPr>
+          <w:lang w:val="en-GB"/>
+        </w:rPr>
+        <w:t xml:space="preserve">WP2 </w:t>
+      </w:r>
+      <w:r>
+        <w:rPr>
+          <w:lang w:val="en-GB"/>
+        </w:rPr>
+        <w:t>employ</w:t>
+      </w:r>
+      <w:r>
+        <w:rPr>
+          <w:lang w:val="en-GB"/>
+        </w:rPr>
+        <w:t>s</w:t>
+      </w:r>
+      <w:r>
+        <w:rPr>
+          <w:lang w:val="en-GB"/>
+        </w:rPr>
+        <w:t xml:space="preserve"> the Analytic Hierarchy Process (AHP)</w:t>
+      </w:r>
+      <w:r>
+        <w:rPr>
+          <w:lang w:val="en-GB"/>
+        </w:rPr>
+        <w:t>,</w:t>
+      </w:r>
+      <w:r>
+        <w:rPr>
+          <w:lang w:val="en-GB"/>
+        </w:rPr>
+        <w:t xml:space="preserve"> a </w:t>
+      </w:r>
+      <w:r>
+        <w:rPr>
+          <w:lang w:val="en-GB"/>
+        </w:rPr>
+        <w:t xml:space="preserve">multi-criteria </w:t>
+      </w:r>
+      <w:r>
+        <w:rPr>
+          <w:lang w:val="en-GB"/>
+        </w:rPr>
+        <w:t>decision-making method</w:t>
+      </w:r>
+      <w:r>
+        <w:rPr>
+          <w:lang w:val="en-GB"/>
+        </w:rPr>
+        <w:t>,</w:t>
       </w:r>
       <w:r>
         <w:rPr>
@@ -516,47 +189,122 @@
         <w:rPr>
           <w:lang w:val="en-GB"/>
         </w:rPr>
-        <w:br/>
-      </w:r>
-      <w:r>
-        <w:rPr>
-          <w:b/>
-          <w:bCs/>
-          <w:lang w:val="en-GB"/>
-        </w:rPr>
-        <w:t>Did</w:t>
-      </w:r>
-      <w:r>
-        <w:rPr>
-          <w:b/>
-          <w:bCs/>
-          <w:lang w:val="en-GB"/>
-        </w:rPr>
-        <w:t xml:space="preserve"> we neglect some criteria you find relevant</w:t>
-      </w:r>
-      <w:r>
-        <w:rPr>
-          <w:b/>
-          <w:bCs/>
-          <w:lang w:val="en-GB"/>
-        </w:rPr>
-        <w:t xml:space="preserve"> for your operations</w:t>
-      </w:r>
-      <w:r>
-        <w:rPr>
-          <w:b/>
-          <w:bCs/>
-          <w:lang w:val="en-GB"/>
-        </w:rPr>
-        <w:t xml:space="preserve">? </w:t>
-      </w:r>
-      <w:r>
-        <w:rPr>
-          <w:b/>
-          <w:bCs/>
-          <w:lang w:val="en-GB"/>
-        </w:rPr>
-        <w:t>Write it here ______________</w:t>
+        <w:t>to</w:t>
+      </w:r>
+      <w:r>
+        <w:rPr>
+          <w:lang w:val="en-GB"/>
+        </w:rPr>
+        <w:t xml:space="preserve"> translates subjective </w:t>
+      </w:r>
+      <w:r>
+        <w:rPr>
+          <w:lang w:val="en-GB"/>
+        </w:rPr>
+        <w:t>op</w:t>
+      </w:r>
+      <w:r>
+        <w:rPr>
+          <w:lang w:val="en-GB"/>
+        </w:rPr>
+        <w:t xml:space="preserve">inions into commensurable quantities and </w:t>
+      </w:r>
+      <w:r>
+        <w:rPr>
+          <w:lang w:val="en-GB"/>
+        </w:rPr>
+        <w:t>priority</w:t>
+      </w:r>
+      <w:r>
+        <w:rPr>
+          <w:lang w:val="en-GB"/>
+        </w:rPr>
+        <w:t xml:space="preserve"> </w:t>
+      </w:r>
+      <w:r>
+        <w:rPr>
+          <w:lang w:val="en-GB"/>
+        </w:rPr>
+        <w:t>scores</w:t>
+      </w:r>
+      <w:r>
+        <w:rPr>
+          <w:lang w:val="en-GB"/>
+        </w:rPr>
+        <w:t xml:space="preserve">. </w:t>
+      </w:r>
+    </w:p>
+    <w:p>
+      <w:pPr>
+        <w:rPr>
+          <w:lang w:val="en-GB"/>
+        </w:rPr>
+      </w:pPr>
+      <w:r>
+        <w:rPr>
+          <w:lang w:val="en-GB"/>
+        </w:rPr>
+        <w:t xml:space="preserve">The goal of this survey is to </w:t>
+      </w:r>
+      <w:r>
+        <w:rPr>
+          <w:lang w:val="en-GB"/>
+        </w:rPr>
+        <w:t xml:space="preserve">gather information </w:t>
+      </w:r>
+      <w:r>
+        <w:rPr>
+          <w:lang w:val="en-GB"/>
+        </w:rPr>
+        <w:t>on</w:t>
+      </w:r>
+      <w:r>
+        <w:rPr>
+          <w:lang w:val="en-GB"/>
+        </w:rPr>
+        <w:t xml:space="preserve"> stakeholders’ </w:t>
+      </w:r>
+      <w:r>
+        <w:t xml:space="preserve">to </w:t>
+      </w:r>
+      <w:r>
+        <w:rPr>
+          <w:lang w:val="en-GB"/>
+        </w:rPr>
+        <w:t xml:space="preserve">support the </w:t>
+      </w:r>
+      <w:r>
+        <w:rPr>
+          <w:lang w:val="en-GB"/>
+        </w:rPr>
+        <w:t>select</w:t>
+      </w:r>
+      <w:r>
+        <w:rPr>
+          <w:lang w:val="en-GB"/>
+        </w:rPr>
+        <w:t>ion of</w:t>
+      </w:r>
+      <w:r>
+        <w:t xml:space="preserve"> performance indicators that</w:t>
+      </w:r>
+      <w:r>
+        <w:rPr>
+          <w:lang w:val="en-GB"/>
+        </w:rPr>
+        <w:t xml:space="preserve"> can provide meaningful and relevant information</w:t>
+      </w:r>
+      <w:r>
+        <w:rPr>
+          <w:lang w:val="en-GB"/>
+        </w:rPr>
+        <w:t xml:space="preserve"> for a building renovation</w:t>
+      </w:r>
+      <w:r>
+        <w:rPr>
+          <w:lang w:val="en-GB"/>
+        </w:rPr>
+        <w:t xml:space="preserve">. </w:t>
       </w:r>
     </w:p>
     <w:p>
@@ -574,7 +322,7 @@
         <w:rPr>
           <w:lang w:val="en-GB"/>
         </w:rPr>
-        <w:t>Pairwise comparison</w:t>
+        <w:t>About the respondent</w:t>
       </w:r>
     </w:p>
     <w:p>
@@ -587,13 +335,10 @@
         <w:rPr>
           <w:lang w:val="en-GB"/>
         </w:rPr>
-        <w:t>For each pair of criteria</w:t>
-      </w:r>
-      <w:r>
-        <w:rPr>
-          <w:lang w:val="en-GB"/>
-        </w:rPr>
-        <w:t xml:space="preserve"> A-B</w:t>
+        <w:t xml:space="preserve">Prompt question for Name, </w:t>
+      </w:r>
+      <w:r>
+        <w:t>Role</w:t>
       </w:r>
       <w:r>
         <w:rPr>
@@ -605,7 +350,16 @@
         <w:rPr>
           <w:lang w:val="en-GB"/>
         </w:rPr>
-        <w:t>we ask you to</w:t>
+        <w:t xml:space="preserve">Pilot, </w:t>
+      </w:r>
+      <w:r>
+        <w:t>Country</w:t>
+      </w:r>
+      <w:r>
+        <w:rPr>
+          <w:lang w:val="en-GB"/>
+        </w:rPr>
+        <w:t>, Email.</w:t>
       </w:r>
       <w:r>
         <w:rPr>
@@ -617,35 +371,31 @@
         <w:rPr>
           <w:lang w:val="en-GB"/>
         </w:rPr>
-        <w:t xml:space="preserve">grade </w:t>
-      </w:r>
-      <w:r>
-        <w:rPr>
-          <w:lang w:val="en-GB"/>
-        </w:rPr>
-        <w:t>the relative “priority”</w:t>
-      </w:r>
-      <w:r>
-        <w:rPr>
-          <w:lang w:val="en-GB"/>
-        </w:rPr>
-        <w:t xml:space="preserve"> </w:t>
-      </w:r>
-      <w:r>
-        <w:rPr>
-          <w:lang w:val="en-GB"/>
-        </w:rPr>
-        <w:t>by assigning a weight between 1 (equal importance) and 9 (extreme importance)</w:t>
-      </w:r>
-      <w:r>
-        <w:rPr>
-          <w:lang w:val="en-GB"/>
-        </w:rPr>
-        <w:t xml:space="preserve">. </w:t>
+        <w:t>I</w:t>
+      </w:r>
+      <w:r>
+        <w:rPr>
+          <w:lang w:val="en-GB"/>
+        </w:rPr>
+        <w:t xml:space="preserve">s a </w:t>
+      </w:r>
+      <w:r>
+        <w:t>Renovation under consideration</w:t>
+      </w:r>
+      <w:r>
+        <w:rPr>
+          <w:lang w:val="en-GB"/>
+        </w:rPr>
+        <w:t>?</w:t>
       </w:r>
     </w:p>
     <w:p>
       <w:pPr>
+        <w:pStyle w:val="Heading3"/>
+        <w:numPr>
+          <w:ilvl w:val="0"/>
+          <w:numId w:val="4"/>
+        </w:numPr>
         <w:rPr>
           <w:lang w:val="en-GB"/>
         </w:rPr>
@@ -654,25 +404,1327 @@
         <w:rPr>
           <w:lang w:val="en-GB"/>
         </w:rPr>
-        <w:t>E</w:t>
-      </w:r>
-      <w:r>
-        <w:rPr>
-          <w:lang w:val="en-GB"/>
-        </w:rPr>
-        <w:t xml:space="preserve">xample: </w:t>
-      </w:r>
-      <w:r>
-        <w:rPr>
-          <w:lang w:val="en-GB"/>
-        </w:rPr>
-        <w:t xml:space="preserve">Grade the pair </w:t>
-      </w:r>
-      <w:r>
-        <w:rPr>
-          <w:lang w:val="en-GB"/>
-        </w:rPr>
-        <w:t>Energy performance</w:t>
+        <w:t>Decision criteria</w:t>
+      </w:r>
+    </w:p>
+    <w:p>
+      <w:pPr>
+        <w:rPr>
+          <w:lang w:val="en-GB"/>
+        </w:rPr>
+      </w:pPr>
+      <w:r>
+        <w:rPr>
+          <w:lang w:val="en-GB"/>
+        </w:rPr>
+        <w:t xml:space="preserve">Building on </w:t>
+      </w:r>
+      <w:r>
+        <w:rPr>
+          <w:lang w:val="en-GB"/>
+        </w:rPr>
+        <w:t xml:space="preserve">the previous </w:t>
+      </w:r>
+      <w:r>
+        <w:rPr>
+          <w:lang w:val="en-GB"/>
+        </w:rPr>
+        <w:t>interviews</w:t>
+      </w:r>
+      <w:r>
+        <w:rPr>
+          <w:lang w:val="en-GB"/>
+        </w:rPr>
+        <w:t xml:space="preserve"> </w:t>
+      </w:r>
+      <w:r>
+        <w:rPr>
+          <w:lang w:val="en-GB"/>
+        </w:rPr>
+        <w:t xml:space="preserve">we </w:t>
+      </w:r>
+      <w:r>
+        <w:rPr>
+          <w:lang w:val="en-GB"/>
+        </w:rPr>
+        <w:t xml:space="preserve">highlighted eight </w:t>
+      </w:r>
+      <w:r>
+        <w:rPr>
+          <w:lang w:val="en-GB"/>
+        </w:rPr>
+        <w:t>domains that we believe are critical criteria to consider</w:t>
+      </w:r>
+      <w:r>
+        <w:rPr>
+          <w:lang w:val="en-GB"/>
+        </w:rPr>
+        <w:t xml:space="preserve"> for a renovation</w:t>
+      </w:r>
+      <w:r>
+        <w:rPr>
+          <w:lang w:val="en-GB"/>
+        </w:rPr>
+        <w:t xml:space="preserve">. Hereafter you can familiarise yourself with </w:t>
+      </w:r>
+      <w:r>
+        <w:rPr>
+          <w:lang w:val="en-GB"/>
+        </w:rPr>
+        <w:t>the criteria:</w:t>
+      </w:r>
+    </w:p>
+    <w:p>
+      <w:pPr>
+        <w:pStyle w:val="ListParagraph"/>
+        <w:numPr>
+          <w:ilvl w:val="0"/>
+          <w:numId w:val="5"/>
+        </w:numPr>
+        <w:rPr>
+          <w:lang w:val="en-GB"/>
+        </w:rPr>
+      </w:pPr>
+      <w:r>
+        <w:rPr>
+          <w:lang w:val="en-GB"/>
+        </w:rPr>
+        <w:t xml:space="preserve">Energy performance, </w:t>
+      </w:r>
+    </w:p>
+    <w:p>
+      <w:pPr>
+        <w:pStyle w:val="ListParagraph"/>
+        <w:numPr>
+          <w:ilvl w:val="0"/>
+          <w:numId w:val="5"/>
+        </w:numPr>
+        <w:rPr>
+          <w:lang w:val="en-GB"/>
+        </w:rPr>
+      </w:pPr>
+      <w:r>
+        <w:rPr>
+          <w:lang w:val="en-GB"/>
+        </w:rPr>
+        <w:t xml:space="preserve">Water use, </w:t>
+      </w:r>
+    </w:p>
+    <w:p>
+      <w:pPr>
+        <w:pStyle w:val="ListParagraph"/>
+        <w:numPr>
+          <w:ilvl w:val="0"/>
+          <w:numId w:val="5"/>
+        </w:numPr>
+        <w:rPr>
+          <w:lang w:val="en-GB"/>
+        </w:rPr>
+      </w:pPr>
+      <w:r>
+        <w:rPr>
+          <w:lang w:val="en-GB"/>
+        </w:rPr>
+        <w:t xml:space="preserve">Climate impact, </w:t>
+      </w:r>
+    </w:p>
+    <w:p>
+      <w:pPr>
+        <w:pStyle w:val="ListParagraph"/>
+        <w:numPr>
+          <w:ilvl w:val="0"/>
+          <w:numId w:val="5"/>
+        </w:numPr>
+        <w:rPr>
+          <w:lang w:val="en-GB"/>
+        </w:rPr>
+      </w:pPr>
+      <w:r>
+        <w:rPr>
+          <w:lang w:val="en-GB"/>
+        </w:rPr>
+        <w:t xml:space="preserve">Economic performance, </w:t>
+      </w:r>
+    </w:p>
+    <w:p>
+      <w:pPr>
+        <w:pStyle w:val="ListParagraph"/>
+        <w:numPr>
+          <w:ilvl w:val="0"/>
+          <w:numId w:val="5"/>
+        </w:numPr>
+        <w:rPr>
+          <w:lang w:val="en-GB"/>
+        </w:rPr>
+      </w:pPr>
+      <w:r>
+        <w:rPr>
+          <w:lang w:val="en-GB"/>
+        </w:rPr>
+        <w:t xml:space="preserve">Indoor Environmental Quality (IEQ), </w:t>
+      </w:r>
+    </w:p>
+    <w:p>
+      <w:pPr>
+        <w:pStyle w:val="ListParagraph"/>
+        <w:numPr>
+          <w:ilvl w:val="0"/>
+          <w:numId w:val="5"/>
+        </w:numPr>
+        <w:rPr>
+          <w:lang w:val="en-GB"/>
+        </w:rPr>
+      </w:pPr>
+      <w:r>
+        <w:rPr>
+          <w:lang w:val="en-GB"/>
+        </w:rPr>
+        <w:t xml:space="preserve">Energy system integration, </w:t>
+      </w:r>
+    </w:p>
+    <w:p>
+      <w:pPr>
+        <w:pStyle w:val="ListParagraph"/>
+        <w:numPr>
+          <w:ilvl w:val="0"/>
+          <w:numId w:val="5"/>
+        </w:numPr>
+        <w:rPr>
+          <w:lang w:val="en-GB"/>
+        </w:rPr>
+      </w:pPr>
+      <w:r>
+        <w:rPr>
+          <w:lang w:val="en-GB"/>
+        </w:rPr>
+        <w:t>Practical implementation</w:t>
+      </w:r>
+      <w:r>
+        <w:rPr>
+          <w:lang w:val="en-GB"/>
+        </w:rPr>
+        <w:t>.</w:t>
+      </w:r>
+      <w:r>
+        <w:rPr>
+          <w:lang w:val="en-GB"/>
+        </w:rPr>
+        <w:t xml:space="preserve"> </w:t>
+      </w:r>
+    </w:p>
+    <w:p>
+      <w:pPr>
+        <w:rPr>
+          <w:b/>
+          <w:bCs/>
+          <w:lang w:val="en-GB"/>
+        </w:rPr>
+      </w:pPr>
+      <w:r>
+        <w:rPr>
+          <w:b/>
+          <w:bCs/>
+          <w:lang w:val="en-GB"/>
+        </w:rPr>
+        <w:t xml:space="preserve">Is there </w:t>
+      </w:r>
+      <w:r>
+        <w:rPr>
+          <w:b/>
+          <w:bCs/>
+          <w:lang w:val="en-GB"/>
+        </w:rPr>
+        <w:t>one or more</w:t>
+      </w:r>
+      <w:r>
+        <w:rPr>
+          <w:b/>
+          <w:bCs/>
+          <w:lang w:val="en-GB"/>
+        </w:rPr>
+        <w:t xml:space="preserve"> criterion in our list you don’t think being relevant? </w:t>
+      </w:r>
+      <w:r>
+        <w:rPr>
+          <w:b/>
+          <w:bCs/>
+          <w:lang w:val="en-GB"/>
+        </w:rPr>
+        <w:t>Drop down list with checkbox</w:t>
+      </w:r>
+    </w:p>
+    <w:p>
+      <w:pPr>
+        <w:rPr>
+          <w:b/>
+          <w:bCs/>
+          <w:lang w:val="en-GB"/>
+        </w:rPr>
+      </w:pPr>
+      <w:r>
+        <w:rPr>
+          <w:b/>
+          <w:bCs/>
+          <w:lang w:val="en-GB"/>
+        </w:rPr>
+        <w:t>Is there</w:t>
+      </w:r>
+      <w:r>
+        <w:rPr>
+          <w:b/>
+          <w:bCs/>
+          <w:lang w:val="en-GB"/>
+        </w:rPr>
+        <w:t xml:space="preserve"> an important criterion for your building operations that was not included in our list</w:t>
+      </w:r>
+      <w:r>
+        <w:rPr>
+          <w:b/>
+          <w:bCs/>
+          <w:lang w:val="en-GB"/>
+        </w:rPr>
+        <w:t xml:space="preserve">? </w:t>
+      </w:r>
+      <w:r>
+        <w:rPr>
+          <w:b/>
+          <w:bCs/>
+          <w:lang w:val="en-GB"/>
+        </w:rPr>
+        <w:t>Note</w:t>
+      </w:r>
+      <w:r>
+        <w:rPr>
+          <w:b/>
+          <w:bCs/>
+          <w:lang w:val="en-GB"/>
+        </w:rPr>
+        <w:t xml:space="preserve"> it </w:t>
+      </w:r>
+      <w:r>
+        <w:rPr>
+          <w:b/>
+          <w:bCs/>
+          <w:lang w:val="en-GB"/>
+        </w:rPr>
+        <w:t>here _</w:t>
+      </w:r>
+      <w:r>
+        <w:rPr>
+          <w:b/>
+          <w:bCs/>
+          <w:lang w:val="en-GB"/>
+        </w:rPr>
+        <w:t>_______</w:t>
+      </w:r>
+    </w:p>
+    <w:p>
+      <w:pPr>
+        <w:rPr>
+          <w:lang w:val="en-GB"/>
+        </w:rPr>
+      </w:pPr>
+      <w:r>
+        <w:rPr>
+          <w:lang w:val="en-GB"/>
+        </w:rPr>
+        <w:t>If the user define a new criteria</w:t>
+      </w:r>
+      <w:r>
+        <w:rPr>
+          <w:lang w:val="en-GB"/>
+        </w:rPr>
+        <w:t xml:space="preserve"> or want to exclude one or more, </w:t>
+      </w:r>
+      <w:r>
+        <w:rPr>
+          <w:lang w:val="en-GB"/>
+        </w:rPr>
+        <w:t>adjust the next steps to correctly perform all the calculations.</w:t>
+      </w:r>
+    </w:p>
+    <w:p>
+      <w:pPr>
+        <w:pStyle w:val="Heading3"/>
+        <w:numPr>
+          <w:ilvl w:val="0"/>
+          <w:numId w:val="4"/>
+        </w:numPr>
+        <w:rPr>
+          <w:lang w:val="en-GB"/>
+        </w:rPr>
+      </w:pPr>
+      <w:r>
+        <w:rPr>
+          <w:lang w:val="en-GB"/>
+        </w:rPr>
+        <w:lastRenderedPageBreak/>
+        <w:t>Define level of</w:t>
+      </w:r>
+      <w:r>
+        <w:rPr>
+          <w:lang w:val="en-GB"/>
+        </w:rPr>
+        <w:t xml:space="preserve"> priorit</w:t>
+      </w:r>
+      <w:r>
+        <w:rPr>
+          <w:lang w:val="en-GB"/>
+        </w:rPr>
+        <w:t>y</w:t>
+      </w:r>
+    </w:p>
+    <w:p>
+      <w:pPr>
+        <w:rPr>
+          <w:noProof/>
+          <w:lang w:val="en-GB"/>
+        </w:rPr>
+      </w:pPr>
+      <w:r>
+        <w:rPr>
+          <w:lang w:val="en-GB"/>
+        </w:rPr>
+        <w:t xml:space="preserve">Implement a </w:t>
+      </w:r>
+      <w:r>
+        <w:rPr>
+          <w:noProof/>
+          <w:lang w:val="en-GB"/>
+        </w:rPr>
+        <w:t xml:space="preserve">tier-list system with blocks for each criteria (pre-defined and </w:t>
+      </w:r>
+      <w:r>
+        <w:rPr>
+          <w:noProof/>
+          <w:lang w:val="en-GB"/>
+        </w:rPr>
+        <w:t xml:space="preserve">user defined if any) </w:t>
+      </w:r>
+      <w:r>
+        <w:rPr>
+          <w:noProof/>
+          <w:lang w:val="en-GB"/>
+        </w:rPr>
+        <w:t>that the user can interact with</w:t>
+      </w:r>
+      <w:r>
+        <w:rPr>
+          <w:noProof/>
+          <w:lang w:val="en-GB"/>
+        </w:rPr>
+        <w:t>. The user must be able to move</w:t>
+      </w:r>
+      <w:r>
+        <w:rPr>
+          <w:noProof/>
+          <w:lang w:val="en-GB"/>
+        </w:rPr>
+        <w:t xml:space="preserve"> </w:t>
+      </w:r>
+      <w:r>
+        <w:rPr>
+          <w:noProof/>
+          <w:lang w:val="en-GB"/>
+        </w:rPr>
+        <w:t xml:space="preserve">criterion block </w:t>
+      </w:r>
+      <w:r>
+        <w:rPr>
+          <w:noProof/>
+          <w:lang w:val="en-GB"/>
+        </w:rPr>
+        <w:t>an place them in the priority level of their choice.</w:t>
+      </w:r>
+      <w:r>
+        <w:rPr>
+          <w:noProof/>
+          <w:lang w:val="en-GB"/>
+        </w:rPr>
+        <w:t xml:space="preserve"> </w:t>
+      </w:r>
+      <w:r>
+        <w:rPr>
+          <w:noProof/>
+        </w:rPr>
+        <w:t>Keep the tier sort as a lightweight, low-commitment first pass (drag-and-drop, no numbers shown) so it doesn't bias the subsequent numeric judgments</w:t>
+      </w:r>
+      <w:r>
+        <w:rPr>
+          <w:noProof/>
+          <w:lang w:val="en-GB"/>
+        </w:rPr>
+        <w:t xml:space="preserve">. </w:t>
+      </w:r>
+      <w:r>
+        <w:rPr>
+          <w:noProof/>
+          <w:lang w:val="en-GB"/>
+        </w:rPr>
+        <w:t>An example here:</w:t>
+      </w:r>
+      <w:r>
+        <w:rPr>
+          <w:noProof/>
+          <w:lang w:val="en-GB"/>
+        </w:rPr>
+        <w:t xml:space="preserve"> </w:t>
+      </w:r>
+      <w:r>
+        <w:rPr>
+          <w:noProof/>
+          <w:lang w:val="en-GB"/>
+        </w:rPr>
+        <w:drawing>
+          <wp:inline distT="0" distB="0" distL="0" distR="0" wp14:anchorId="4E187B4C" wp14:editId="5F174439">
+            <wp:extent cx="5486400" cy="3200400"/>
+            <wp:effectExtent l="0" t="38100" r="19050" b="57150"/>
+            <wp:docPr id="61036525" name="Diagram 3"/>
+            <wp:cNvGraphicFramePr/>
+            <a:graphic xmlns:a="http://schemas.openxmlformats.org/drawingml/2006/main">
+              <a:graphicData uri="http://schemas.openxmlformats.org/drawingml/2006/diagram">
+                <dgm:relIds xmlns:dgm="http://schemas.openxmlformats.org/drawingml/2006/diagram" xmlns:r="http://schemas.openxmlformats.org/officeDocument/2006/relationships" r:dm="rId5" r:lo="rId6" r:qs="rId7" r:cs="rId8"/>
+              </a:graphicData>
+            </a:graphic>
+          </wp:inline>
+        </w:drawing>
+      </w:r>
+    </w:p>
+    <w:p>
+      <w:pPr>
+        <w:rPr>
+          <w:noProof/>
+          <w:lang w:val="en-GB"/>
+        </w:rPr>
+      </w:pPr>
+      <w:r>
+        <w:rPr>
+          <w:noProof/>
+          <w:lang w:val="en-GB"/>
+        </w:rPr>
+        <w:t>The tier-list should help the user in filling the criteria matrix</w:t>
+      </w:r>
+      <w:r>
+        <w:rPr>
+          <w:noProof/>
+          <w:lang w:val="en-GB"/>
+        </w:rPr>
+        <w:t xml:space="preserve"> in a consistent way. </w:t>
+      </w:r>
+    </w:p>
+    <w:tbl>
+      <w:tblPr>
+        <w:tblW w:w="4679" w:type="pct"/>
+        <w:tblCellMar>
+          <w:top w:w="15" w:type="dxa"/>
+          <w:left w:w="15" w:type="dxa"/>
+          <w:bottom w:w="15" w:type="dxa"/>
+          <w:right w:w="15" w:type="dxa"/>
+        </w:tblCellMar>
+        <w:tblLook w:val="04A0" w:firstRow="1" w:lastRow="0" w:firstColumn="1" w:lastColumn="0" w:noHBand="0" w:noVBand="1"/>
+      </w:tblPr>
+      <w:tblGrid>
+        <w:gridCol w:w="1819"/>
+        <w:gridCol w:w="3677"/>
+        <w:gridCol w:w="2936"/>
+      </w:tblGrid>
+      <w:tr>
+        <w:trPr>
+          <w:trHeight w:val="357"/>
+          <w:tblHeader/>
+        </w:trPr>
+        <w:tc>
+          <w:tcPr>
+            <w:tcW w:w="0" w:type="auto"/>
+            <w:tcBorders>
+              <w:top w:val="single" w:sz="6" w:space="0" w:color="DDDDDD"/>
+              <w:left w:val="single" w:sz="6" w:space="0" w:color="DDDDDD"/>
+              <w:bottom w:val="single" w:sz="6" w:space="0" w:color="DDDDDD"/>
+              <w:right w:val="single" w:sz="6" w:space="0" w:color="DDDDDD"/>
+            </w:tcBorders>
+            <w:shd w:val="clear" w:color="auto" w:fill="F2F2F2"/>
+            <w:tcMar>
+              <w:top w:w="120" w:type="dxa"/>
+              <w:left w:w="120" w:type="dxa"/>
+              <w:bottom w:w="120" w:type="dxa"/>
+              <w:right w:w="120" w:type="dxa"/>
+            </w:tcMar>
+            <w:vAlign w:val="center"/>
+            <w:hideMark/>
+          </w:tcPr>
+          <w:p>
+            <w:pPr>
+              <w:rPr>
+                <w:b/>
+                <w:bCs/>
+                <w:noProof/>
+                <w:sz w:val="18"/>
+                <w:szCs w:val="18"/>
+              </w:rPr>
+            </w:pPr>
+            <w:r>
+              <w:rPr>
+                <w:b/>
+                <w:bCs/>
+                <w:noProof/>
+                <w:sz w:val="18"/>
+                <w:szCs w:val="18"/>
+              </w:rPr>
+              <w:t>Tier distance</w:t>
+            </w:r>
+          </w:p>
+        </w:tc>
+        <w:tc>
+          <w:tcPr>
+            <w:tcW w:w="0" w:type="auto"/>
+            <w:tcBorders>
+              <w:top w:val="single" w:sz="6" w:space="0" w:color="DDDDDD"/>
+              <w:left w:val="single" w:sz="6" w:space="0" w:color="DDDDDD"/>
+              <w:bottom w:val="single" w:sz="6" w:space="0" w:color="DDDDDD"/>
+              <w:right w:val="single" w:sz="6" w:space="0" w:color="DDDDDD"/>
+            </w:tcBorders>
+            <w:shd w:val="clear" w:color="auto" w:fill="F2F2F2"/>
+            <w:tcMar>
+              <w:top w:w="120" w:type="dxa"/>
+              <w:left w:w="120" w:type="dxa"/>
+              <w:bottom w:w="120" w:type="dxa"/>
+              <w:right w:w="120" w:type="dxa"/>
+            </w:tcMar>
+            <w:vAlign w:val="center"/>
+            <w:hideMark/>
+          </w:tcPr>
+          <w:p>
+            <w:pPr>
+              <w:rPr>
+                <w:b/>
+                <w:bCs/>
+                <w:noProof/>
+                <w:sz w:val="18"/>
+                <w:szCs w:val="18"/>
+                <w:lang w:val="en-GB"/>
+              </w:rPr>
+            </w:pPr>
+            <w:r>
+              <w:rPr>
+                <w:b/>
+                <w:bCs/>
+                <w:noProof/>
+                <w:sz w:val="18"/>
+                <w:szCs w:val="18"/>
+              </w:rPr>
+              <w:t>Recommended range</w:t>
+            </w:r>
+            <w:r>
+              <w:rPr>
+                <w:b/>
+                <w:bCs/>
+                <w:noProof/>
+                <w:sz w:val="18"/>
+                <w:szCs w:val="18"/>
+                <w:lang w:val="en-GB"/>
+              </w:rPr>
+              <w:t xml:space="preserve"> (integer or reciprocal </w:t>
+            </w:r>
+            <w:r>
+              <w:rPr>
+                <w:b/>
+                <w:bCs/>
+                <w:noProof/>
+                <w:sz w:val="18"/>
+                <w:szCs w:val="18"/>
+                <w:lang w:val="en-GB"/>
+              </w:rPr>
+              <w:t>fractions</w:t>
+            </w:r>
+            <w:r>
+              <w:rPr>
+                <w:b/>
+                <w:bCs/>
+                <w:noProof/>
+                <w:sz w:val="18"/>
+                <w:szCs w:val="18"/>
+                <w:lang w:val="en-GB"/>
+              </w:rPr>
+              <w:t>)</w:t>
+            </w:r>
+          </w:p>
+        </w:tc>
+        <w:tc>
+          <w:tcPr>
+            <w:tcW w:w="0" w:type="auto"/>
+            <w:tcBorders>
+              <w:top w:val="single" w:sz="6" w:space="0" w:color="DDDDDD"/>
+              <w:left w:val="single" w:sz="6" w:space="0" w:color="DDDDDD"/>
+              <w:bottom w:val="single" w:sz="6" w:space="0" w:color="DDDDDD"/>
+              <w:right w:val="single" w:sz="6" w:space="0" w:color="DDDDDD"/>
+            </w:tcBorders>
+            <w:shd w:val="clear" w:color="auto" w:fill="F2F2F2"/>
+            <w:tcMar>
+              <w:top w:w="120" w:type="dxa"/>
+              <w:left w:w="120" w:type="dxa"/>
+              <w:bottom w:w="120" w:type="dxa"/>
+              <w:right w:w="120" w:type="dxa"/>
+            </w:tcMar>
+            <w:vAlign w:val="center"/>
+            <w:hideMark/>
+          </w:tcPr>
+          <w:p>
+            <w:pPr>
+              <w:rPr>
+                <w:b/>
+                <w:bCs/>
+                <w:noProof/>
+                <w:sz w:val="18"/>
+                <w:szCs w:val="18"/>
+              </w:rPr>
+            </w:pPr>
+            <w:r>
+              <w:rPr>
+                <w:b/>
+                <w:bCs/>
+                <w:noProof/>
+                <w:sz w:val="18"/>
+                <w:szCs w:val="18"/>
+              </w:rPr>
+              <w:t>Rationale</w:t>
+            </w:r>
+          </w:p>
+        </w:tc>
+      </w:tr>
+      <w:tr>
+        <w:trPr>
+          <w:trHeight w:val="357"/>
+        </w:trPr>
+        <w:tc>
+          <w:tcPr>
+            <w:tcW w:w="0" w:type="auto"/>
+            <w:tcBorders>
+              <w:top w:val="single" w:sz="6" w:space="0" w:color="DDDDDD"/>
+              <w:left w:val="single" w:sz="6" w:space="0" w:color="DDDDDD"/>
+              <w:bottom w:val="single" w:sz="6" w:space="0" w:color="DDDDDD"/>
+              <w:right w:val="single" w:sz="6" w:space="0" w:color="DDDDDD"/>
+            </w:tcBorders>
+            <w:tcMar>
+              <w:top w:w="120" w:type="dxa"/>
+              <w:left w:w="120" w:type="dxa"/>
+              <w:bottom w:w="120" w:type="dxa"/>
+              <w:right w:w="120" w:type="dxa"/>
+            </w:tcMar>
+            <w:vAlign w:val="center"/>
+            <w:hideMark/>
+          </w:tcPr>
+          <w:p>
+            <w:pPr>
+              <w:rPr>
+                <w:noProof/>
+                <w:sz w:val="18"/>
+                <w:szCs w:val="18"/>
+              </w:rPr>
+            </w:pPr>
+            <w:r>
+              <w:rPr>
+                <w:noProof/>
+                <w:sz w:val="18"/>
+                <w:szCs w:val="18"/>
+              </w:rPr>
+              <w:t>Same tier (A-A, B-B, C-C)</w:t>
+            </w:r>
+          </w:p>
+        </w:tc>
+        <w:tc>
+          <w:tcPr>
+            <w:tcW w:w="0" w:type="auto"/>
+            <w:tcBorders>
+              <w:top w:val="single" w:sz="6" w:space="0" w:color="DDDDDD"/>
+              <w:left w:val="single" w:sz="6" w:space="0" w:color="DDDDDD"/>
+              <w:bottom w:val="single" w:sz="6" w:space="0" w:color="DDDDDD"/>
+              <w:right w:val="single" w:sz="6" w:space="0" w:color="DDDDDD"/>
+            </w:tcBorders>
+            <w:tcMar>
+              <w:top w:w="120" w:type="dxa"/>
+              <w:left w:w="120" w:type="dxa"/>
+              <w:bottom w:w="120" w:type="dxa"/>
+              <w:right w:w="120" w:type="dxa"/>
+            </w:tcMar>
+            <w:vAlign w:val="center"/>
+            <w:hideMark/>
+          </w:tcPr>
+          <w:p>
+            <w:pPr>
+              <w:rPr>
+                <w:noProof/>
+                <w:sz w:val="18"/>
+                <w:szCs w:val="18"/>
+              </w:rPr>
+            </w:pPr>
+            <w:r>
+              <w:rPr>
+                <w:noProof/>
+                <w:sz w:val="18"/>
+                <w:szCs w:val="18"/>
+              </w:rPr>
+              <w:t>1–3</w:t>
+            </w:r>
+          </w:p>
+        </w:tc>
+        <w:tc>
+          <w:tcPr>
+            <w:tcW w:w="0" w:type="auto"/>
+            <w:tcBorders>
+              <w:top w:val="single" w:sz="6" w:space="0" w:color="DDDDDD"/>
+              <w:left w:val="single" w:sz="6" w:space="0" w:color="DDDDDD"/>
+              <w:bottom w:val="single" w:sz="6" w:space="0" w:color="DDDDDD"/>
+              <w:right w:val="single" w:sz="6" w:space="0" w:color="DDDDDD"/>
+            </w:tcBorders>
+            <w:tcMar>
+              <w:top w:w="120" w:type="dxa"/>
+              <w:left w:w="120" w:type="dxa"/>
+              <w:bottom w:w="120" w:type="dxa"/>
+              <w:right w:w="120" w:type="dxa"/>
+            </w:tcMar>
+            <w:vAlign w:val="center"/>
+            <w:hideMark/>
+          </w:tcPr>
+          <w:p>
+            <w:pPr>
+              <w:rPr>
+                <w:noProof/>
+                <w:sz w:val="18"/>
+                <w:szCs w:val="18"/>
+              </w:rPr>
+            </w:pPr>
+            <w:r>
+              <w:rPr>
+                <w:noProof/>
+                <w:sz w:val="18"/>
+                <w:szCs w:val="18"/>
+              </w:rPr>
+              <w:t>Criteria are close but not necessarily equal</w:t>
+            </w:r>
+          </w:p>
+        </w:tc>
+      </w:tr>
+      <w:tr>
+        <w:trPr>
+          <w:trHeight w:val="357"/>
+        </w:trPr>
+        <w:tc>
+          <w:tcPr>
+            <w:tcW w:w="0" w:type="auto"/>
+            <w:tcBorders>
+              <w:top w:val="single" w:sz="6" w:space="0" w:color="DDDDDD"/>
+              <w:left w:val="single" w:sz="6" w:space="0" w:color="DDDDDD"/>
+              <w:bottom w:val="single" w:sz="6" w:space="0" w:color="DDDDDD"/>
+              <w:right w:val="single" w:sz="6" w:space="0" w:color="DDDDDD"/>
+            </w:tcBorders>
+            <w:tcMar>
+              <w:top w:w="120" w:type="dxa"/>
+              <w:left w:w="120" w:type="dxa"/>
+              <w:bottom w:w="120" w:type="dxa"/>
+              <w:right w:w="120" w:type="dxa"/>
+            </w:tcMar>
+            <w:vAlign w:val="center"/>
+            <w:hideMark/>
+          </w:tcPr>
+          <w:p>
+            <w:pPr>
+              <w:rPr>
+                <w:noProof/>
+                <w:sz w:val="18"/>
+                <w:szCs w:val="18"/>
+              </w:rPr>
+            </w:pPr>
+            <w:r>
+              <w:rPr>
+                <w:noProof/>
+                <w:sz w:val="18"/>
+                <w:szCs w:val="18"/>
+              </w:rPr>
+              <w:t>Adjacent tiers (A-B, B-C)</w:t>
+            </w:r>
+          </w:p>
+        </w:tc>
+        <w:tc>
+          <w:tcPr>
+            <w:tcW w:w="0" w:type="auto"/>
+            <w:tcBorders>
+              <w:top w:val="single" w:sz="6" w:space="0" w:color="DDDDDD"/>
+              <w:left w:val="single" w:sz="6" w:space="0" w:color="DDDDDD"/>
+              <w:bottom w:val="single" w:sz="6" w:space="0" w:color="DDDDDD"/>
+              <w:right w:val="single" w:sz="6" w:space="0" w:color="DDDDDD"/>
+            </w:tcBorders>
+            <w:tcMar>
+              <w:top w:w="120" w:type="dxa"/>
+              <w:left w:w="120" w:type="dxa"/>
+              <w:bottom w:w="120" w:type="dxa"/>
+              <w:right w:w="120" w:type="dxa"/>
+            </w:tcMar>
+            <w:vAlign w:val="center"/>
+            <w:hideMark/>
+          </w:tcPr>
+          <w:p>
+            <w:pPr>
+              <w:rPr>
+                <w:noProof/>
+                <w:sz w:val="18"/>
+                <w:szCs w:val="18"/>
+              </w:rPr>
+            </w:pPr>
+            <w:r>
+              <w:rPr>
+                <w:noProof/>
+                <w:sz w:val="18"/>
+                <w:szCs w:val="18"/>
+              </w:rPr>
+              <w:t>3–5</w:t>
+            </w:r>
+          </w:p>
+        </w:tc>
+        <w:tc>
+          <w:tcPr>
+            <w:tcW w:w="0" w:type="auto"/>
+            <w:tcBorders>
+              <w:top w:val="single" w:sz="6" w:space="0" w:color="DDDDDD"/>
+              <w:left w:val="single" w:sz="6" w:space="0" w:color="DDDDDD"/>
+              <w:bottom w:val="single" w:sz="6" w:space="0" w:color="DDDDDD"/>
+              <w:right w:val="single" w:sz="6" w:space="0" w:color="DDDDDD"/>
+            </w:tcBorders>
+            <w:tcMar>
+              <w:top w:w="120" w:type="dxa"/>
+              <w:left w:w="120" w:type="dxa"/>
+              <w:bottom w:w="120" w:type="dxa"/>
+              <w:right w:w="120" w:type="dxa"/>
+            </w:tcMar>
+            <w:vAlign w:val="center"/>
+            <w:hideMark/>
+          </w:tcPr>
+          <w:p>
+            <w:pPr>
+              <w:rPr>
+                <w:noProof/>
+                <w:sz w:val="18"/>
+                <w:szCs w:val="18"/>
+              </w:rPr>
+            </w:pPr>
+            <w:r>
+              <w:rPr>
+                <w:noProof/>
+                <w:sz w:val="18"/>
+                <w:szCs w:val="18"/>
+              </w:rPr>
+              <w:t>Weak-to-moderate dominance</w:t>
+            </w:r>
+          </w:p>
+        </w:tc>
+      </w:tr>
+      <w:tr>
+        <w:trPr>
+          <w:trHeight w:val="351"/>
+        </w:trPr>
+        <w:tc>
+          <w:tcPr>
+            <w:tcW w:w="0" w:type="auto"/>
+            <w:tcBorders>
+              <w:top w:val="single" w:sz="6" w:space="0" w:color="DDDDDD"/>
+              <w:left w:val="single" w:sz="6" w:space="0" w:color="DDDDDD"/>
+              <w:bottom w:val="single" w:sz="6" w:space="0" w:color="DDDDDD"/>
+              <w:right w:val="single" w:sz="6" w:space="0" w:color="DDDDDD"/>
+            </w:tcBorders>
+            <w:tcMar>
+              <w:top w:w="120" w:type="dxa"/>
+              <w:left w:w="120" w:type="dxa"/>
+              <w:bottom w:w="120" w:type="dxa"/>
+              <w:right w:w="120" w:type="dxa"/>
+            </w:tcMar>
+            <w:vAlign w:val="center"/>
+            <w:hideMark/>
+          </w:tcPr>
+          <w:p>
+            <w:pPr>
+              <w:rPr>
+                <w:noProof/>
+                <w:sz w:val="18"/>
+                <w:szCs w:val="18"/>
+              </w:rPr>
+            </w:pPr>
+            <w:r>
+              <w:rPr>
+                <w:noProof/>
+                <w:sz w:val="18"/>
+                <w:szCs w:val="18"/>
+              </w:rPr>
+              <w:t>Extreme tiers (A-C)</w:t>
+            </w:r>
+          </w:p>
+        </w:tc>
+        <w:tc>
+          <w:tcPr>
+            <w:tcW w:w="0" w:type="auto"/>
+            <w:tcBorders>
+              <w:top w:val="single" w:sz="6" w:space="0" w:color="DDDDDD"/>
+              <w:left w:val="single" w:sz="6" w:space="0" w:color="DDDDDD"/>
+              <w:bottom w:val="single" w:sz="6" w:space="0" w:color="DDDDDD"/>
+              <w:right w:val="single" w:sz="6" w:space="0" w:color="DDDDDD"/>
+            </w:tcBorders>
+            <w:tcMar>
+              <w:top w:w="120" w:type="dxa"/>
+              <w:left w:w="120" w:type="dxa"/>
+              <w:bottom w:w="120" w:type="dxa"/>
+              <w:right w:w="120" w:type="dxa"/>
+            </w:tcMar>
+            <w:vAlign w:val="center"/>
+            <w:hideMark/>
+          </w:tcPr>
+          <w:p>
+            <w:pPr>
+              <w:rPr>
+                <w:noProof/>
+                <w:sz w:val="18"/>
+                <w:szCs w:val="18"/>
+              </w:rPr>
+            </w:pPr>
+            <w:r>
+              <w:rPr>
+                <w:noProof/>
+                <w:sz w:val="18"/>
+                <w:szCs w:val="18"/>
+              </w:rPr>
+              <w:t>7–9</w:t>
+            </w:r>
+          </w:p>
+        </w:tc>
+        <w:tc>
+          <w:tcPr>
+            <w:tcW w:w="0" w:type="auto"/>
+            <w:tcBorders>
+              <w:top w:val="single" w:sz="6" w:space="0" w:color="DDDDDD"/>
+              <w:left w:val="single" w:sz="6" w:space="0" w:color="DDDDDD"/>
+              <w:bottom w:val="single" w:sz="6" w:space="0" w:color="DDDDDD"/>
+              <w:right w:val="single" w:sz="6" w:space="0" w:color="DDDDDD"/>
+            </w:tcBorders>
+            <w:tcMar>
+              <w:top w:w="120" w:type="dxa"/>
+              <w:left w:w="120" w:type="dxa"/>
+              <w:bottom w:w="120" w:type="dxa"/>
+              <w:right w:w="120" w:type="dxa"/>
+            </w:tcMar>
+            <w:vAlign w:val="center"/>
+            <w:hideMark/>
+          </w:tcPr>
+          <w:p>
+            <w:pPr>
+              <w:rPr>
+                <w:noProof/>
+                <w:sz w:val="18"/>
+                <w:szCs w:val="18"/>
+              </w:rPr>
+            </w:pPr>
+            <w:r>
+              <w:rPr>
+                <w:noProof/>
+                <w:sz w:val="18"/>
+                <w:szCs w:val="18"/>
+              </w:rPr>
+              <w:t>Demonstrated-to-extreme dominance</w:t>
+            </w:r>
+          </w:p>
+        </w:tc>
+      </w:tr>
+    </w:tbl>
+    <w:p>
+      <w:pPr>
+        <w:rPr>
+          <w:noProof/>
+          <w:lang w:val="en-GB"/>
+        </w:rPr>
+      </w:pPr>
+    </w:p>
+    <w:p>
+      <w:pPr>
+        <w:pStyle w:val="Heading3"/>
+        <w:numPr>
+          <w:ilvl w:val="0"/>
+          <w:numId w:val="4"/>
+        </w:numPr>
+        <w:rPr>
+          <w:lang w:val="en-GB"/>
+        </w:rPr>
+      </w:pPr>
+      <w:r>
+        <w:rPr>
+          <w:lang w:val="en-GB"/>
+        </w:rPr>
+        <w:t>Pairwise comparison</w:t>
+      </w:r>
+    </w:p>
+    <w:p>
+      <w:pPr>
+        <w:rPr>
+          <w:lang w:val="en-GB"/>
+        </w:rPr>
+      </w:pPr>
+      <w:r>
+        <w:rPr>
+          <w:lang w:val="en-GB"/>
+        </w:rPr>
+        <w:t>For each pair of criteria</w:t>
+      </w:r>
+      <w:r>
+        <w:rPr>
+          <w:lang w:val="en-GB"/>
+        </w:rPr>
+        <w:t xml:space="preserve"> A-B</w:t>
+      </w:r>
+      <w:r>
+        <w:rPr>
+          <w:lang w:val="en-GB"/>
+        </w:rPr>
+        <w:t xml:space="preserve">, </w:t>
+      </w:r>
+      <w:r>
+        <w:rPr>
+          <w:lang w:val="en-GB"/>
+        </w:rPr>
+        <w:t>we ask you to</w:t>
+      </w:r>
+      <w:r>
+        <w:rPr>
+          <w:lang w:val="en-GB"/>
+        </w:rPr>
+        <w:t xml:space="preserve"> </w:t>
+      </w:r>
+      <w:r>
+        <w:rPr>
+          <w:lang w:val="en-GB"/>
+        </w:rPr>
+        <w:t xml:space="preserve">grade </w:t>
+      </w:r>
+      <w:r>
+        <w:rPr>
+          <w:lang w:val="en-GB"/>
+        </w:rPr>
+        <w:t>the relative “priority”</w:t>
+      </w:r>
+      <w:r>
+        <w:rPr>
+          <w:lang w:val="en-GB"/>
+        </w:rPr>
+        <w:t xml:space="preserve"> </w:t>
+      </w:r>
+      <w:r>
+        <w:rPr>
+          <w:lang w:val="en-GB"/>
+        </w:rPr>
+        <w:t>by assigning a weight between 1 (equal importance) and 9 (extreme importance)</w:t>
+      </w:r>
+      <w:r>
+        <w:rPr>
+          <w:lang w:val="en-GB"/>
+        </w:rPr>
+        <w:t xml:space="preserve">. </w:t>
+      </w:r>
+      <w:r>
+        <w:rPr>
+          <w:lang w:val="en-GB"/>
+        </w:rPr>
+        <w:br/>
+      </w:r>
+      <w:r>
+        <w:rPr>
+          <w:noProof/>
+          <w:lang w:val="en-GB"/>
+        </w:rPr>
+        <w:t>Based on s</w:t>
+      </w:r>
+      <w:r>
+        <w:rPr>
+          <w:noProof/>
+        </w:rPr>
+        <w:t xml:space="preserve">takeholders priority tiers (A = top, B = mid, C = low), the tool guides pairwise </w:t>
+      </w:r>
+      <w:r>
+        <w:rPr>
+          <w:noProof/>
+        </w:rPr>
+        <w:lastRenderedPageBreak/>
+        <w:t xml:space="preserve">scoring using tier-distance-based recommended ranges, and progressively infers remaining </w:t>
+      </w:r>
+      <w:r>
+        <w:rPr>
+          <w:noProof/>
+          <w:lang w:val="en-GB"/>
+        </w:rPr>
+        <w:t>scores</w:t>
+      </w:r>
+      <w:r>
+        <w:rPr>
+          <w:noProof/>
+        </w:rPr>
+        <w:t xml:space="preserve"> as the matrix fills in.</w:t>
+      </w:r>
+      <w:r>
+        <w:t xml:space="preserve"> </w:t>
+      </w:r>
+      <w:r>
+        <w:rPr>
+          <w:noProof/>
+        </w:rPr>
+        <w:t xml:space="preserve">Surface this as a non-binding suggestion ("Based on your answers so far, this </w:t>
+      </w:r>
+      <w:r>
+        <w:rPr>
+          <w:noProof/>
+          <w:lang w:val="en-GB"/>
+        </w:rPr>
+        <w:t>comparison</w:t>
+      </w:r>
+      <w:r>
+        <w:rPr>
+          <w:noProof/>
+        </w:rPr>
+        <w:t xml:space="preserve"> </w:t>
+      </w:r>
+      <w:r>
+        <w:rPr>
+          <w:noProof/>
+          <w:lang w:val="en-GB"/>
+        </w:rPr>
+        <w:t xml:space="preserve">looks like it should be ranked in the ranged X-Y to preserve </w:t>
+      </w:r>
+      <w:r>
+        <w:rPr>
+          <w:noProof/>
+          <w:lang w:val="en-GB"/>
+        </w:rPr>
+        <w:t>transitive chains (judgment consistency)</w:t>
+      </w:r>
+      <w:r>
+        <w:rPr>
+          <w:noProof/>
+        </w:rPr>
+        <w:t>") rather than auto-moving it, preserving user control over the final placement.</w:t>
+      </w:r>
+    </w:p>
+    <w:p>
+      <w:pPr>
+        <w:rPr>
+          <w:lang w:val="en-GB"/>
+        </w:rPr>
+      </w:pPr>
+      <w:r>
+        <w:rPr>
+          <w:lang w:val="en-GB"/>
+        </w:rPr>
+        <w:t xml:space="preserve">Prompt a series of question </w:t>
+      </w:r>
+      <w:r>
+        <w:rPr>
+          <w:lang w:val="en-GB"/>
+        </w:rPr>
+        <w:t>for</w:t>
+      </w:r>
+      <w:r>
+        <w:t xml:space="preserve"> </w:t>
+      </w:r>
+      <w:r>
+        <w:rPr>
+          <w:lang w:val="en-GB"/>
+        </w:rPr>
+        <w:t>n(n-1)/</w:t>
+      </w:r>
+      <w:r>
+        <w:rPr>
+          <w:lang w:val="en-GB"/>
+        </w:rPr>
+        <w:t xml:space="preserve">4 </w:t>
+      </w:r>
+      <w:r>
+        <w:rPr>
+          <w:lang w:val="en-GB"/>
+        </w:rPr>
+        <w:t xml:space="preserve">comparison on a </w:t>
+      </w:r>
+      <w:r>
+        <w:t>spanning-tree-first pattern</w:t>
+      </w:r>
+      <w:r>
+        <w:rPr>
+          <w:lang w:val="en-GB"/>
+        </w:rPr>
+        <w:t xml:space="preserve">, where </w:t>
+      </w:r>
+      <w:r>
+        <w:t>have every criterion compared at least once against a common reference criterion</w:t>
+      </w:r>
+      <w:r>
+        <w:rPr>
+          <w:lang w:val="en-GB"/>
+        </w:rPr>
+        <w:t xml:space="preserve">. </w:t>
+      </w:r>
+    </w:p>
+    <w:p>
+      <w:pPr>
+        <w:rPr>
+          <w:lang w:val="en-GB"/>
+        </w:rPr>
+      </w:pPr>
+      <w:r>
+        <w:rPr>
+          <w:lang w:val="en-GB"/>
+        </w:rPr>
+        <w:t xml:space="preserve">e.g. question: </w:t>
+      </w:r>
+      <w:r>
+        <w:rPr>
+          <w:b/>
+          <w:bCs/>
+          <w:lang w:val="en-GB"/>
+        </w:rPr>
+        <w:t>Do you find criterion A more important than criterion B?</w:t>
+      </w:r>
+      <w:r>
+        <w:rPr>
+          <w:b/>
+          <w:bCs/>
+          <w:lang w:val="en-GB"/>
+        </w:rPr>
+        <w:t xml:space="preserve"> </w:t>
+      </w:r>
+      <w:r>
+        <w:rPr>
+          <w:lang w:val="en-GB"/>
+        </w:rPr>
+        <w:t>(suggested range: based on tier distance of criteria A and B)</w:t>
+      </w:r>
+    </w:p>
+    <w:p>
+      <w:pPr>
+        <w:rPr>
+          <w:b/>
+          <w:bCs/>
+          <w:lang w:val="en-GB"/>
+        </w:rPr>
+      </w:pPr>
+      <w:r>
+        <w:rPr>
+          <w:b/>
+          <w:bCs/>
+          <w:lang w:val="en-GB"/>
+        </w:rPr>
+        <w:tab/>
+      </w:r>
+      <w:r>
+        <w:rPr>
+          <w:lang w:val="en-GB"/>
+        </w:rPr>
+        <w:t xml:space="preserve">Yes) </w:t>
+      </w:r>
+      <w:r>
+        <w:rPr>
+          <w:lang w:val="en-GB"/>
+        </w:rPr>
+        <w:t>How important is criterion A relative to criterion B?</w:t>
       </w:r>
       <w:r>
         <w:rPr>
@@ -684,25 +1736,13 @@
         <w:rPr>
           <w:lang w:val="en-GB"/>
         </w:rPr>
-        <w:t>A</w:t>
-      </w:r>
-      <w:r>
-        <w:rPr>
-          <w:lang w:val="en-GB"/>
-        </w:rPr>
-        <w:t>) - Social</w:t>
-      </w:r>
-      <w:r>
-        <w:rPr>
-          <w:lang w:val="en-GB"/>
-        </w:rPr>
-        <w:t xml:space="preserve"> impact</w:t>
-      </w:r>
-      <w:r>
-        <w:rPr>
-          <w:lang w:val="en-GB"/>
-        </w:rPr>
-        <w:t xml:space="preserve"> (B). </w:t>
+        <w:t xml:space="preserve">suggested </w:t>
+      </w:r>
+      <w:r>
+        <w:rPr>
+          <w:lang w:val="en-GB"/>
+        </w:rPr>
+        <w:t>scale)</w:t>
       </w:r>
     </w:p>
     <w:p>
@@ -716,13 +1756,61 @@
         <w:rPr>
           <w:lang w:val="en-GB"/>
         </w:rPr>
-        <w:t>Case</w:t>
-      </w:r>
-      <w:r>
-        <w:rPr>
-          <w:lang w:val="en-GB"/>
-        </w:rPr>
-        <w:t xml:space="preserve"> 1): A is more important than B. Assign grade from 1 to 9, e.g. 7.</w:t>
+        <w:t>N</w:t>
+      </w:r>
+      <w:r>
+        <w:rPr>
+          <w:lang w:val="en-GB"/>
+        </w:rPr>
+        <w:t>o</w:t>
+      </w:r>
+      <w:r>
+        <w:rPr>
+          <w:lang w:val="en-GB"/>
+        </w:rPr>
+        <w:t>)</w:t>
+      </w:r>
+      <w:r>
+        <w:rPr>
+          <w:lang w:val="en-GB"/>
+        </w:rPr>
+        <w:t xml:space="preserve"> </w:t>
+      </w:r>
+      <w:r>
+        <w:rPr>
+          <w:lang w:val="en-GB"/>
+        </w:rPr>
+        <w:t>How important is criterion A relative to criterion B?</w:t>
+      </w:r>
+      <w:r>
+        <w:rPr>
+          <w:lang w:val="en-GB"/>
+        </w:rPr>
+        <w:t xml:space="preserve"> (</w:t>
+      </w:r>
+      <w:r>
+        <w:rPr>
+          <w:lang w:val="en-GB"/>
+        </w:rPr>
+        <w:t xml:space="preserve">suggested </w:t>
+      </w:r>
+      <w:r>
+        <w:rPr>
+          <w:lang w:val="en-GB"/>
+        </w:rPr>
+        <w:t xml:space="preserve">scale -&gt; </w:t>
+      </w:r>
+      <w:r>
+        <w:rPr>
+          <w:lang w:val="en-GB"/>
+        </w:rPr>
+        <w:t>the tool will compute it as its reciprocal</w:t>
+      </w:r>
+      <w:r>
+        <w:rPr>
+          <w:lang w:val="en-GB"/>
+        </w:rPr>
+        <w:t>)</w:t>
       </w:r>
     </w:p>
     <w:p>
@@ -736,108 +1824,41 @@
         <w:rPr>
           <w:lang w:val="en-GB"/>
         </w:rPr>
-        <w:t>Case</w:t>
-      </w:r>
-      <w:r>
-        <w:rPr>
-          <w:lang w:val="en-GB"/>
-        </w:rPr>
-        <w:t xml:space="preserve"> </w:t>
-      </w:r>
-      <w:r>
-        <w:rPr>
-          <w:lang w:val="en-GB"/>
-        </w:rPr>
-        <w:t>2</w:t>
-      </w:r>
-      <w:r>
-        <w:rPr>
-          <w:lang w:val="en-GB"/>
-        </w:rPr>
-        <w:t xml:space="preserve">): A is </w:t>
-      </w:r>
-      <w:r>
-        <w:rPr>
-          <w:lang w:val="en-GB"/>
-        </w:rPr>
-        <w:t>less</w:t>
-      </w:r>
-      <w:r>
-        <w:rPr>
-          <w:lang w:val="en-GB"/>
-        </w:rPr>
-        <w:t xml:space="preserve"> important th</w:t>
-      </w:r>
-      <w:r>
-        <w:rPr>
-          <w:lang w:val="en-GB"/>
-        </w:rPr>
-        <w:t>an</w:t>
-      </w:r>
-      <w:r>
-        <w:rPr>
-          <w:lang w:val="en-GB"/>
-        </w:rPr>
-        <w:t xml:space="preserve"> B. Assign </w:t>
-      </w:r>
-      <w:r>
-        <w:rPr>
-          <w:lang w:val="en-GB"/>
-        </w:rPr>
-        <w:t>the reciprocal</w:t>
-      </w:r>
-      <w:r>
-        <w:rPr>
-          <w:lang w:val="en-GB"/>
-        </w:rPr>
-        <w:t xml:space="preserve"> grade from 1</w:t>
-      </w:r>
-      <w:r>
-        <w:rPr>
-          <w:lang w:val="en-GB"/>
-        </w:rPr>
-        <w:t>/9 to 1/1</w:t>
-      </w:r>
-      <w:r>
-        <w:rPr>
-          <w:lang w:val="en-GB"/>
-        </w:rPr>
-        <w:t xml:space="preserve">, e.g. </w:t>
-      </w:r>
-      <w:r>
-        <w:rPr>
-          <w:lang w:val="en-GB"/>
-        </w:rPr>
-        <w:t>1/</w:t>
-      </w:r>
-      <w:r>
-        <w:rPr>
-          <w:lang w:val="en-GB"/>
-        </w:rPr>
-        <w:t>7.</w:t>
+        <w:t>Equal importance) Automatically assign grade 1</w:t>
       </w:r>
     </w:p>
     <w:p>
       <w:pPr>
+        <w:pStyle w:val="Heading3"/>
+        <w:numPr>
+          <w:ilvl w:val="0"/>
+          <w:numId w:val="4"/>
+        </w:numPr>
+        <w:tabs>
+          <w:tab w:val="num" w:pos="360"/>
+        </w:tabs>
+        <w:ind w:left="360"/>
         <w:rPr>
           <w:lang w:val="en-GB"/>
         </w:rPr>
       </w:pPr>
       <w:r>
         <w:rPr>
-          <w:b/>
-          <w:bCs/>
-          <w:lang w:val="en-GB"/>
-        </w:rPr>
-        <w:t>How important is criterion A relative to criterion B?</w:t>
-      </w:r>
-      <w:r>
-        <w:rPr>
-          <w:b/>
-          <w:bCs/>
-          <w:lang w:val="en-GB"/>
-        </w:rPr>
-        <w:t xml:space="preserve"> </w:t>
+          <w:lang w:val="en-GB"/>
+        </w:rPr>
+        <w:t xml:space="preserve">Review responses </w:t>
+      </w:r>
+      <w:r>
+        <w:rPr>
+          <w:lang w:val="en-GB"/>
+        </w:rPr>
+        <w:t>and check</w:t>
+      </w:r>
+      <w:r>
+        <w:rPr>
+          <w:lang w:val="en-GB"/>
+        </w:rPr>
+        <w:t xml:space="preserve"> consistency ratio</w:t>
       </w:r>
     </w:p>
     <w:p>
@@ -846,6 +1867,45 @@
           <w:lang w:val="en-GB"/>
         </w:rPr>
       </w:pPr>
+      <w:r>
+        <w:rPr>
+          <w:lang w:val="en-GB"/>
+        </w:rPr>
+        <w:t>Compute the remaining comparison for the m</w:t>
+      </w:r>
+      <w:r>
+        <w:t>issing pairs via geometric mean propagation through the known chains (the same logarithmic least-squares approach used for incomplete AHP matrices)</w:t>
+      </w:r>
+      <w:r>
+        <w:rPr>
+          <w:lang w:val="en-GB"/>
+        </w:rPr>
+        <w:t xml:space="preserve">. </w:t>
+      </w:r>
+      <w:r>
+        <w:rPr>
+          <w:lang w:val="en-GB"/>
+        </w:rPr>
+        <w:t>Display the matrix filled with user-defined scores (</w:t>
+      </w:r>
+      <w:r>
+        <w:rPr>
+          <w:lang w:val="en-GB"/>
+        </w:rPr>
+        <w:t>in green) and estimated values (</w:t>
+      </w:r>
+      <w:r>
+        <w:rPr>
+          <w:lang w:val="en-GB"/>
+        </w:rPr>
+        <w:t xml:space="preserve">in </w:t>
+      </w:r>
+      <w:r>
+        <w:rPr>
+          <w:lang w:val="en-GB"/>
+        </w:rPr>
+        <w:t>yellow).</w:t>
+      </w:r>
     </w:p>
     <w:tbl>
       <w:tblPr>
@@ -897,7 +1957,6 @@
                 <w:kern w:val="0"/>
                 <w:sz w:val="22"/>
                 <w:szCs w:val="22"/>
-                <w:lang/>
                 <w14:ligatures w14:val="none"/>
               </w:rPr>
             </w:pPr>
@@ -910,10 +1969,8 @@
                 <w:kern w:val="0"/>
                 <w:sz w:val="22"/>
                 <w:szCs w:val="22"/>
-                <w:lang/>
-                <w14:ligatures w14:val="none"/>
-              </w:rPr>
-              <w:lastRenderedPageBreak/>
+                <w14:ligatures w14:val="none"/>
+              </w:rPr>
               <w:t> </w:t>
             </w:r>
           </w:p>
@@ -938,7 +1995,6 @@
                 <w:kern w:val="0"/>
                 <w:sz w:val="22"/>
                 <w:szCs w:val="22"/>
-                <w:lang/>
                 <w14:ligatures w14:val="none"/>
               </w:rPr>
             </w:pPr>
@@ -951,7 +2007,6 @@
                 <w:kern w:val="0"/>
                 <w:sz w:val="22"/>
                 <w:szCs w:val="22"/>
-                <w:lang/>
                 <w14:ligatures w14:val="none"/>
               </w:rPr>
               <w:t>Energy performance</w:t>
@@ -978,7 +2033,6 @@
                 <w:kern w:val="0"/>
                 <w:sz w:val="22"/>
                 <w:szCs w:val="22"/>
-                <w:lang/>
                 <w14:ligatures w14:val="none"/>
               </w:rPr>
             </w:pPr>
@@ -991,7 +2045,6 @@
                 <w:kern w:val="0"/>
                 <w:sz w:val="22"/>
                 <w:szCs w:val="22"/>
-                <w:lang/>
                 <w14:ligatures w14:val="none"/>
               </w:rPr>
               <w:t>Water use</w:t>
@@ -1018,7 +2071,6 @@
                 <w:kern w:val="0"/>
                 <w:sz w:val="22"/>
                 <w:szCs w:val="22"/>
-                <w:lang/>
                 <w14:ligatures w14:val="none"/>
               </w:rPr>
             </w:pPr>
@@ -1031,7 +2083,6 @@
                 <w:kern w:val="0"/>
                 <w:sz w:val="22"/>
                 <w:szCs w:val="22"/>
-                <w:lang/>
                 <w14:ligatures w14:val="none"/>
               </w:rPr>
               <w:t>Climate impact</w:t>
@@ -1058,7 +2109,6 @@
                 <w:kern w:val="0"/>
                 <w:sz w:val="22"/>
                 <w:szCs w:val="22"/>
-                <w:lang/>
                 <w14:ligatures w14:val="none"/>
               </w:rPr>
             </w:pPr>
@@ -1071,7 +2121,6 @@
                 <w:kern w:val="0"/>
                 <w:sz w:val="22"/>
                 <w:szCs w:val="22"/>
-                <w:lang/>
                 <w14:ligatures w14:val="none"/>
               </w:rPr>
               <w:t>Economic performance</w:t>
@@ -1099,7 +2148,6 @@
                 <w:kern w:val="0"/>
                 <w:sz w:val="22"/>
                 <w:szCs w:val="22"/>
-                <w:lang/>
                 <w14:ligatures w14:val="none"/>
               </w:rPr>
             </w:pPr>
@@ -1112,7 +2160,6 @@
                 <w:kern w:val="0"/>
                 <w:sz w:val="22"/>
                 <w:szCs w:val="22"/>
-                <w:lang/>
                 <w14:ligatures w14:val="none"/>
               </w:rPr>
               <w:t>IEQ</w:t>
@@ -1139,7 +2186,6 @@
                 <w:kern w:val="0"/>
                 <w:sz w:val="22"/>
                 <w:szCs w:val="22"/>
-                <w:lang/>
                 <w14:ligatures w14:val="none"/>
               </w:rPr>
             </w:pPr>
@@ -1152,7 +2198,6 @@
                 <w:kern w:val="0"/>
                 <w:sz w:val="22"/>
                 <w:szCs w:val="22"/>
-                <w:lang/>
                 <w14:ligatures w14:val="none"/>
               </w:rPr>
               <w:t xml:space="preserve">Energy system integration </w:t>
@@ -1179,7 +2224,6 @@
                 <w:kern w:val="0"/>
                 <w:sz w:val="22"/>
                 <w:szCs w:val="22"/>
-                <w:lang/>
                 <w14:ligatures w14:val="none"/>
               </w:rPr>
             </w:pPr>
@@ -1192,7 +2236,6 @@
                 <w:kern w:val="0"/>
                 <w:sz w:val="22"/>
                 <w:szCs w:val="22"/>
-                <w:lang/>
                 <w14:ligatures w14:val="none"/>
               </w:rPr>
               <w:t>Technical feasibility</w:t>
@@ -1219,7 +2262,6 @@
                 <w:kern w:val="0"/>
                 <w:sz w:val="22"/>
                 <w:szCs w:val="22"/>
-                <w:lang/>
                 <w14:ligatures w14:val="none"/>
               </w:rPr>
             </w:pPr>
@@ -1232,7 +2274,6 @@
                 <w:kern w:val="0"/>
                 <w:sz w:val="22"/>
                 <w:szCs w:val="22"/>
-                <w:lang/>
                 <w14:ligatures w14:val="none"/>
               </w:rPr>
               <w:t>Social impact</w:t>
@@ -1263,7 +2304,6 @@
                 <w:kern w:val="0"/>
                 <w:sz w:val="22"/>
                 <w:szCs w:val="22"/>
-                <w:lang/>
                 <w14:ligatures w14:val="none"/>
               </w:rPr>
             </w:pPr>
@@ -1276,7 +2316,6 @@
                 <w:kern w:val="0"/>
                 <w:sz w:val="22"/>
                 <w:szCs w:val="22"/>
-                <w:lang/>
                 <w14:ligatures w14:val="none"/>
               </w:rPr>
               <w:t>Energy performance</w:t>
@@ -1300,7 +2339,6 @@
                 <w:kern w:val="0"/>
                 <w:sz w:val="22"/>
                 <w:szCs w:val="22"/>
-                <w:lang/>
                 <w14:ligatures w14:val="none"/>
               </w:rPr>
             </w:pPr>
@@ -1311,7 +2349,6 @@
                 <w:kern w:val="0"/>
                 <w:sz w:val="22"/>
                 <w:szCs w:val="22"/>
-                <w:lang/>
                 <w14:ligatures w14:val="none"/>
               </w:rPr>
               <w:t xml:space="preserve">1    </w:t>
@@ -1335,7 +2372,6 @@
                 <w:kern w:val="0"/>
                 <w:sz w:val="22"/>
                 <w:szCs w:val="22"/>
-                <w:lang/>
                 <w14:ligatures w14:val="none"/>
               </w:rPr>
             </w:pPr>
@@ -1346,7 +2382,6 @@
                 <w:kern w:val="0"/>
                 <w:sz w:val="22"/>
                 <w:szCs w:val="22"/>
-                <w:lang/>
                 <w14:ligatures w14:val="none"/>
               </w:rPr>
               <w:t> </w:t>
@@ -1370,7 +2405,6 @@
                 <w:kern w:val="0"/>
                 <w:sz w:val="22"/>
                 <w:szCs w:val="22"/>
-                <w:lang/>
                 <w14:ligatures w14:val="none"/>
               </w:rPr>
             </w:pPr>
@@ -1381,7 +2415,6 @@
                 <w:kern w:val="0"/>
                 <w:sz w:val="22"/>
                 <w:szCs w:val="22"/>
-                <w:lang/>
                 <w14:ligatures w14:val="none"/>
               </w:rPr>
               <w:t> </w:t>
@@ -1405,7 +2438,6 @@
                 <w:kern w:val="0"/>
                 <w:sz w:val="22"/>
                 <w:szCs w:val="22"/>
-                <w:lang/>
                 <w14:ligatures w14:val="none"/>
               </w:rPr>
             </w:pPr>
@@ -1416,7 +2448,6 @@
                 <w:kern w:val="0"/>
                 <w:sz w:val="22"/>
                 <w:szCs w:val="22"/>
-                <w:lang/>
                 <w14:ligatures w14:val="none"/>
               </w:rPr>
               <w:t> </w:t>
@@ -1440,7 +2471,6 @@
                 <w:kern w:val="0"/>
                 <w:sz w:val="22"/>
                 <w:szCs w:val="22"/>
-                <w:lang/>
                 <w14:ligatures w14:val="none"/>
               </w:rPr>
             </w:pPr>
@@ -1451,7 +2481,6 @@
                 <w:kern w:val="0"/>
                 <w:sz w:val="22"/>
                 <w:szCs w:val="22"/>
-                <w:lang/>
                 <w14:ligatures w14:val="none"/>
               </w:rPr>
               <w:t> </w:t>
@@ -1461,7 +2490,7 @@
         <w:tc>
           <w:tcPr>
             <w:tcW w:w="527" w:type="pct"/>
-            <w:shd w:val="clear" w:color="000000" w:fill="FFFF99"/>
+            <w:shd w:val="clear" w:color="auto" w:fill="4EA72E" w:themeFill="accent6"/>
             <w:noWrap/>
             <w:vAlign w:val="bottom"/>
             <w:hideMark/>
@@ -1478,7 +2507,6 @@
                 <w:kern w:val="0"/>
                 <w:sz w:val="22"/>
                 <w:szCs w:val="22"/>
-                <w:lang/>
                 <w14:ligatures w14:val="none"/>
               </w:rPr>
             </w:pPr>
@@ -1491,7 +2519,6 @@
                 <w:kern w:val="0"/>
                 <w:sz w:val="22"/>
                 <w:szCs w:val="22"/>
-                <w:lang/>
                 <w14:ligatures w14:val="none"/>
               </w:rPr>
               <w:t xml:space="preserve">5    </w:t>
@@ -1515,7 +2542,6 @@
                 <w:kern w:val="0"/>
                 <w:sz w:val="22"/>
                 <w:szCs w:val="22"/>
-                <w:lang/>
                 <w14:ligatures w14:val="none"/>
               </w:rPr>
             </w:pPr>
@@ -1526,7 +2552,6 @@
                 <w:kern w:val="0"/>
                 <w:sz w:val="22"/>
                 <w:szCs w:val="22"/>
-                <w:lang/>
                 <w14:ligatures w14:val="none"/>
               </w:rPr>
               <w:t> </w:t>
@@ -1550,7 +2575,6 @@
                 <w:kern w:val="0"/>
                 <w:sz w:val="22"/>
                 <w:szCs w:val="22"/>
-                <w:lang/>
                 <w14:ligatures w14:val="none"/>
               </w:rPr>
             </w:pPr>
@@ -1561,7 +2585,6 @@
                 <w:kern w:val="0"/>
                 <w:sz w:val="22"/>
                 <w:szCs w:val="22"/>
-                <w:lang/>
                 <w14:ligatures w14:val="none"/>
               </w:rPr>
               <w:t> </w:t>
@@ -1592,7 +2615,6 @@
                 <w:kern w:val="0"/>
                 <w:sz w:val="22"/>
                 <w:szCs w:val="22"/>
-                <w:lang/>
                 <w14:ligatures w14:val="none"/>
               </w:rPr>
             </w:pPr>
@@ -1605,7 +2627,6 @@
                 <w:kern w:val="0"/>
                 <w:sz w:val="22"/>
                 <w:szCs w:val="22"/>
-                <w:lang/>
                 <w14:ligatures w14:val="none"/>
               </w:rPr>
               <w:t>Water use</w:t>
@@ -1630,7 +2651,6 @@
                 <w:kern w:val="0"/>
                 <w:sz w:val="22"/>
                 <w:szCs w:val="22"/>
-                <w:lang/>
                 <w14:ligatures w14:val="none"/>
               </w:rPr>
             </w:pPr>
@@ -1653,7 +2673,6 @@
                 <w:kern w:val="0"/>
                 <w:sz w:val="22"/>
                 <w:szCs w:val="22"/>
-                <w:lang/>
                 <w14:ligatures w14:val="none"/>
               </w:rPr>
             </w:pPr>
@@ -1664,7 +2683,6 @@
                 <w:kern w:val="0"/>
                 <w:sz w:val="22"/>
                 <w:szCs w:val="22"/>
-                <w:lang/>
                 <w14:ligatures w14:val="none"/>
               </w:rPr>
               <w:t xml:space="preserve">1    </w:t>
@@ -1688,7 +2706,6 @@
                 <w:kern w:val="0"/>
                 <w:sz w:val="22"/>
                 <w:szCs w:val="22"/>
-                <w:lang/>
                 <w14:ligatures w14:val="none"/>
               </w:rPr>
             </w:pPr>
@@ -1699,7 +2716,6 @@
                 <w:kern w:val="0"/>
                 <w:sz w:val="22"/>
                 <w:szCs w:val="22"/>
-                <w:lang/>
                 <w14:ligatures w14:val="none"/>
               </w:rPr>
               <w:t> </w:t>
@@ -1723,7 +2739,6 @@
                 <w:kern w:val="0"/>
                 <w:sz w:val="22"/>
                 <w:szCs w:val="22"/>
-                <w:lang/>
                 <w14:ligatures w14:val="none"/>
               </w:rPr>
             </w:pPr>
@@ -1734,7 +2749,6 @@
                 <w:kern w:val="0"/>
                 <w:sz w:val="22"/>
                 <w:szCs w:val="22"/>
-                <w:lang/>
                 <w14:ligatures w14:val="none"/>
               </w:rPr>
               <w:t> </w:t>
@@ -1758,7 +2772,6 @@
                 <w:kern w:val="0"/>
                 <w:sz w:val="22"/>
                 <w:szCs w:val="22"/>
-                <w:lang/>
                 <w14:ligatures w14:val="none"/>
               </w:rPr>
             </w:pPr>
@@ -1769,7 +2782,6 @@
                 <w:kern w:val="0"/>
                 <w:sz w:val="22"/>
                 <w:szCs w:val="22"/>
-                <w:lang/>
                 <w14:ligatures w14:val="none"/>
               </w:rPr>
               <w:t> </w:t>
@@ -1779,7 +2791,7 @@
         <w:tc>
           <w:tcPr>
             <w:tcW w:w="527" w:type="pct"/>
-            <w:shd w:val="clear" w:color="000000" w:fill="FFFF99"/>
+            <w:shd w:val="clear" w:color="auto" w:fill="4EA72E" w:themeFill="accent6"/>
             <w:noWrap/>
             <w:vAlign w:val="bottom"/>
             <w:hideMark/>
@@ -1796,7 +2808,6 @@
                 <w:kern w:val="0"/>
                 <w:sz w:val="22"/>
                 <w:szCs w:val="22"/>
-                <w:lang/>
                 <w14:ligatures w14:val="none"/>
               </w:rPr>
             </w:pPr>
@@ -1809,7 +2820,6 @@
                 <w:kern w:val="0"/>
                 <w:sz w:val="22"/>
                 <w:szCs w:val="22"/>
-                <w:lang/>
                 <w14:ligatures w14:val="none"/>
               </w:rPr>
               <w:t xml:space="preserve"> 1/7</w:t>
@@ -1833,7 +2843,6 @@
                 <w:kern w:val="0"/>
                 <w:sz w:val="22"/>
                 <w:szCs w:val="22"/>
-                <w:lang/>
                 <w14:ligatures w14:val="none"/>
               </w:rPr>
             </w:pPr>
@@ -1844,7 +2853,6 @@
                 <w:kern w:val="0"/>
                 <w:sz w:val="22"/>
                 <w:szCs w:val="22"/>
-                <w:lang/>
                 <w14:ligatures w14:val="none"/>
               </w:rPr>
               <w:t> </w:t>
@@ -1868,7 +2876,6 @@
                 <w:kern w:val="0"/>
                 <w:sz w:val="22"/>
                 <w:szCs w:val="22"/>
-                <w:lang/>
                 <w14:ligatures w14:val="none"/>
               </w:rPr>
             </w:pPr>
@@ -1879,7 +2886,6 @@
                 <w:kern w:val="0"/>
                 <w:sz w:val="22"/>
                 <w:szCs w:val="22"/>
-                <w:lang/>
                 <w14:ligatures w14:val="none"/>
               </w:rPr>
               <w:t> </w:t>
@@ -1910,7 +2916,6 @@
                 <w:kern w:val="0"/>
                 <w:sz w:val="22"/>
                 <w:szCs w:val="22"/>
-                <w:lang/>
                 <w14:ligatures w14:val="none"/>
               </w:rPr>
             </w:pPr>
@@ -1923,7 +2928,6 @@
                 <w:kern w:val="0"/>
                 <w:sz w:val="22"/>
                 <w:szCs w:val="22"/>
-                <w:lang/>
                 <w14:ligatures w14:val="none"/>
               </w:rPr>
               <w:t>Climate impact</w:t>
@@ -1948,7 +2952,6 @@
                 <w:kern w:val="0"/>
                 <w:sz w:val="22"/>
                 <w:szCs w:val="22"/>
-                <w:lang/>
                 <w14:ligatures w14:val="none"/>
               </w:rPr>
             </w:pPr>
@@ -1969,7 +2972,6 @@
                 <w:kern w:val="0"/>
                 <w:sz w:val="20"/>
                 <w:szCs w:val="20"/>
-                <w:lang/>
                 <w14:ligatures w14:val="none"/>
               </w:rPr>
             </w:pPr>
@@ -1992,7 +2994,6 @@
                 <w:kern w:val="0"/>
                 <w:sz w:val="22"/>
                 <w:szCs w:val="22"/>
-                <w:lang/>
                 <w14:ligatures w14:val="none"/>
               </w:rPr>
             </w:pPr>
@@ -2003,7 +3004,6 @@
                 <w:kern w:val="0"/>
                 <w:sz w:val="22"/>
                 <w:szCs w:val="22"/>
-                <w:lang/>
                 <w14:ligatures w14:val="none"/>
               </w:rPr>
               <w:t xml:space="preserve">1    </w:t>
@@ -2027,7 +3027,6 @@
                 <w:kern w:val="0"/>
                 <w:sz w:val="22"/>
                 <w:szCs w:val="22"/>
-                <w:lang/>
                 <w14:ligatures w14:val="none"/>
               </w:rPr>
             </w:pPr>
@@ -2038,7 +3037,6 @@
                 <w:kern w:val="0"/>
                 <w:sz w:val="22"/>
                 <w:szCs w:val="22"/>
-                <w:lang/>
                 <w14:ligatures w14:val="none"/>
               </w:rPr>
               <w:t> </w:t>
@@ -2062,7 +3060,6 @@
                 <w:kern w:val="0"/>
                 <w:sz w:val="22"/>
                 <w:szCs w:val="22"/>
-                <w:lang/>
                 <w14:ligatures w14:val="none"/>
               </w:rPr>
             </w:pPr>
@@ -2073,7 +3070,6 @@
                 <w:kern w:val="0"/>
                 <w:sz w:val="22"/>
                 <w:szCs w:val="22"/>
-                <w:lang/>
                 <w14:ligatures w14:val="none"/>
               </w:rPr>
               <w:t> </w:t>
@@ -2108,7 +3104,6 @@
                 <w:kern w:val="0"/>
                 <w:sz w:val="22"/>
                 <w:szCs w:val="22"/>
-                <w:lang/>
                 <w14:ligatures w14:val="none"/>
               </w:rPr>
               <w:t> </w:t>
@@ -2132,7 +3127,6 @@
                 <w:kern w:val="0"/>
                 <w:sz w:val="22"/>
                 <w:szCs w:val="22"/>
-                <w:lang/>
                 <w14:ligatures w14:val="none"/>
               </w:rPr>
             </w:pPr>
@@ -2143,7 +3137,6 @@
                 <w:kern w:val="0"/>
                 <w:sz w:val="22"/>
                 <w:szCs w:val="22"/>
-                <w:lang/>
                 <w14:ligatures w14:val="none"/>
               </w:rPr>
               <w:t> </w:t>
@@ -2167,7 +3160,6 @@
                 <w:kern w:val="0"/>
                 <w:sz w:val="22"/>
                 <w:szCs w:val="22"/>
-                <w:lang/>
                 <w14:ligatures w14:val="none"/>
               </w:rPr>
             </w:pPr>
@@ -2178,7 +3170,6 @@
                 <w:kern w:val="0"/>
                 <w:sz w:val="22"/>
                 <w:szCs w:val="22"/>
-                <w:lang/>
                 <w14:ligatures w14:val="none"/>
               </w:rPr>
               <w:t> </w:t>
@@ -2209,7 +3200,6 @@
                 <w:kern w:val="0"/>
                 <w:sz w:val="22"/>
                 <w:szCs w:val="22"/>
-                <w:lang/>
                 <w14:ligatures w14:val="none"/>
               </w:rPr>
             </w:pPr>
@@ -2222,7 +3212,6 @@
                 <w:kern w:val="0"/>
                 <w:sz w:val="22"/>
                 <w:szCs w:val="22"/>
-                <w:lang/>
                 <w14:ligatures w14:val="none"/>
               </w:rPr>
               <w:t>Economic performance</w:t>
@@ -2247,7 +3236,6 @@
                 <w:kern w:val="0"/>
                 <w:sz w:val="22"/>
                 <w:szCs w:val="22"/>
-                <w:lang/>
                 <w14:ligatures w14:val="none"/>
               </w:rPr>
             </w:pPr>
@@ -2268,7 +3256,6 @@
                 <w:kern w:val="0"/>
                 <w:sz w:val="20"/>
                 <w:szCs w:val="20"/>
-                <w:lang/>
                 <w14:ligatures w14:val="none"/>
               </w:rPr>
             </w:pPr>
@@ -2289,7 +3276,6 @@
                 <w:kern w:val="0"/>
                 <w:sz w:val="20"/>
                 <w:szCs w:val="20"/>
-                <w:lang/>
                 <w14:ligatures w14:val="none"/>
               </w:rPr>
             </w:pPr>
@@ -2312,7 +3298,6 @@
                 <w:kern w:val="0"/>
                 <w:sz w:val="22"/>
                 <w:szCs w:val="22"/>
-                <w:lang/>
                 <w14:ligatures w14:val="none"/>
               </w:rPr>
             </w:pPr>
@@ -2323,7 +3308,6 @@
                 <w:kern w:val="0"/>
                 <w:sz w:val="22"/>
                 <w:szCs w:val="22"/>
-                <w:lang/>
                 <w14:ligatures w14:val="none"/>
               </w:rPr>
               <w:t xml:space="preserve">1    </w:t>
@@ -2347,7 +3331,6 @@
                 <w:kern w:val="0"/>
                 <w:sz w:val="22"/>
                 <w:szCs w:val="22"/>
-                <w:lang/>
                 <w14:ligatures w14:val="none"/>
               </w:rPr>
             </w:pPr>
@@ -2358,7 +3341,6 @@
                 <w:kern w:val="0"/>
                 <w:sz w:val="22"/>
                 <w:szCs w:val="22"/>
-                <w:lang/>
                 <w14:ligatures w14:val="none"/>
               </w:rPr>
               <w:t> </w:t>
@@ -2382,7 +3364,6 @@
                 <w:kern w:val="0"/>
                 <w:sz w:val="22"/>
                 <w:szCs w:val="22"/>
-                <w:lang/>
                 <w14:ligatures w14:val="none"/>
               </w:rPr>
             </w:pPr>
@@ -2393,7 +3374,6 @@
                 <w:kern w:val="0"/>
                 <w:sz w:val="22"/>
                 <w:szCs w:val="22"/>
-                <w:lang/>
                 <w14:ligatures w14:val="none"/>
               </w:rPr>
               <w:t> </w:t>
@@ -2417,7 +3397,6 @@
                 <w:kern w:val="0"/>
                 <w:sz w:val="22"/>
                 <w:szCs w:val="22"/>
-                <w:lang/>
                 <w14:ligatures w14:val="none"/>
               </w:rPr>
             </w:pPr>
@@ -2428,7 +3407,6 @@
                 <w:kern w:val="0"/>
                 <w:sz w:val="22"/>
                 <w:szCs w:val="22"/>
-                <w:lang/>
                 <w14:ligatures w14:val="none"/>
               </w:rPr>
               <w:t> </w:t>
@@ -2452,7 +3430,6 @@
                 <w:kern w:val="0"/>
                 <w:sz w:val="22"/>
                 <w:szCs w:val="22"/>
-                <w:lang/>
                 <w14:ligatures w14:val="none"/>
               </w:rPr>
             </w:pPr>
@@ -2463,7 +3440,6 @@
                 <w:kern w:val="0"/>
                 <w:sz w:val="22"/>
                 <w:szCs w:val="22"/>
-                <w:lang/>
                 <w14:ligatures w14:val="none"/>
               </w:rPr>
               <w:t> </w:t>
@@ -2494,7 +3470,6 @@
                 <w:kern w:val="0"/>
                 <w:sz w:val="22"/>
                 <w:szCs w:val="22"/>
-                <w:lang/>
                 <w14:ligatures w14:val="none"/>
               </w:rPr>
             </w:pPr>
@@ -2507,7 +3482,6 @@
                 <w:kern w:val="0"/>
                 <w:sz w:val="22"/>
                 <w:szCs w:val="22"/>
-                <w:lang/>
                 <w14:ligatures w14:val="none"/>
               </w:rPr>
               <w:t>IEQ</w:t>
@@ -2532,7 +3506,6 @@
                 <w:kern w:val="0"/>
                 <w:sz w:val="22"/>
                 <w:szCs w:val="22"/>
-                <w:lang/>
                 <w14:ligatures w14:val="none"/>
               </w:rPr>
             </w:pPr>
@@ -2553,7 +3526,6 @@
                 <w:kern w:val="0"/>
                 <w:sz w:val="20"/>
                 <w:szCs w:val="20"/>
-                <w:lang/>
                 <w14:ligatures w14:val="none"/>
               </w:rPr>
             </w:pPr>
@@ -2574,7 +3546,6 @@
                 <w:kern w:val="0"/>
                 <w:sz w:val="20"/>
                 <w:szCs w:val="20"/>
-                <w:lang/>
                 <w14:ligatures w14:val="none"/>
               </w:rPr>
             </w:pPr>
@@ -2595,7 +3566,6 @@
                 <w:kern w:val="0"/>
                 <w:sz w:val="20"/>
                 <w:szCs w:val="20"/>
-                <w:lang/>
                 <w14:ligatures w14:val="none"/>
               </w:rPr>
             </w:pPr>
@@ -2618,7 +3588,6 @@
                 <w:kern w:val="0"/>
                 <w:sz w:val="22"/>
                 <w:szCs w:val="22"/>
-                <w:lang/>
                 <w14:ligatures w14:val="none"/>
               </w:rPr>
             </w:pPr>
@@ -2629,7 +3598,6 @@
                 <w:kern w:val="0"/>
                 <w:sz w:val="22"/>
                 <w:szCs w:val="22"/>
-                <w:lang/>
                 <w14:ligatures w14:val="none"/>
               </w:rPr>
               <w:t xml:space="preserve">1    </w:t>
@@ -2653,7 +3621,6 @@
                 <w:kern w:val="0"/>
                 <w:sz w:val="22"/>
                 <w:szCs w:val="22"/>
-                <w:lang/>
                 <w14:ligatures w14:val="none"/>
               </w:rPr>
             </w:pPr>
@@ -2664,7 +3631,6 @@
                 <w:kern w:val="0"/>
                 <w:sz w:val="22"/>
                 <w:szCs w:val="22"/>
-                <w:lang/>
                 <w14:ligatures w14:val="none"/>
               </w:rPr>
               <w:t> </w:t>
@@ -2688,7 +3654,6 @@
                 <w:kern w:val="0"/>
                 <w:sz w:val="22"/>
                 <w:szCs w:val="22"/>
-                <w:lang/>
                 <w14:ligatures w14:val="none"/>
               </w:rPr>
             </w:pPr>
@@ -2699,7 +3664,6 @@
                 <w:kern w:val="0"/>
                 <w:sz w:val="22"/>
                 <w:szCs w:val="22"/>
-                <w:lang/>
                 <w14:ligatures w14:val="none"/>
               </w:rPr>
               <w:t> </w:t>
@@ -2723,7 +3687,6 @@
                 <w:kern w:val="0"/>
                 <w:sz w:val="22"/>
                 <w:szCs w:val="22"/>
-                <w:lang/>
                 <w14:ligatures w14:val="none"/>
               </w:rPr>
             </w:pPr>
@@ -2734,7 +3697,6 @@
                 <w:kern w:val="0"/>
                 <w:sz w:val="22"/>
                 <w:szCs w:val="22"/>
-                <w:lang/>
                 <w14:ligatures w14:val="none"/>
               </w:rPr>
               <w:t> </w:t>
@@ -2765,7 +3727,6 @@
                 <w:kern w:val="0"/>
                 <w:sz w:val="22"/>
                 <w:szCs w:val="22"/>
-                <w:lang/>
                 <w14:ligatures w14:val="none"/>
               </w:rPr>
             </w:pPr>
@@ -2778,7 +3739,6 @@
                 <w:kern w:val="0"/>
                 <w:sz w:val="22"/>
                 <w:szCs w:val="22"/>
-                <w:lang/>
                 <w14:ligatures w14:val="none"/>
               </w:rPr>
               <w:t xml:space="preserve">Energy system integration </w:t>
@@ -2802,7 +3762,6 @@
                 <w:kern w:val="0"/>
                 <w:sz w:val="22"/>
                 <w:szCs w:val="22"/>
-                <w:lang/>
                 <w14:ligatures w14:val="none"/>
               </w:rPr>
             </w:pPr>
@@ -2813,7 +3772,6 @@
                 <w:kern w:val="0"/>
                 <w:sz w:val="22"/>
                 <w:szCs w:val="22"/>
-                <w:lang/>
                 <w14:ligatures w14:val="none"/>
               </w:rPr>
               <w:t xml:space="preserve"> 1/5</w:t>
@@ -2837,7 +3795,6 @@
                 <w:kern w:val="0"/>
                 <w:sz w:val="22"/>
                 <w:szCs w:val="22"/>
-                <w:lang/>
                 <w14:ligatures w14:val="none"/>
               </w:rPr>
             </w:pPr>
@@ -2848,7 +3805,6 @@
                 <w:kern w:val="0"/>
                 <w:sz w:val="22"/>
                 <w:szCs w:val="22"/>
-                <w:lang/>
                 <w14:ligatures w14:val="none"/>
               </w:rPr>
               <w:t xml:space="preserve">7    </w:t>
@@ -2872,7 +3828,6 @@
                 <w:kern w:val="0"/>
                 <w:sz w:val="22"/>
                 <w:szCs w:val="22"/>
-                <w:lang/>
                 <w14:ligatures w14:val="none"/>
               </w:rPr>
             </w:pPr>
@@ -2893,7 +3848,6 @@
                 <w:kern w:val="0"/>
                 <w:sz w:val="20"/>
                 <w:szCs w:val="20"/>
-                <w:lang/>
                 <w14:ligatures w14:val="none"/>
               </w:rPr>
             </w:pPr>
@@ -2914,7 +3868,6 @@
                 <w:kern w:val="0"/>
                 <w:sz w:val="20"/>
                 <w:szCs w:val="20"/>
-                <w:lang/>
                 <w14:ligatures w14:val="none"/>
               </w:rPr>
             </w:pPr>
@@ -2937,7 +3890,6 @@
                 <w:kern w:val="0"/>
                 <w:sz w:val="22"/>
                 <w:szCs w:val="22"/>
-                <w:lang/>
                 <w14:ligatures w14:val="none"/>
               </w:rPr>
             </w:pPr>
@@ -2948,7 +3900,6 @@
                 <w:kern w:val="0"/>
                 <w:sz w:val="22"/>
                 <w:szCs w:val="22"/>
-                <w:lang/>
                 <w14:ligatures w14:val="none"/>
               </w:rPr>
               <w:t xml:space="preserve">1    </w:t>
@@ -2972,7 +3923,6 @@
                 <w:kern w:val="0"/>
                 <w:sz w:val="22"/>
                 <w:szCs w:val="22"/>
-                <w:lang/>
                 <w14:ligatures w14:val="none"/>
               </w:rPr>
             </w:pPr>
@@ -2983,7 +3933,6 @@
                 <w:kern w:val="0"/>
                 <w:sz w:val="22"/>
                 <w:szCs w:val="22"/>
-                <w:lang/>
                 <w14:ligatures w14:val="none"/>
               </w:rPr>
               <w:t> </w:t>
@@ -3007,7 +3956,6 @@
                 <w:kern w:val="0"/>
                 <w:sz w:val="22"/>
                 <w:szCs w:val="22"/>
-                <w:lang/>
                 <w14:ligatures w14:val="none"/>
               </w:rPr>
             </w:pPr>
@@ -3018,7 +3966,6 @@
                 <w:kern w:val="0"/>
                 <w:sz w:val="22"/>
                 <w:szCs w:val="22"/>
-                <w:lang/>
                 <w14:ligatures w14:val="none"/>
               </w:rPr>
               <w:t> </w:t>
@@ -3049,7 +3996,6 @@
                 <w:kern w:val="0"/>
                 <w:sz w:val="22"/>
                 <w:szCs w:val="22"/>
-                <w:lang/>
                 <w14:ligatures w14:val="none"/>
               </w:rPr>
             </w:pPr>
@@ -3062,7 +4008,6 @@
                 <w:kern w:val="0"/>
                 <w:sz w:val="22"/>
                 <w:szCs w:val="22"/>
-                <w:lang/>
                 <w14:ligatures w14:val="none"/>
               </w:rPr>
               <w:t>Technical feasibility</w:t>
@@ -3087,7 +4032,6 @@
                 <w:kern w:val="0"/>
                 <w:sz w:val="22"/>
                 <w:szCs w:val="22"/>
-                <w:lang/>
                 <w14:ligatures w14:val="none"/>
               </w:rPr>
             </w:pPr>
@@ -3108,7 +4052,6 @@
                 <w:kern w:val="0"/>
                 <w:sz w:val="20"/>
                 <w:szCs w:val="20"/>
-                <w:lang/>
                 <w14:ligatures w14:val="none"/>
               </w:rPr>
             </w:pPr>
@@ -3129,7 +4072,6 @@
                 <w:kern w:val="0"/>
                 <w:sz w:val="20"/>
                 <w:szCs w:val="20"/>
-                <w:lang/>
                 <w14:ligatures w14:val="none"/>
               </w:rPr>
             </w:pPr>
@@ -3150,7 +4092,6 @@
                 <w:kern w:val="0"/>
                 <w:sz w:val="20"/>
                 <w:szCs w:val="20"/>
-                <w:lang/>
                 <w14:ligatures w14:val="none"/>
               </w:rPr>
             </w:pPr>
@@ -3171,7 +4112,6 @@
                 <w:kern w:val="0"/>
                 <w:sz w:val="20"/>
                 <w:szCs w:val="20"/>
-                <w:lang/>
                 <w14:ligatures w14:val="none"/>
               </w:rPr>
             </w:pPr>
@@ -3192,7 +4132,6 @@
                 <w:kern w:val="0"/>
                 <w:sz w:val="20"/>
                 <w:szCs w:val="20"/>
-                <w:lang/>
                 <w14:ligatures w14:val="none"/>
               </w:rPr>
             </w:pPr>
@@ -3215,7 +4154,6 @@
                 <w:kern w:val="0"/>
                 <w:sz w:val="22"/>
                 <w:szCs w:val="22"/>
-                <w:lang/>
                 <w14:ligatures w14:val="none"/>
               </w:rPr>
             </w:pPr>
@@ -3226,7 +4164,6 @@
                 <w:kern w:val="0"/>
                 <w:sz w:val="22"/>
                 <w:szCs w:val="22"/>
-                <w:lang/>
                 <w14:ligatures w14:val="none"/>
               </w:rPr>
               <w:t xml:space="preserve">1    </w:t>
@@ -3250,7 +4187,6 @@
                 <w:kern w:val="0"/>
                 <w:sz w:val="22"/>
                 <w:szCs w:val="22"/>
-                <w:lang/>
                 <w14:ligatures w14:val="none"/>
               </w:rPr>
             </w:pPr>
@@ -3261,7 +4197,6 @@
                 <w:kern w:val="0"/>
                 <w:sz w:val="22"/>
                 <w:szCs w:val="22"/>
-                <w:lang/>
                 <w14:ligatures w14:val="none"/>
               </w:rPr>
               <w:t> </w:t>
@@ -3292,7 +4227,6 @@
                 <w:kern w:val="0"/>
                 <w:sz w:val="22"/>
                 <w:szCs w:val="22"/>
-                <w:lang/>
                 <w14:ligatures w14:val="none"/>
               </w:rPr>
             </w:pPr>
@@ -3305,7 +4239,6 @@
                 <w:kern w:val="0"/>
                 <w:sz w:val="22"/>
                 <w:szCs w:val="22"/>
-                <w:lang/>
                 <w14:ligatures w14:val="none"/>
               </w:rPr>
               <w:t>Social impact</w:t>
@@ -3328,7 +4261,6 @@
                 <w:kern w:val="0"/>
                 <w:sz w:val="22"/>
                 <w:szCs w:val="22"/>
-                <w:lang/>
                 <w14:ligatures w14:val="none"/>
               </w:rPr>
             </w:pPr>
@@ -3339,7 +4271,6 @@
                 <w:kern w:val="0"/>
                 <w:sz w:val="22"/>
                 <w:szCs w:val="22"/>
-                <w:lang/>
                 <w14:ligatures w14:val="none"/>
               </w:rPr>
               <w:t> </w:t>
@@ -3362,7 +4293,6 @@
                 <w:kern w:val="0"/>
                 <w:sz w:val="22"/>
                 <w:szCs w:val="22"/>
-                <w:lang/>
                 <w14:ligatures w14:val="none"/>
               </w:rPr>
             </w:pPr>
@@ -3373,7 +4303,6 @@
                 <w:kern w:val="0"/>
                 <w:sz w:val="22"/>
                 <w:szCs w:val="22"/>
-                <w:lang/>
                 <w14:ligatures w14:val="none"/>
               </w:rPr>
               <w:t> </w:t>
@@ -3396,7 +4325,6 @@
                 <w:kern w:val="0"/>
                 <w:sz w:val="22"/>
                 <w:szCs w:val="22"/>
-                <w:lang/>
                 <w14:ligatures w14:val="none"/>
               </w:rPr>
             </w:pPr>
@@ -3407,7 +4335,6 @@
                 <w:kern w:val="0"/>
                 <w:sz w:val="22"/>
                 <w:szCs w:val="22"/>
-                <w:lang/>
                 <w14:ligatures w14:val="none"/>
               </w:rPr>
               <w:t> </w:t>
@@ -3430,7 +4357,6 @@
                 <w:kern w:val="0"/>
                 <w:sz w:val="22"/>
                 <w:szCs w:val="22"/>
-                <w:lang/>
                 <w14:ligatures w14:val="none"/>
               </w:rPr>
             </w:pPr>
@@ -3441,7 +4367,6 @@
                 <w:kern w:val="0"/>
                 <w:sz w:val="22"/>
                 <w:szCs w:val="22"/>
-                <w:lang/>
                 <w14:ligatures w14:val="none"/>
               </w:rPr>
               <w:t> </w:t>
@@ -3464,7 +4389,6 @@
                 <w:kern w:val="0"/>
                 <w:sz w:val="22"/>
                 <w:szCs w:val="22"/>
-                <w:lang/>
                 <w14:ligatures w14:val="none"/>
               </w:rPr>
             </w:pPr>
@@ -3475,7 +4399,6 @@
                 <w:kern w:val="0"/>
                 <w:sz w:val="22"/>
                 <w:szCs w:val="22"/>
-                <w:lang/>
                 <w14:ligatures w14:val="none"/>
               </w:rPr>
               <w:t> </w:t>
@@ -3498,7 +4421,6 @@
                 <w:kern w:val="0"/>
                 <w:sz w:val="22"/>
                 <w:szCs w:val="22"/>
-                <w:lang/>
                 <w14:ligatures w14:val="none"/>
               </w:rPr>
             </w:pPr>
@@ -3509,7 +4431,6 @@
                 <w:kern w:val="0"/>
                 <w:sz w:val="22"/>
                 <w:szCs w:val="22"/>
-                <w:lang/>
                 <w14:ligatures w14:val="none"/>
               </w:rPr>
               <w:t> </w:t>
@@ -3532,7 +4453,6 @@
                 <w:kern w:val="0"/>
                 <w:sz w:val="22"/>
                 <w:szCs w:val="22"/>
-                <w:lang/>
                 <w14:ligatures w14:val="none"/>
               </w:rPr>
             </w:pPr>
@@ -3543,7 +4463,6 @@
                 <w:kern w:val="0"/>
                 <w:sz w:val="22"/>
                 <w:szCs w:val="22"/>
-                <w:lang/>
                 <w14:ligatures w14:val="none"/>
               </w:rPr>
               <w:t> </w:t>
@@ -3567,7 +4486,6 @@
                 <w:kern w:val="0"/>
                 <w:sz w:val="22"/>
                 <w:szCs w:val="22"/>
-                <w:lang/>
                 <w14:ligatures w14:val="none"/>
               </w:rPr>
             </w:pPr>
@@ -3578,7 +4496,6 @@
                 <w:kern w:val="0"/>
                 <w:sz w:val="22"/>
                 <w:szCs w:val="22"/>
-                <w:lang/>
                 <w14:ligatures w14:val="none"/>
               </w:rPr>
               <w:t xml:space="preserve">1    </w:t>
@@ -3589,11 +4506,104 @@
     </w:tbl>
     <w:p>
       <w:pPr>
-        <w:pStyle w:val="Heading2"/>
+        <w:pStyle w:val="Heading3"/>
+        <w:numPr>
+          <w:ilvl w:val="0"/>
+          <w:numId w:val="4"/>
+        </w:numPr>
+        <w:tabs>
+          <w:tab w:val="num" w:pos="360"/>
+        </w:tabs>
+        <w:ind w:left="360"/>
         <w:rPr>
           <w:lang w:val="en-GB"/>
         </w:rPr>
       </w:pPr>
+      <w:r>
+        <w:rPr>
+          <w:lang w:val="en-GB"/>
+        </w:rPr>
+        <w:t>Plot priorities</w:t>
+      </w:r>
+    </w:p>
+    <w:p>
+      <w:pPr>
+        <w:rPr>
+          <w:lang w:val="en-GB"/>
+        </w:rPr>
+      </w:pPr>
+      <w:r>
+        <w:rPr>
+          <w:lang w:val="en-GB"/>
+        </w:rPr>
+        <w:t xml:space="preserve">Display a plot </w:t>
+      </w:r>
+      <w:r>
+        <w:rPr>
+          <w:lang w:val="en-GB"/>
+        </w:rPr>
+        <w:t xml:space="preserve">with </w:t>
+      </w:r>
+      <w:r>
+        <w:rPr>
+          <w:lang w:val="en-GB"/>
+        </w:rPr>
+        <w:t>the criteria priority score computed with the AHP</w:t>
+      </w:r>
+    </w:p>
+    <w:p>
+      <w:pPr>
+        <w:rPr>
+          <w:lang w:val="en-GB"/>
+        </w:rPr>
+      </w:pPr>
+      <w:r>
+        <w:rPr>
+          <w:lang w:val="en-GB"/>
+        </w:rPr>
+        <w:lastRenderedPageBreak/>
+        <w:drawing>
+          <wp:inline distT="0" distB="0" distL="0" distR="0" wp14:anchorId="358976F7" wp14:editId="1EFDC4F1">
+            <wp:extent cx="5731510" cy="2096770"/>
+            <wp:effectExtent l="0" t="0" r="2540" b="0"/>
+            <wp:docPr id="2131215506" name="Picture 1"/>
+            <wp:cNvGraphicFramePr>
+              <a:graphicFrameLocks xmlns:a="http://schemas.openxmlformats.org/drawingml/2006/main" noChangeAspect="1"/>
+            </wp:cNvGraphicFramePr>
+            <a:graphic xmlns:a="http://schemas.openxmlformats.org/drawingml/2006/main">
+              <a:graphicData uri="http://schemas.openxmlformats.org/drawingml/2006/picture">
+                <pic:pic xmlns:pic="http://schemas.openxmlformats.org/drawingml/2006/picture">
+                  <pic:nvPicPr>
+                    <pic:cNvPr id="2131215506" name=""/>
+                    <pic:cNvPicPr/>
+                  </pic:nvPicPr>
+                  <pic:blipFill>
+                    <a:blip r:embed="rId10"/>
+                    <a:stretch>
+                      <a:fillRect/>
+                    </a:stretch>
+                  </pic:blipFill>
+                  <pic:spPr>
+                    <a:xfrm>
+                      <a:off x="0" y="0"/>
+                      <a:ext cx="5731510" cy="2096770"/>
+                    </a:xfrm>
+                    <a:prstGeom prst="rect">
+                      <a:avLst/>
+                    </a:prstGeom>
+                  </pic:spPr>
+                </pic:pic>
+              </a:graphicData>
+            </a:graphic>
+          </wp:inline>
+        </w:drawing>
+      </w:r>
+      <w:r>
+        <w:rPr>
+          <w:lang w:val="en-GB"/>
+        </w:rPr>
+        <w:t xml:space="preserve"> </w:t>
+      </w:r>
     </w:p>
     <w:p>
       <w:pPr>
@@ -3614,13 +4624,13 @@
         <w:rPr>
           <w:lang w:val="en-GB"/>
         </w:rPr>
-        <w:t xml:space="preserve"> </w:t>
-      </w:r>
-      <w:r>
-        <w:rPr>
-          <w:lang w:val="en-GB"/>
-        </w:rPr>
-        <w:t>Verify judgement consistency</w:t>
+        <w:t>Submit</w:t>
+      </w:r>
+      <w:r>
+        <w:rPr>
+          <w:lang w:val="en-GB"/>
+        </w:rPr>
+        <w:t xml:space="preserve"> survey</w:t>
       </w:r>
     </w:p>
     <w:p>
@@ -3793,6 +4803,118 @@
     </w:lvl>
   </w:abstractNum>
   <w:abstractNum w:abstractNumId="1" w15:restartNumberingAfterBreak="0">
+    <w:nsid w:val="11F8087C"/>
+    <w:multiLevelType w:val="hybridMultilevel"/>
+    <w:tmpl w:val="0D8892E0"/>
+    <w:lvl w:ilvl="0" w:tplc="3EAA5688">
+      <w:numFmt w:val="bullet"/>
+      <w:lvlText w:val="-"/>
+      <w:lvlJc w:val="left"/>
+      <w:pPr>
+        <w:ind w:left="360" w:hanging="360"/>
+      </w:pPr>
+      <w:rPr>
+        <w:rFonts w:ascii="Aptos" w:eastAsiaTheme="minorHAnsi" w:hAnsi="Aptos" w:cstheme="minorBidi" w:hint="default"/>
+      </w:rPr>
+    </w:lvl>
+    <w:lvl w:ilvl="1" w:tplc="10000003" w:tentative="1">
+      <w:start w:val="1"/>
+      <w:numFmt w:val="bullet"/>
+      <w:lvlText w:val="o"/>
+      <w:lvlJc w:val="left"/>
+      <w:pPr>
+        <w:ind w:left="1080" w:hanging="360"/>
+      </w:pPr>
+      <w:rPr>
+        <w:rFonts w:ascii="Courier New" w:hAnsi="Courier New" w:cs="Courier New" w:hint="default"/>
+      </w:rPr>
+    </w:lvl>
+    <w:lvl w:ilvl="2" w:tplc="10000005" w:tentative="1">
+      <w:start w:val="1"/>
+      <w:numFmt w:val="bullet"/>
+      <w:lvlText w:val=""/>
+      <w:lvlJc w:val="left"/>
+      <w:pPr>
+        <w:ind w:left="1800" w:hanging="360"/>
+      </w:pPr>
+      <w:rPr>
+        <w:rFonts w:ascii="Wingdings" w:hAnsi="Wingdings" w:hint="default"/>
+      </w:rPr>
+    </w:lvl>
+    <w:lvl w:ilvl="3" w:tplc="10000001" w:tentative="1">
+      <w:start w:val="1"/>
+      <w:numFmt w:val="bullet"/>
+      <w:lvlText w:val=""/>
+      <w:lvlJc w:val="left"/>
+      <w:pPr>
+        <w:ind w:left="2520" w:hanging="360"/>
+      </w:pPr>
+      <w:rPr>
+        <w:rFonts w:ascii="Symbol" w:hAnsi="Symbol" w:hint="default"/>
+      </w:rPr>
+    </w:lvl>
+    <w:lvl w:ilvl="4" w:tplc="10000003" w:tentative="1">
+      <w:start w:val="1"/>
+      <w:numFmt w:val="bullet"/>
+      <w:lvlText w:val="o"/>
+      <w:lvlJc w:val="left"/>
+      <w:pPr>
+        <w:ind w:left="3240" w:hanging="360"/>
+      </w:pPr>
+      <w:rPr>
+        <w:rFonts w:ascii="Courier New" w:hAnsi="Courier New" w:cs="Courier New" w:hint="default"/>
+      </w:rPr>
+    </w:lvl>
+    <w:lvl w:ilvl="5" w:tplc="10000005" w:tentative="1">
+      <w:start w:val="1"/>
+      <w:numFmt w:val="bullet"/>
+      <w:lvlText w:val=""/>
+      <w:lvlJc w:val="left"/>
+      <w:pPr>
+        <w:ind w:left="3960" w:hanging="360"/>
+      </w:pPr>
+      <w:rPr>
+        <w:rFonts w:ascii="Wingdings" w:hAnsi="Wingdings" w:hint="default"/>
+      </w:rPr>
+    </w:lvl>
+    <w:lvl w:ilvl="6" w:tplc="10000001" w:tentative="1">
+      <w:start w:val="1"/>
+      <w:numFmt w:val="bullet"/>
+      <w:lvlText w:val=""/>
+      <w:lvlJc w:val="left"/>
+      <w:pPr>
+        <w:ind w:left="4680" w:hanging="360"/>
+      </w:pPr>
+      <w:rPr>
+        <w:rFonts w:ascii="Symbol" w:hAnsi="Symbol" w:hint="default"/>
+      </w:rPr>
+    </w:lvl>
+    <w:lvl w:ilvl="7" w:tplc="10000003" w:tentative="1">
+      <w:start w:val="1"/>
+      <w:numFmt w:val="bullet"/>
+      <w:lvlText w:val="o"/>
+      <w:lvlJc w:val="left"/>
+      <w:pPr>
+        <w:ind w:left="5400" w:hanging="360"/>
+      </w:pPr>
+      <w:rPr>
+        <w:rFonts w:ascii="Courier New" w:hAnsi="Courier New" w:cs="Courier New" w:hint="default"/>
+      </w:rPr>
+    </w:lvl>
+    <w:lvl w:ilvl="8" w:tplc="10000005" w:tentative="1">
+      <w:start w:val="1"/>
+      <w:numFmt w:val="bullet"/>
+      <w:lvlText w:val=""/>
+      <w:lvlJc w:val="left"/>
+      <w:pPr>
+        <w:ind w:left="6120" w:hanging="360"/>
+      </w:pPr>
+      <w:rPr>
+        <w:rFonts w:ascii="Wingdings" w:hAnsi="Wingdings" w:hint="default"/>
+      </w:rPr>
+    </w:lvl>
+  </w:abstractNum>
+  <w:abstractNum w:abstractNumId="2" w15:restartNumberingAfterBreak="0">
     <w:nsid w:val="480B1D3F"/>
     <w:multiLevelType w:val="hybridMultilevel"/>
     <w:tmpl w:val="6F3CD296"/>
@@ -3881,7 +5003,7 @@
       </w:pPr>
     </w:lvl>
   </w:abstractNum>
-  <w:abstractNum w:abstractNumId="2" w15:restartNumberingAfterBreak="0">
+  <w:abstractNum w:abstractNumId="3" w15:restartNumberingAfterBreak="0">
     <w:nsid w:val="4EFD0CF2"/>
     <w:multiLevelType w:val="hybridMultilevel"/>
     <w:tmpl w:val="DF1E03B4"/>
@@ -3970,7 +5092,7 @@
       </w:pPr>
     </w:lvl>
   </w:abstractNum>
-  <w:abstractNum w:abstractNumId="3" w15:restartNumberingAfterBreak="0">
+  <w:abstractNum w:abstractNumId="4" w15:restartNumberingAfterBreak="0">
     <w:nsid w:val="55C07271"/>
     <w:multiLevelType w:val="hybridMultilevel"/>
     <w:tmpl w:val="713C6BFA"/>
@@ -4112,23 +5234,17 @@
   </w:abstractNum>
   <w:num w:numId="1" w16cid:durableId="292255130">
     <w:abstractNumId w:val="0"/>
-    <w:lvlOverride w:ilvl="0"/>
-    <w:lvlOverride w:ilvl="1"/>
-    <w:lvlOverride w:ilvl="2"/>
-    <w:lvlOverride w:ilvl="3"/>
-    <w:lvlOverride w:ilvl="4"/>
-    <w:lvlOverride w:ilvl="5"/>
-    <w:lvlOverride w:ilvl="6"/>
-    <w:lvlOverride w:ilvl="7"/>
-    <w:lvlOverride w:ilvl="8"/>
   </w:num>
   <w:num w:numId="2" w16cid:durableId="1859998745">
+    <w:abstractNumId w:val="4"/>
+  </w:num>
+  <w:num w:numId="3" w16cid:durableId="936065116">
     <w:abstractNumId w:val="3"/>
   </w:num>
-  <w:num w:numId="3" w16cid:durableId="936065116">
+  <w:num w:numId="4" w16cid:durableId="597636150">
     <w:abstractNumId w:val="2"/>
   </w:num>
-  <w:num w:numId="4" w16cid:durableId="597636150">
+  <w:num w:numId="5" w16cid:durableId="586308047">
     <w:abstractNumId w:val="1"/>
   </w:num>
 </w:numbering>
@@ -5046,7 +6162,3410 @@
       <w:spacing w:val="5"/>
     </w:rPr>
   </w:style>
+  <w:style w:type="character" w:styleId="Hyperlink">
+    <w:name w:val="Hyperlink"/>
+    <w:basedOn w:val="DefaultParagraphFont"/>
+    <w:uiPriority w:val="99"/>
+    <w:unhideWhenUsed/>
+    <w:rsid w:val="007441B8"/>
+    <w:rPr>
+      <w:color w:val="467886" w:themeColor="hyperlink"/>
+      <w:u w:val="single"/>
+    </w:rPr>
+  </w:style>
+  <w:style w:type="character" w:styleId="UnresolvedMention">
+    <w:name w:val="Unresolved Mention"/>
+    <w:basedOn w:val="DefaultParagraphFont"/>
+    <w:uiPriority w:val="99"/>
+    <w:semiHidden/>
+    <w:unhideWhenUsed/>
+    <w:rsid w:val="007441B8"/>
+    <w:rPr>
+      <w:color w:val="605E5C"/>
+      <w:shd w:val="clear" w:color="auto" w:fill="E1DFDD"/>
+    </w:rPr>
+  </w:style>
 </w:styles>
+</file>
+
+<file path=word/diagrams/colors1.xml><?xml version="1.0" encoding="utf-8"?>
+<dgm:colorsDef xmlns:dgm="http://schemas.openxmlformats.org/drawingml/2006/diagram" xmlns:a="http://schemas.openxmlformats.org/drawingml/2006/main" uniqueId="urn:microsoft.com/office/officeart/2005/8/colors/accent1_2">
+  <dgm:title val=""/>
+  <dgm:desc val=""/>
+  <dgm:catLst>
+    <dgm:cat type="accent1" pri="11200"/>
+  </dgm:catLst>
+  <dgm:styleLbl name="node0">
+    <dgm:fillClrLst meth="repeat">
+      <a:schemeClr val="accent1"/>
+    </dgm:fillClrLst>
+    <dgm:linClrLst meth="repeat">
+      <a:schemeClr val="lt1"/>
+    </dgm:linClrLst>
+    <dgm:effectClrLst/>
+    <dgm:txLinClrLst/>
+    <dgm:txFillClrLst/>
+    <dgm:txEffectClrLst/>
+  </dgm:styleLbl>
+  <dgm:styleLbl name="node0NoLn">
+    <dgm:fillClrLst meth="repeat">
+      <a:schemeClr val="accent1"/>
+    </dgm:fillClrLst>
+    <dgm:linClrLst meth="repeat">
+      <a:schemeClr val="lt1">
+        <a:alpha val="0"/>
+      </a:schemeClr>
+    </dgm:linClrLst>
+    <dgm:effectClrLst/>
+    <dgm:txLinClrLst/>
+    <dgm:txFillClrLst/>
+    <dgm:txEffectClrLst/>
+  </dgm:styleLbl>
+  <dgm:styleLbl name="alignNode1">
+    <dgm:fillClrLst meth="repeat">
+      <a:schemeClr val="accent1"/>
+    </dgm:fillClrLst>
+    <dgm:linClrLst meth="repeat">
+      <a:schemeClr val="accent1"/>
+    </dgm:linClrLst>
+    <dgm:effectClrLst/>
+    <dgm:txLinClrLst/>
+    <dgm:txFillClrLst/>
+    <dgm:txEffectClrLst/>
+  </dgm:styleLbl>
+  <dgm:styleLbl name="node1">
+    <dgm:fillClrLst meth="repeat">
+      <a:schemeClr val="accent1"/>
+    </dgm:fillClrLst>
+    <dgm:linClrLst meth="repeat">
+      <a:schemeClr val="lt1"/>
+    </dgm:linClrLst>
+    <dgm:effectClrLst/>
+    <dgm:txLinClrLst/>
+    <dgm:txFillClrLst/>
+    <dgm:txEffectClrLst/>
+  </dgm:styleLbl>
+  <dgm:styleLbl name="node1NoLn">
+    <dgm:fillClrLst meth="repeat">
+      <a:schemeClr val="accent1"/>
+    </dgm:fillClrLst>
+    <dgm:linClrLst meth="repeat">
+      <a:schemeClr val="lt1">
+        <a:alpha val="0"/>
+      </a:schemeClr>
+    </dgm:linClrLst>
+    <dgm:effectClrLst/>
+    <dgm:txLinClrLst/>
+    <dgm:txFillClrLst/>
+    <dgm:txEffectClrLst/>
+  </dgm:styleLbl>
+  <dgm:styleLbl name="ltNode1NoLn">
+    <dgm:fillClrLst meth="repeat">
+      <a:schemeClr val="accent1">
+        <a:tint val="75000"/>
+      </a:schemeClr>
+    </dgm:fillClrLst>
+    <dgm:linClrLst meth="repeat">
+      <a:schemeClr val="lt1">
+        <a:alpha val="0"/>
+      </a:schemeClr>
+    </dgm:linClrLst>
+    <dgm:effectClrLst/>
+    <dgm:txLinClrLst/>
+    <dgm:txFillClrLst meth="repeat">
+      <a:schemeClr val="dk1"/>
+    </dgm:txFillClrLst>
+    <dgm:txEffectClrLst/>
+  </dgm:styleLbl>
+  <dgm:styleLbl name="lnNode1">
+    <dgm:fillClrLst meth="repeat">
+      <a:schemeClr val="accent1"/>
+    </dgm:fillClrLst>
+    <dgm:linClrLst meth="repeat">
+      <a:schemeClr val="lt1"/>
+    </dgm:linClrLst>
+    <dgm:effectClrLst/>
+    <dgm:txLinClrLst/>
+    <dgm:txFillClrLst/>
+    <dgm:txEffectClrLst/>
+  </dgm:styleLbl>
+  <dgm:styleLbl name="vennNode1">
+    <dgm:fillClrLst meth="repeat">
+      <a:schemeClr val="accent1">
+        <a:alpha val="50000"/>
+      </a:schemeClr>
+    </dgm:fillClrLst>
+    <dgm:linClrLst meth="repeat">
+      <a:schemeClr val="lt1"/>
+    </dgm:linClrLst>
+    <dgm:effectClrLst/>
+    <dgm:txLinClrLst/>
+    <dgm:txFillClrLst/>
+    <dgm:txEffectClrLst/>
+  </dgm:styleLbl>
+  <dgm:styleLbl name="node2">
+    <dgm:fillClrLst meth="repeat">
+      <a:schemeClr val="accent1"/>
+    </dgm:fillClrLst>
+    <dgm:linClrLst meth="repeat">
+      <a:schemeClr val="lt1"/>
+    </dgm:linClrLst>
+    <dgm:effectClrLst/>
+    <dgm:txLinClrLst/>
+    <dgm:txFillClrLst/>
+    <dgm:txEffectClrLst/>
+  </dgm:styleLbl>
+  <dgm:styleLbl name="node2NoLn">
+    <dgm:fillClrLst meth="repeat">
+      <a:schemeClr val="accent1"/>
+    </dgm:fillClrLst>
+    <dgm:linClrLst meth="repeat">
+      <a:schemeClr val="lt1">
+        <a:alpha val="0"/>
+      </a:schemeClr>
+    </dgm:linClrLst>
+    <dgm:effectClrLst/>
+    <dgm:txLinClrLst/>
+    <dgm:txFillClrLst/>
+    <dgm:txEffectClrLst/>
+  </dgm:styleLbl>
+  <dgm:styleLbl name="node3">
+    <dgm:fillClrLst meth="repeat">
+      <a:schemeClr val="accent1"/>
+    </dgm:fillClrLst>
+    <dgm:linClrLst meth="repeat">
+      <a:schemeClr val="lt1"/>
+    </dgm:linClrLst>
+    <dgm:effectClrLst/>
+    <dgm:txLinClrLst/>
+    <dgm:txFillClrLst/>
+    <dgm:txEffectClrLst/>
+  </dgm:styleLbl>
+  <dgm:styleLbl name="node3NoLn">
+    <dgm:fillClrLst meth="repeat">
+      <a:schemeClr val="accent1"/>
+    </dgm:fillClrLst>
+    <dgm:linClrLst meth="repeat">
+      <a:schemeClr val="lt1">
+        <a:alpha val="0"/>
+      </a:schemeClr>
+    </dgm:linClrLst>
+    <dgm:effectClrLst/>
+    <dgm:txLinClrLst/>
+    <dgm:txFillClrLst/>
+    <dgm:txEffectClrLst/>
+  </dgm:styleLbl>
+  <dgm:styleLbl name="node4">
+    <dgm:fillClrLst meth="repeat">
+      <a:schemeClr val="accent1"/>
+    </dgm:fillClrLst>
+    <dgm:linClrLst meth="repeat">
+      <a:schemeClr val="lt1"/>
+    </dgm:linClrLst>
+    <dgm:effectClrLst/>
+    <dgm:txLinClrLst/>
+    <dgm:txFillClrLst/>
+    <dgm:txEffectClrLst/>
+  </dgm:styleLbl>
+  <dgm:styleLbl name="node4NoLn">
+    <dgm:fillClrLst meth="repeat">
+      <a:schemeClr val="accent1"/>
+    </dgm:fillClrLst>
+    <dgm:linClrLst meth="repeat">
+      <a:schemeClr val="lt1">
+        <a:alpha val="0"/>
+      </a:schemeClr>
+    </dgm:linClrLst>
+    <dgm:effectClrLst/>
+    <dgm:txLinClrLst/>
+    <dgm:txFillClrLst/>
+    <dgm:txEffectClrLst/>
+  </dgm:styleLbl>
+  <dgm:styleLbl name="fgImgPlace1">
+    <dgm:fillClrLst meth="repeat">
+      <a:schemeClr val="accent1">
+        <a:tint val="50000"/>
+      </a:schemeClr>
+    </dgm:fillClrLst>
+    <dgm:linClrLst meth="repeat">
+      <a:schemeClr val="lt1"/>
+    </dgm:linClrLst>
+    <dgm:effectClrLst/>
+    <dgm:txLinClrLst/>
+    <dgm:txFillClrLst meth="repeat">
+      <a:schemeClr val="lt1"/>
+    </dgm:txFillClrLst>
+    <dgm:txEffectClrLst/>
+  </dgm:styleLbl>
+  <dgm:styleLbl name="alignImgPlace1">
+    <dgm:fillClrLst meth="repeat">
+      <a:schemeClr val="accent1">
+        <a:tint val="50000"/>
+      </a:schemeClr>
+    </dgm:fillClrLst>
+    <dgm:linClrLst meth="repeat">
+      <a:schemeClr val="lt1"/>
+    </dgm:linClrLst>
+    <dgm:effectClrLst/>
+    <dgm:txLinClrLst/>
+    <dgm:txFillClrLst meth="repeat">
+      <a:schemeClr val="lt1"/>
+    </dgm:txFillClrLst>
+    <dgm:txEffectClrLst/>
+  </dgm:styleLbl>
+  <dgm:styleLbl name="bgImgPlace1">
+    <dgm:fillClrLst meth="repeat">
+      <a:schemeClr val="accent1">
+        <a:tint val="50000"/>
+      </a:schemeClr>
+    </dgm:fillClrLst>
+    <dgm:linClrLst meth="repeat">
+      <a:schemeClr val="lt1"/>
+    </dgm:linClrLst>
+    <dgm:effectClrLst/>
+    <dgm:txLinClrLst/>
+    <dgm:txFillClrLst meth="repeat">
+      <a:schemeClr val="lt1"/>
+    </dgm:txFillClrLst>
+    <dgm:txEffectClrLst/>
+  </dgm:styleLbl>
+  <dgm:styleLbl name="sibTrans2D1">
+    <dgm:fillClrLst meth="repeat">
+      <a:schemeClr val="accent1">
+        <a:tint val="60000"/>
+      </a:schemeClr>
+    </dgm:fillClrLst>
+    <dgm:linClrLst meth="repeat">
+      <a:schemeClr val="accent1">
+        <a:tint val="60000"/>
+      </a:schemeClr>
+    </dgm:linClrLst>
+    <dgm:effectClrLst/>
+    <dgm:txLinClrLst/>
+    <dgm:txFillClrLst/>
+    <dgm:txEffectClrLst/>
+  </dgm:styleLbl>
+  <dgm:styleLbl name="fgSibTrans2D1">
+    <dgm:fillClrLst meth="repeat">
+      <a:schemeClr val="accent1">
+        <a:tint val="60000"/>
+      </a:schemeClr>
+    </dgm:fillClrLst>
+    <dgm:linClrLst meth="repeat">
+      <a:schemeClr val="accent1">
+        <a:tint val="60000"/>
+      </a:schemeClr>
+    </dgm:linClrLst>
+    <dgm:effectClrLst/>
+    <dgm:txLinClrLst/>
+    <dgm:txFillClrLst/>
+    <dgm:txEffectClrLst/>
+  </dgm:styleLbl>
+  <dgm:styleLbl name="bgSibTrans2D1">
+    <dgm:fillClrLst meth="repeat">
+      <a:schemeClr val="accent1">
+        <a:tint val="60000"/>
+      </a:schemeClr>
+    </dgm:fillClrLst>
+    <dgm:linClrLst meth="repeat">
+      <a:schemeClr val="accent1">
+        <a:tint val="60000"/>
+      </a:schemeClr>
+    </dgm:linClrLst>
+    <dgm:effectClrLst/>
+    <dgm:txLinClrLst/>
+    <dgm:txFillClrLst/>
+    <dgm:txEffectClrLst/>
+  </dgm:styleLbl>
+  <dgm:styleLbl name="sibTrans1D1">
+    <dgm:fillClrLst meth="repeat">
+      <a:schemeClr val="accent1"/>
+    </dgm:fillClrLst>
+    <dgm:linClrLst meth="repeat">
+      <a:schemeClr val="accent1"/>
+    </dgm:linClrLst>
+    <dgm:effectClrLst/>
+    <dgm:txLinClrLst/>
+    <dgm:txFillClrLst meth="repeat">
+      <a:schemeClr val="tx1"/>
+    </dgm:txFillClrLst>
+    <dgm:txEffectClrLst/>
+  </dgm:styleLbl>
+  <dgm:styleLbl name="callout">
+    <dgm:fillClrLst meth="repeat">
+      <a:schemeClr val="accent1"/>
+    </dgm:fillClrLst>
+    <dgm:linClrLst meth="repeat">
+      <a:schemeClr val="accent1">
+        <a:tint val="50000"/>
+      </a:schemeClr>
+    </dgm:linClrLst>
+    <dgm:effectClrLst/>
+    <dgm:txLinClrLst/>
+    <dgm:txFillClrLst meth="repeat">
+      <a:schemeClr val="tx1"/>
+    </dgm:txFillClrLst>
+    <dgm:txEffectClrLst/>
+  </dgm:styleLbl>
+  <dgm:styleLbl name="asst0">
+    <dgm:fillClrLst meth="repeat">
+      <a:schemeClr val="accent1"/>
+    </dgm:fillClrLst>
+    <dgm:linClrLst meth="repeat">
+      <a:schemeClr val="lt1"/>
+    </dgm:linClrLst>
+    <dgm:effectClrLst/>
+    <dgm:txLinClrLst/>
+    <dgm:txFillClrLst/>
+    <dgm:txEffectClrLst/>
+  </dgm:styleLbl>
+  <dgm:styleLbl name="asst1">
+    <dgm:fillClrLst meth="repeat">
+      <a:schemeClr val="accent1"/>
+    </dgm:fillClrLst>
+    <dgm:linClrLst meth="repeat">
+      <a:schemeClr val="lt1"/>
+    </dgm:linClrLst>
+    <dgm:effectClrLst/>
+    <dgm:txLinClrLst/>
+    <dgm:txFillClrLst/>
+    <dgm:txEffectClrLst/>
+  </dgm:styleLbl>
+  <dgm:styleLbl name="asst2">
+    <dgm:fillClrLst meth="repeat">
+      <a:schemeClr val="accent1"/>
+    </dgm:fillClrLst>
+    <dgm:linClrLst meth="repeat">
+      <a:schemeClr val="lt1"/>
+    </dgm:linClrLst>
+    <dgm:effectClrLst/>
+    <dgm:txLinClrLst/>
+    <dgm:txFillClrLst/>
+    <dgm:txEffectClrLst/>
+  </dgm:styleLbl>
+  <dgm:styleLbl name="asst3">
+    <dgm:fillClrLst meth="repeat">
+      <a:schemeClr val="accent1"/>
+    </dgm:fillClrLst>
+    <dgm:linClrLst meth="repeat">
+      <a:schemeClr val="lt1"/>
+    </dgm:linClrLst>
+    <dgm:effectClrLst/>
+    <dgm:txLinClrLst/>
+    <dgm:txFillClrLst/>
+    <dgm:txEffectClrLst/>
+  </dgm:styleLbl>
+  <dgm:styleLbl name="asst4">
+    <dgm:fillClrLst meth="repeat">
+      <a:schemeClr val="accent1"/>
+    </dgm:fillClrLst>
+    <dgm:linClrLst meth="repeat">
+      <a:schemeClr val="lt1"/>
+    </dgm:linClrLst>
+    <dgm:effectClrLst/>
+    <dgm:txLinClrLst/>
+    <dgm:txFillClrLst/>
+    <dgm:txEffectClrLst/>
+  </dgm:styleLbl>
+  <dgm:styleLbl name="parChTrans2D1">
+    <dgm:fillClrLst meth="repeat">
+      <a:schemeClr val="accent1">
+        <a:tint val="60000"/>
+      </a:schemeClr>
+    </dgm:fillClrLst>
+    <dgm:linClrLst meth="repeat">
+      <a:schemeClr val="accent1">
+        <a:tint val="60000"/>
+      </a:schemeClr>
+    </dgm:linClrLst>
+    <dgm:effectClrLst/>
+    <dgm:txLinClrLst/>
+    <dgm:txFillClrLst meth="repeat">
+      <a:schemeClr val="lt1"/>
+    </dgm:txFillClrLst>
+    <dgm:txEffectClrLst/>
+  </dgm:styleLbl>
+  <dgm:styleLbl name="parChTrans2D2">
+    <dgm:fillClrLst meth="repeat">
+      <a:schemeClr val="accent1"/>
+    </dgm:fillClrLst>
+    <dgm:linClrLst meth="repeat">
+      <a:schemeClr val="accent1"/>
+    </dgm:linClrLst>
+    <dgm:effectClrLst/>
+    <dgm:txLinClrLst/>
+    <dgm:txFillClrLst meth="repeat">
+      <a:schemeClr val="lt1"/>
+    </dgm:txFillClrLst>
+    <dgm:txEffectClrLst/>
+  </dgm:styleLbl>
+  <dgm:styleLbl name="parChTrans2D3">
+    <dgm:fillClrLst meth="repeat">
+      <a:schemeClr val="accent1"/>
+    </dgm:fillClrLst>
+    <dgm:linClrLst meth="repeat">
+      <a:schemeClr val="accent1"/>
+    </dgm:linClrLst>
+    <dgm:effectClrLst/>
+    <dgm:txLinClrLst/>
+    <dgm:txFillClrLst meth="repeat">
+      <a:schemeClr val="lt1"/>
+    </dgm:txFillClrLst>
+    <dgm:txEffectClrLst/>
+  </dgm:styleLbl>
+  <dgm:styleLbl name="parChTrans2D4">
+    <dgm:fillClrLst meth="repeat">
+      <a:schemeClr val="accent1"/>
+    </dgm:fillClrLst>
+    <dgm:linClrLst meth="repeat">
+      <a:schemeClr val="accent1"/>
+    </dgm:linClrLst>
+    <dgm:effectClrLst/>
+    <dgm:txLinClrLst/>
+    <dgm:txFillClrLst meth="repeat">
+      <a:schemeClr val="lt1"/>
+    </dgm:txFillClrLst>
+    <dgm:txEffectClrLst/>
+  </dgm:styleLbl>
+  <dgm:styleLbl name="parChTrans1D1">
+    <dgm:fillClrLst meth="repeat">
+      <a:schemeClr val="accent1"/>
+    </dgm:fillClrLst>
+    <dgm:linClrLst meth="repeat">
+      <a:schemeClr val="accent1">
+        <a:shade val="60000"/>
+      </a:schemeClr>
+    </dgm:linClrLst>
+    <dgm:effectClrLst/>
+    <dgm:txLinClrLst/>
+    <dgm:txFillClrLst meth="repeat">
+      <a:schemeClr val="tx1"/>
+    </dgm:txFillClrLst>
+    <dgm:txEffectClrLst/>
+  </dgm:styleLbl>
+  <dgm:styleLbl name="parChTrans1D2">
+    <dgm:fillClrLst meth="repeat">
+      <a:schemeClr val="accent1"/>
+    </dgm:fillClrLst>
+    <dgm:linClrLst meth="repeat">
+      <a:schemeClr val="accent1">
+        <a:shade val="60000"/>
+      </a:schemeClr>
+    </dgm:linClrLst>
+    <dgm:effectClrLst/>
+    <dgm:txLinClrLst/>
+    <dgm:txFillClrLst meth="repeat">
+      <a:schemeClr val="tx1"/>
+    </dgm:txFillClrLst>
+    <dgm:txEffectClrLst/>
+  </dgm:styleLbl>
+  <dgm:styleLbl name="parChTrans1D3">
+    <dgm:fillClrLst meth="repeat">
+      <a:schemeClr val="accent1"/>
+    </dgm:fillClrLst>
+    <dgm:linClrLst meth="repeat">
+      <a:schemeClr val="accent1">
+        <a:shade val="80000"/>
+      </a:schemeClr>
+    </dgm:linClrLst>
+    <dgm:effectClrLst/>
+    <dgm:txLinClrLst/>
+    <dgm:txFillClrLst meth="repeat">
+      <a:schemeClr val="tx1"/>
+    </dgm:txFillClrLst>
+    <dgm:txEffectClrLst/>
+  </dgm:styleLbl>
+  <dgm:styleLbl name="parChTrans1D4">
+    <dgm:fillClrLst meth="repeat">
+      <a:schemeClr val="accent1"/>
+    </dgm:fillClrLst>
+    <dgm:linClrLst meth="repeat">
+      <a:schemeClr val="accent1">
+        <a:shade val="80000"/>
+      </a:schemeClr>
+    </dgm:linClrLst>
+    <dgm:effectClrLst/>
+    <dgm:txLinClrLst/>
+    <dgm:txFillClrLst meth="repeat">
+      <a:schemeClr val="tx1"/>
+    </dgm:txFillClrLst>
+    <dgm:txEffectClrLst/>
+  </dgm:styleLbl>
+  <dgm:styleLbl name="fgAcc1">
+    <dgm:fillClrLst meth="repeat">
+      <a:schemeClr val="lt1">
+        <a:alpha val="90000"/>
+      </a:schemeClr>
+    </dgm:fillClrLst>
+    <dgm:linClrLst meth="repeat">
+      <a:schemeClr val="accent1"/>
+    </dgm:linClrLst>
+    <dgm:effectClrLst/>
+    <dgm:txLinClrLst/>
+    <dgm:txFillClrLst meth="repeat">
+      <a:schemeClr val="dk1"/>
+    </dgm:txFillClrLst>
+    <dgm:txEffectClrLst/>
+  </dgm:styleLbl>
+  <dgm:styleLbl name="conFgAcc1">
+    <dgm:fillClrLst meth="repeat">
+      <a:schemeClr val="lt1">
+        <a:alpha val="90000"/>
+      </a:schemeClr>
+    </dgm:fillClrLst>
+    <dgm:linClrLst meth="repeat">
+      <a:schemeClr val="accent1"/>
+    </dgm:linClrLst>
+    <dgm:effectClrLst/>
+    <dgm:txLinClrLst/>
+    <dgm:txFillClrLst meth="repeat">
+      <a:schemeClr val="dk1"/>
+    </dgm:txFillClrLst>
+    <dgm:txEffectClrLst/>
+  </dgm:styleLbl>
+  <dgm:styleLbl name="alignAcc1">
+    <dgm:fillClrLst meth="repeat">
+      <a:schemeClr val="lt1">
+        <a:alpha val="90000"/>
+      </a:schemeClr>
+    </dgm:fillClrLst>
+    <dgm:linClrLst meth="repeat">
+      <a:schemeClr val="accent1"/>
+    </dgm:linClrLst>
+    <dgm:effectClrLst/>
+    <dgm:txLinClrLst/>
+    <dgm:txFillClrLst meth="repeat">
+      <a:schemeClr val="dk1"/>
+    </dgm:txFillClrLst>
+    <dgm:txEffectClrLst/>
+  </dgm:styleLbl>
+  <dgm:styleLbl name="trAlignAcc1">
+    <dgm:fillClrLst meth="repeat">
+      <a:schemeClr val="lt1">
+        <a:alpha val="40000"/>
+      </a:schemeClr>
+    </dgm:fillClrLst>
+    <dgm:linClrLst meth="repeat">
+      <a:schemeClr val="accent1"/>
+    </dgm:linClrLst>
+    <dgm:effectClrLst/>
+    <dgm:txLinClrLst/>
+    <dgm:txFillClrLst meth="repeat">
+      <a:schemeClr val="dk1"/>
+    </dgm:txFillClrLst>
+    <dgm:txEffectClrLst/>
+  </dgm:styleLbl>
+  <dgm:styleLbl name="bgAcc1">
+    <dgm:fillClrLst meth="repeat">
+      <a:schemeClr val="lt1">
+        <a:alpha val="90000"/>
+      </a:schemeClr>
+    </dgm:fillClrLst>
+    <dgm:linClrLst meth="repeat">
+      <a:schemeClr val="accent1"/>
+    </dgm:linClrLst>
+    <dgm:effectClrLst/>
+    <dgm:txLinClrLst/>
+    <dgm:txFillClrLst meth="repeat">
+      <a:schemeClr val="dk1"/>
+    </dgm:txFillClrLst>
+    <dgm:txEffectClrLst/>
+  </dgm:styleLbl>
+  <dgm:styleLbl name="solidFgAcc1">
+    <dgm:fillClrLst meth="repeat">
+      <a:schemeClr val="lt1"/>
+    </dgm:fillClrLst>
+    <dgm:linClrLst meth="repeat">
+      <a:schemeClr val="accent1"/>
+    </dgm:linClrLst>
+    <dgm:effectClrLst/>
+    <dgm:txLinClrLst/>
+    <dgm:txFillClrLst meth="repeat">
+      <a:schemeClr val="dk1"/>
+    </dgm:txFillClrLst>
+    <dgm:txEffectClrLst/>
+  </dgm:styleLbl>
+  <dgm:styleLbl name="solidAlignAcc1">
+    <dgm:fillClrLst meth="repeat">
+      <a:schemeClr val="lt1"/>
+    </dgm:fillClrLst>
+    <dgm:linClrLst meth="repeat">
+      <a:schemeClr val="accent1"/>
+    </dgm:linClrLst>
+    <dgm:effectClrLst/>
+    <dgm:txLinClrLst/>
+    <dgm:txFillClrLst meth="repeat">
+      <a:schemeClr val="dk1"/>
+    </dgm:txFillClrLst>
+    <dgm:txEffectClrLst/>
+  </dgm:styleLbl>
+  <dgm:styleLbl name="solidBgAcc1">
+    <dgm:fillClrLst meth="repeat">
+      <a:schemeClr val="lt1"/>
+    </dgm:fillClrLst>
+    <dgm:linClrLst meth="repeat">
+      <a:schemeClr val="accent1"/>
+    </dgm:linClrLst>
+    <dgm:effectClrLst/>
+    <dgm:txLinClrLst/>
+    <dgm:txFillClrLst meth="repeat">
+      <a:schemeClr val="dk1"/>
+    </dgm:txFillClrLst>
+    <dgm:txEffectClrLst/>
+  </dgm:styleLbl>
+  <dgm:styleLbl name="fgAccFollowNode1">
+    <dgm:fillClrLst meth="repeat">
+      <a:schemeClr val="accent1">
+        <a:alpha val="90000"/>
+        <a:tint val="40000"/>
+      </a:schemeClr>
+    </dgm:fillClrLst>
+    <dgm:linClrLst meth="repeat">
+      <a:schemeClr val="accent1">
+        <a:alpha val="90000"/>
+        <a:tint val="40000"/>
+      </a:schemeClr>
+    </dgm:linClrLst>
+    <dgm:effectClrLst/>
+    <dgm:txLinClrLst/>
+    <dgm:txFillClrLst meth="repeat">
+      <a:schemeClr val="dk1"/>
+    </dgm:txFillClrLst>
+    <dgm:txEffectClrLst/>
+  </dgm:styleLbl>
+  <dgm:styleLbl name="alignAccFollowNode1">
+    <dgm:fillClrLst meth="repeat">
+      <a:schemeClr val="accent1">
+        <a:alpha val="90000"/>
+        <a:tint val="40000"/>
+      </a:schemeClr>
+    </dgm:fillClrLst>
+    <dgm:linClrLst meth="repeat">
+      <a:schemeClr val="accent1">
+        <a:alpha val="90000"/>
+        <a:tint val="40000"/>
+      </a:schemeClr>
+    </dgm:linClrLst>
+    <dgm:effectClrLst/>
+    <dgm:txLinClrLst/>
+    <dgm:txFillClrLst meth="repeat">
+      <a:schemeClr val="dk1"/>
+    </dgm:txFillClrLst>
+    <dgm:txEffectClrLst/>
+  </dgm:styleLbl>
+  <dgm:styleLbl name="bgAccFollowNode1">
+    <dgm:fillClrLst meth="repeat">
+      <a:schemeClr val="accent1">
+        <a:alpha val="90000"/>
+        <a:tint val="40000"/>
+      </a:schemeClr>
+    </dgm:fillClrLst>
+    <dgm:linClrLst meth="repeat">
+      <a:schemeClr val="accent1">
+        <a:alpha val="90000"/>
+        <a:tint val="40000"/>
+      </a:schemeClr>
+    </dgm:linClrLst>
+    <dgm:effectClrLst/>
+    <dgm:txLinClrLst/>
+    <dgm:txFillClrLst meth="repeat">
+      <a:schemeClr val="dk1"/>
+    </dgm:txFillClrLst>
+    <dgm:txEffectClrLst/>
+  </dgm:styleLbl>
+  <dgm:styleLbl name="fgAcc0">
+    <dgm:fillClrLst meth="repeat">
+      <a:schemeClr val="lt1">
+        <a:alpha val="90000"/>
+      </a:schemeClr>
+    </dgm:fillClrLst>
+    <dgm:linClrLst meth="repeat">
+      <a:schemeClr val="accent1"/>
+    </dgm:linClrLst>
+    <dgm:effectClrLst/>
+    <dgm:txLinClrLst/>
+    <dgm:txFillClrLst meth="repeat">
+      <a:schemeClr val="dk1"/>
+    </dgm:txFillClrLst>
+    <dgm:txEffectClrLst/>
+  </dgm:styleLbl>
+  <dgm:styleLbl name="fgAcc2">
+    <dgm:fillClrLst meth="repeat">
+      <a:schemeClr val="lt1">
+        <a:alpha val="90000"/>
+      </a:schemeClr>
+    </dgm:fillClrLst>
+    <dgm:linClrLst meth="repeat">
+      <a:schemeClr val="accent1"/>
+    </dgm:linClrLst>
+    <dgm:effectClrLst/>
+    <dgm:txLinClrLst/>
+    <dgm:txFillClrLst meth="repeat">
+      <a:schemeClr val="dk1"/>
+    </dgm:txFillClrLst>
+    <dgm:txEffectClrLst/>
+  </dgm:styleLbl>
+  <dgm:styleLbl name="fgAcc3">
+    <dgm:fillClrLst meth="repeat">
+      <a:schemeClr val="lt1">
+        <a:alpha val="90000"/>
+      </a:schemeClr>
+    </dgm:fillClrLst>
+    <dgm:linClrLst meth="repeat">
+      <a:schemeClr val="accent1"/>
+    </dgm:linClrLst>
+    <dgm:effectClrLst/>
+    <dgm:txLinClrLst/>
+    <dgm:txFillClrLst meth="repeat">
+      <a:schemeClr val="dk1"/>
+    </dgm:txFillClrLst>
+    <dgm:txEffectClrLst/>
+  </dgm:styleLbl>
+  <dgm:styleLbl name="fgAcc4">
+    <dgm:fillClrLst meth="repeat">
+      <a:schemeClr val="lt1">
+        <a:alpha val="90000"/>
+      </a:schemeClr>
+    </dgm:fillClrLst>
+    <dgm:linClrLst meth="repeat">
+      <a:schemeClr val="accent1"/>
+    </dgm:linClrLst>
+    <dgm:effectClrLst/>
+    <dgm:txLinClrLst/>
+    <dgm:txFillClrLst meth="repeat">
+      <a:schemeClr val="dk1"/>
+    </dgm:txFillClrLst>
+    <dgm:txEffectClrLst/>
+  </dgm:styleLbl>
+  <dgm:styleLbl name="bgShp">
+    <dgm:fillClrLst meth="repeat">
+      <a:schemeClr val="accent1">
+        <a:tint val="40000"/>
+      </a:schemeClr>
+    </dgm:fillClrLst>
+    <dgm:linClrLst meth="repeat">
+      <a:schemeClr val="accent1"/>
+    </dgm:linClrLst>
+    <dgm:effectClrLst/>
+    <dgm:txLinClrLst/>
+    <dgm:txFillClrLst meth="repeat">
+      <a:schemeClr val="dk1"/>
+    </dgm:txFillClrLst>
+    <dgm:txEffectClrLst/>
+  </dgm:styleLbl>
+  <dgm:styleLbl name="dkBgShp">
+    <dgm:fillClrLst meth="repeat">
+      <a:schemeClr val="accent1">
+        <a:shade val="80000"/>
+      </a:schemeClr>
+    </dgm:fillClrLst>
+    <dgm:linClrLst meth="repeat">
+      <a:schemeClr val="accent1"/>
+    </dgm:linClrLst>
+    <dgm:effectClrLst/>
+    <dgm:txLinClrLst/>
+    <dgm:txFillClrLst meth="repeat">
+      <a:schemeClr val="lt1"/>
+    </dgm:txFillClrLst>
+    <dgm:txEffectClrLst/>
+  </dgm:styleLbl>
+  <dgm:styleLbl name="trBgShp">
+    <dgm:fillClrLst meth="repeat">
+      <a:schemeClr val="accent1">
+        <a:tint val="50000"/>
+        <a:alpha val="40000"/>
+      </a:schemeClr>
+    </dgm:fillClrLst>
+    <dgm:linClrLst meth="repeat">
+      <a:schemeClr val="accent1"/>
+    </dgm:linClrLst>
+    <dgm:effectClrLst/>
+    <dgm:txLinClrLst/>
+    <dgm:txFillClrLst meth="repeat">
+      <a:schemeClr val="lt1"/>
+    </dgm:txFillClrLst>
+    <dgm:txEffectClrLst/>
+  </dgm:styleLbl>
+  <dgm:styleLbl name="fgShp">
+    <dgm:fillClrLst meth="repeat">
+      <a:schemeClr val="accent1">
+        <a:tint val="60000"/>
+      </a:schemeClr>
+    </dgm:fillClrLst>
+    <dgm:linClrLst meth="repeat">
+      <a:schemeClr val="lt1"/>
+    </dgm:linClrLst>
+    <dgm:effectClrLst/>
+    <dgm:txLinClrLst/>
+    <dgm:txFillClrLst meth="repeat">
+      <a:schemeClr val="dk1"/>
+    </dgm:txFillClrLst>
+    <dgm:txEffectClrLst/>
+  </dgm:styleLbl>
+  <dgm:styleLbl name="revTx">
+    <dgm:fillClrLst meth="repeat">
+      <a:schemeClr val="lt1">
+        <a:alpha val="0"/>
+      </a:schemeClr>
+    </dgm:fillClrLst>
+    <dgm:linClrLst meth="repeat">
+      <a:schemeClr val="dk1">
+        <a:alpha val="0"/>
+      </a:schemeClr>
+    </dgm:linClrLst>
+    <dgm:effectClrLst/>
+    <dgm:txLinClrLst/>
+    <dgm:txFillClrLst meth="repeat">
+      <a:schemeClr val="tx1"/>
+    </dgm:txFillClrLst>
+    <dgm:txEffectClrLst/>
+  </dgm:styleLbl>
+  <dgm:styleLbl name="revTxLt">
+    <dgm:fillClrLst meth="repeat">
+      <a:schemeClr val="lt1">
+        <a:alpha val="0"/>
+      </a:schemeClr>
+    </dgm:fillClrLst>
+    <dgm:linClrLst meth="repeat">
+      <a:schemeClr val="dk1">
+        <a:alpha val="0"/>
+      </a:schemeClr>
+    </dgm:linClrLst>
+    <dgm:effectClrLst/>
+    <dgm:txLinClrLst/>
+    <dgm:txFillClrLst/>
+    <dgm:txEffectClrLst/>
+  </dgm:styleLbl>
+</dgm:colorsDef>
+</file>
+
+<file path=word/diagrams/data1.xml><?xml version="1.0" encoding="utf-8"?>
+<dgm:dataModel xmlns:dgm="http://schemas.openxmlformats.org/drawingml/2006/diagram" xmlns:a="http://schemas.openxmlformats.org/drawingml/2006/main">
+  <dgm:ptLst>
+    <dgm:pt modelId="{B72A0257-32F0-496C-B95B-F9F2D56E832F}" type="doc">
+      <dgm:prSet loTypeId="urn:microsoft.com/office/officeart/2005/8/layout/vList5" loCatId="list" qsTypeId="urn:microsoft.com/office/officeart/2005/8/quickstyle/simple1" qsCatId="simple" csTypeId="urn:microsoft.com/office/officeart/2005/8/colors/accent1_2" csCatId="accent1" phldr="1"/>
+      <dgm:spPr/>
+      <dgm:t>
+        <a:bodyPr/>
+        <a:lstStyle/>
+        <a:p>
+          <a:endParaRPr lang="LID4096"/>
+        </a:p>
+      </dgm:t>
+    </dgm:pt>
+    <dgm:pt modelId="{4960260B-CC98-4CE4-A0F2-3273A7E347A8}">
+      <dgm:prSet phldrT="[Text]"/>
+      <dgm:spPr/>
+      <dgm:t>
+        <a:bodyPr/>
+        <a:lstStyle/>
+        <a:p>
+          <a:r>
+            <a:rPr lang="en-GB"/>
+            <a:t>A - Top priority </a:t>
+          </a:r>
+          <a:endParaRPr lang="LID4096"/>
+        </a:p>
+      </dgm:t>
+    </dgm:pt>
+    <dgm:pt modelId="{7975688C-8465-4DE8-998F-1919E76865E5}" type="parTrans" cxnId="{BE0B9A3B-5672-4155-AD0A-D3A784670C35}">
+      <dgm:prSet/>
+      <dgm:spPr/>
+      <dgm:t>
+        <a:bodyPr/>
+        <a:lstStyle/>
+        <a:p>
+          <a:endParaRPr lang="LID4096"/>
+        </a:p>
+      </dgm:t>
+    </dgm:pt>
+    <dgm:pt modelId="{9FFA60EA-6AC3-4D6D-9340-0028C3508825}" type="sibTrans" cxnId="{BE0B9A3B-5672-4155-AD0A-D3A784670C35}">
+      <dgm:prSet/>
+      <dgm:spPr/>
+      <dgm:t>
+        <a:bodyPr/>
+        <a:lstStyle/>
+        <a:p>
+          <a:endParaRPr lang="LID4096"/>
+        </a:p>
+      </dgm:t>
+    </dgm:pt>
+    <dgm:pt modelId="{1C9FADDD-2AC5-4481-A749-B0BF479DD609}">
+      <dgm:prSet phldrT="[Text]"/>
+      <dgm:spPr/>
+      <dgm:t>
+        <a:bodyPr/>
+        <a:lstStyle/>
+        <a:p>
+          <a:r>
+            <a:rPr lang="en-GB"/>
+            <a:t>Energy performance</a:t>
+          </a:r>
+          <a:endParaRPr lang="LID4096"/>
+        </a:p>
+      </dgm:t>
+    </dgm:pt>
+    <dgm:pt modelId="{2E726A58-5B62-473F-9DDD-11C8B00FF418}" type="parTrans" cxnId="{F1270B81-45E8-4A96-BD57-8DD873049591}">
+      <dgm:prSet/>
+      <dgm:spPr/>
+      <dgm:t>
+        <a:bodyPr/>
+        <a:lstStyle/>
+        <a:p>
+          <a:endParaRPr lang="LID4096"/>
+        </a:p>
+      </dgm:t>
+    </dgm:pt>
+    <dgm:pt modelId="{7272F8D7-EAE3-417F-BC3F-497C0F8A2FD4}" type="sibTrans" cxnId="{F1270B81-45E8-4A96-BD57-8DD873049591}">
+      <dgm:prSet/>
+      <dgm:spPr/>
+      <dgm:t>
+        <a:bodyPr/>
+        <a:lstStyle/>
+        <a:p>
+          <a:endParaRPr lang="LID4096"/>
+        </a:p>
+      </dgm:t>
+    </dgm:pt>
+    <dgm:pt modelId="{189E92AB-386C-429A-A24A-B3BBC3892D90}">
+      <dgm:prSet phldrT="[Text]"/>
+      <dgm:spPr/>
+      <dgm:t>
+        <a:bodyPr/>
+        <a:lstStyle/>
+        <a:p>
+          <a:r>
+            <a:rPr lang="en-GB"/>
+            <a:t>IEQ</a:t>
+          </a:r>
+          <a:endParaRPr lang="LID4096"/>
+        </a:p>
+      </dgm:t>
+    </dgm:pt>
+    <dgm:pt modelId="{012B6F67-8072-40A3-9724-670320CB1897}" type="parTrans" cxnId="{FB60B6D2-7A61-4E48-84AE-9200AAAC5429}">
+      <dgm:prSet/>
+      <dgm:spPr/>
+      <dgm:t>
+        <a:bodyPr/>
+        <a:lstStyle/>
+        <a:p>
+          <a:endParaRPr lang="LID4096"/>
+        </a:p>
+      </dgm:t>
+    </dgm:pt>
+    <dgm:pt modelId="{4E1183F3-E0FA-4CBD-9B0B-5DAD6BEC2981}" type="sibTrans" cxnId="{FB60B6D2-7A61-4E48-84AE-9200AAAC5429}">
+      <dgm:prSet/>
+      <dgm:spPr/>
+      <dgm:t>
+        <a:bodyPr/>
+        <a:lstStyle/>
+        <a:p>
+          <a:endParaRPr lang="LID4096"/>
+        </a:p>
+      </dgm:t>
+    </dgm:pt>
+    <dgm:pt modelId="{387B3C66-D477-4D91-BEF8-27831EECF7E9}">
+      <dgm:prSet phldrT="[Text]"/>
+      <dgm:spPr/>
+      <dgm:t>
+        <a:bodyPr/>
+        <a:lstStyle/>
+        <a:p>
+          <a:r>
+            <a:rPr lang="en-GB"/>
+            <a:t>B - Mid priority</a:t>
+          </a:r>
+          <a:endParaRPr lang="LID4096"/>
+        </a:p>
+      </dgm:t>
+    </dgm:pt>
+    <dgm:pt modelId="{665E3F0B-E52C-4046-A641-F5395DB9FA9E}" type="parTrans" cxnId="{40D891AF-645C-42DE-B751-421D430AF514}">
+      <dgm:prSet/>
+      <dgm:spPr/>
+      <dgm:t>
+        <a:bodyPr/>
+        <a:lstStyle/>
+        <a:p>
+          <a:endParaRPr lang="LID4096"/>
+        </a:p>
+      </dgm:t>
+    </dgm:pt>
+    <dgm:pt modelId="{E95AD621-5A94-4339-B14D-3E7D941BED4F}" type="sibTrans" cxnId="{40D891AF-645C-42DE-B751-421D430AF514}">
+      <dgm:prSet/>
+      <dgm:spPr/>
+      <dgm:t>
+        <a:bodyPr/>
+        <a:lstStyle/>
+        <a:p>
+          <a:endParaRPr lang="LID4096"/>
+        </a:p>
+      </dgm:t>
+    </dgm:pt>
+    <dgm:pt modelId="{1217F1DF-90DC-4AD3-A75A-6BA6CA5D47BE}">
+      <dgm:prSet phldrT="[Text]"/>
+      <dgm:spPr/>
+      <dgm:t>
+        <a:bodyPr/>
+        <a:lstStyle/>
+        <a:p>
+          <a:r>
+            <a:rPr lang="en-GB"/>
+            <a:t>Climate impact</a:t>
+          </a:r>
+          <a:endParaRPr lang="LID4096"/>
+        </a:p>
+      </dgm:t>
+    </dgm:pt>
+    <dgm:pt modelId="{6D9F8F05-F8E0-4397-B1FD-9F46FAD60F8C}" type="parTrans" cxnId="{89154213-1939-4539-A4CF-5F1939DB1DF0}">
+      <dgm:prSet/>
+      <dgm:spPr/>
+      <dgm:t>
+        <a:bodyPr/>
+        <a:lstStyle/>
+        <a:p>
+          <a:endParaRPr lang="LID4096"/>
+        </a:p>
+      </dgm:t>
+    </dgm:pt>
+    <dgm:pt modelId="{552D894A-1FB0-4004-BB98-3F0CFDB84B41}" type="sibTrans" cxnId="{89154213-1939-4539-A4CF-5F1939DB1DF0}">
+      <dgm:prSet/>
+      <dgm:spPr/>
+      <dgm:t>
+        <a:bodyPr/>
+        <a:lstStyle/>
+        <a:p>
+          <a:endParaRPr lang="LID4096"/>
+        </a:p>
+      </dgm:t>
+    </dgm:pt>
+    <dgm:pt modelId="{08A2A1AC-BA58-47B4-BFA0-FE492ADF6C68}">
+      <dgm:prSet phldrT="[Text]"/>
+      <dgm:spPr/>
+      <dgm:t>
+        <a:bodyPr/>
+        <a:lstStyle/>
+        <a:p>
+          <a:r>
+            <a:rPr lang="en-GB"/>
+            <a:t>Water use</a:t>
+          </a:r>
+          <a:endParaRPr lang="LID4096"/>
+        </a:p>
+      </dgm:t>
+    </dgm:pt>
+    <dgm:pt modelId="{0FDF94DB-8E02-452F-A6C7-A24A530E7590}" type="parTrans" cxnId="{2F00AE7A-51FC-45DC-B6DA-CB76B903D84D}">
+      <dgm:prSet/>
+      <dgm:spPr/>
+      <dgm:t>
+        <a:bodyPr/>
+        <a:lstStyle/>
+        <a:p>
+          <a:endParaRPr lang="LID4096"/>
+        </a:p>
+      </dgm:t>
+    </dgm:pt>
+    <dgm:pt modelId="{D1434579-5402-45E5-B1A0-5662FED079A0}" type="sibTrans" cxnId="{2F00AE7A-51FC-45DC-B6DA-CB76B903D84D}">
+      <dgm:prSet/>
+      <dgm:spPr/>
+      <dgm:t>
+        <a:bodyPr/>
+        <a:lstStyle/>
+        <a:p>
+          <a:endParaRPr lang="LID4096"/>
+        </a:p>
+      </dgm:t>
+    </dgm:pt>
+    <dgm:pt modelId="{B3DE9EF2-7C48-4733-94F8-4CA449A22EB5}">
+      <dgm:prSet phldrT="[Text]"/>
+      <dgm:spPr/>
+      <dgm:t>
+        <a:bodyPr/>
+        <a:lstStyle/>
+        <a:p>
+          <a:r>
+            <a:rPr lang="en-GB"/>
+            <a:t>C - Low priority </a:t>
+          </a:r>
+          <a:endParaRPr lang="LID4096"/>
+        </a:p>
+      </dgm:t>
+    </dgm:pt>
+    <dgm:pt modelId="{91D1EEB5-EC2D-4FFE-A6AC-643323C56A31}" type="parTrans" cxnId="{5E0A94D4-63B3-4EA7-BB89-FDECD11A0754}">
+      <dgm:prSet/>
+      <dgm:spPr/>
+      <dgm:t>
+        <a:bodyPr/>
+        <a:lstStyle/>
+        <a:p>
+          <a:endParaRPr lang="LID4096"/>
+        </a:p>
+      </dgm:t>
+    </dgm:pt>
+    <dgm:pt modelId="{E9D9AFB4-56EF-4318-8FA3-C3EC8B02EE74}" type="sibTrans" cxnId="{5E0A94D4-63B3-4EA7-BB89-FDECD11A0754}">
+      <dgm:prSet/>
+      <dgm:spPr/>
+      <dgm:t>
+        <a:bodyPr/>
+        <a:lstStyle/>
+        <a:p>
+          <a:endParaRPr lang="LID4096"/>
+        </a:p>
+      </dgm:t>
+    </dgm:pt>
+    <dgm:pt modelId="{D1D3044F-F216-4168-88F8-F6C6942DAF90}">
+      <dgm:prSet phldrT="[Text]"/>
+      <dgm:spPr/>
+      <dgm:t>
+        <a:bodyPr/>
+        <a:lstStyle/>
+        <a:p>
+          <a:r>
+            <a:rPr lang="en-GB"/>
+            <a:t>Energy system integration</a:t>
+          </a:r>
+          <a:endParaRPr lang="LID4096"/>
+        </a:p>
+      </dgm:t>
+    </dgm:pt>
+    <dgm:pt modelId="{1DE5B3E5-954C-4EF4-93FC-B9C3550D0EB8}" type="parTrans" cxnId="{3E890AA6-929A-47E9-B82C-4A45E20E6DBD}">
+      <dgm:prSet/>
+      <dgm:spPr/>
+      <dgm:t>
+        <a:bodyPr/>
+        <a:lstStyle/>
+        <a:p>
+          <a:endParaRPr lang="LID4096"/>
+        </a:p>
+      </dgm:t>
+    </dgm:pt>
+    <dgm:pt modelId="{42EB55D9-2E25-48E7-A960-A0E9ABBFC0AC}" type="sibTrans" cxnId="{3E890AA6-929A-47E9-B82C-4A45E20E6DBD}">
+      <dgm:prSet/>
+      <dgm:spPr/>
+      <dgm:t>
+        <a:bodyPr/>
+        <a:lstStyle/>
+        <a:p>
+          <a:endParaRPr lang="LID4096"/>
+        </a:p>
+      </dgm:t>
+    </dgm:pt>
+    <dgm:pt modelId="{6F116025-4FDD-46C6-8DD3-0998333986C3}">
+      <dgm:prSet phldrT="[Text]"/>
+      <dgm:spPr/>
+      <dgm:t>
+        <a:bodyPr/>
+        <a:lstStyle/>
+        <a:p>
+          <a:r>
+            <a:rPr lang="en-GB"/>
+            <a:t>Practical implementation feasibility</a:t>
+          </a:r>
+          <a:endParaRPr lang="LID4096"/>
+        </a:p>
+      </dgm:t>
+    </dgm:pt>
+    <dgm:pt modelId="{55B5E372-2C42-4F90-AAB2-20AF90D21738}" type="parTrans" cxnId="{CEBE6C7B-AECF-4DD2-9696-CEB39539913E}">
+      <dgm:prSet/>
+      <dgm:spPr/>
+      <dgm:t>
+        <a:bodyPr/>
+        <a:lstStyle/>
+        <a:p>
+          <a:endParaRPr lang="LID4096"/>
+        </a:p>
+      </dgm:t>
+    </dgm:pt>
+    <dgm:pt modelId="{085FF26A-1DD1-4881-95FD-D9F65690EA7D}" type="sibTrans" cxnId="{CEBE6C7B-AECF-4DD2-9696-CEB39539913E}">
+      <dgm:prSet/>
+      <dgm:spPr/>
+      <dgm:t>
+        <a:bodyPr/>
+        <a:lstStyle/>
+        <a:p>
+          <a:endParaRPr lang="LID4096"/>
+        </a:p>
+      </dgm:t>
+    </dgm:pt>
+    <dgm:pt modelId="{8137A33A-03F1-4E7B-8044-CC54AC52E6D2}">
+      <dgm:prSet phldrT="[Text]"/>
+      <dgm:spPr/>
+      <dgm:t>
+        <a:bodyPr/>
+        <a:lstStyle/>
+        <a:p>
+          <a:r>
+            <a:rPr lang="en-GB"/>
+            <a:t>...</a:t>
+          </a:r>
+          <a:endParaRPr lang="LID4096"/>
+        </a:p>
+      </dgm:t>
+    </dgm:pt>
+    <dgm:pt modelId="{381C616F-EC0B-4E41-9489-9399ADABAD83}" type="parTrans" cxnId="{BE6817D1-1EA9-4A1B-BA93-0D9F5C4F5E0E}">
+      <dgm:prSet/>
+      <dgm:spPr/>
+    </dgm:pt>
+    <dgm:pt modelId="{B18E0B90-B188-4E68-B4FA-BC09008FFC23}" type="sibTrans" cxnId="{BE6817D1-1EA9-4A1B-BA93-0D9F5C4F5E0E}">
+      <dgm:prSet/>
+      <dgm:spPr/>
+    </dgm:pt>
+    <dgm:pt modelId="{F3073F23-E352-41B6-90C0-FEA78D9B37D6}">
+      <dgm:prSet phldrT="[Text]"/>
+      <dgm:spPr/>
+      <dgm:t>
+        <a:bodyPr/>
+        <a:lstStyle/>
+        <a:p>
+          <a:r>
+            <a:rPr lang="en-GB"/>
+            <a:t>Economic feasibility</a:t>
+          </a:r>
+          <a:endParaRPr lang="LID4096"/>
+        </a:p>
+      </dgm:t>
+    </dgm:pt>
+    <dgm:pt modelId="{EF2EB32D-17A0-4D87-9159-943F8E24DDE8}" type="parTrans" cxnId="{4D31BC90-77B6-432B-9F57-0A7267E1FBA2}">
+      <dgm:prSet/>
+      <dgm:spPr/>
+    </dgm:pt>
+    <dgm:pt modelId="{7CC24B67-1F8D-45DD-9DD6-0D11F6A92B2D}" type="sibTrans" cxnId="{4D31BC90-77B6-432B-9F57-0A7267E1FBA2}">
+      <dgm:prSet/>
+      <dgm:spPr/>
+    </dgm:pt>
+    <dgm:pt modelId="{BB4AB96E-07DD-4D50-83B2-C2A789AAE9CF}" type="pres">
+      <dgm:prSet presAssocID="{B72A0257-32F0-496C-B95B-F9F2D56E832F}" presName="Name0" presStyleCnt="0">
+        <dgm:presLayoutVars>
+          <dgm:dir/>
+          <dgm:animLvl val="lvl"/>
+          <dgm:resizeHandles val="exact"/>
+        </dgm:presLayoutVars>
+      </dgm:prSet>
+      <dgm:spPr/>
+    </dgm:pt>
+    <dgm:pt modelId="{C5489981-AE70-4489-B82C-893DDBB33DEE}" type="pres">
+      <dgm:prSet presAssocID="{4960260B-CC98-4CE4-A0F2-3273A7E347A8}" presName="linNode" presStyleCnt="0"/>
+      <dgm:spPr/>
+    </dgm:pt>
+    <dgm:pt modelId="{E17DEEE4-DF3B-420D-B38E-85D3F6B2F61B}" type="pres">
+      <dgm:prSet presAssocID="{4960260B-CC98-4CE4-A0F2-3273A7E347A8}" presName="parentText" presStyleLbl="node1" presStyleIdx="0" presStyleCnt="3">
+        <dgm:presLayoutVars>
+          <dgm:chMax val="1"/>
+          <dgm:bulletEnabled val="1"/>
+        </dgm:presLayoutVars>
+      </dgm:prSet>
+      <dgm:spPr/>
+    </dgm:pt>
+    <dgm:pt modelId="{24FD59E1-3EDC-4A49-AD3B-215F485C7560}" type="pres">
+      <dgm:prSet presAssocID="{4960260B-CC98-4CE4-A0F2-3273A7E347A8}" presName="descendantText" presStyleLbl="alignAccFollowNode1" presStyleIdx="0" presStyleCnt="3">
+        <dgm:presLayoutVars>
+          <dgm:bulletEnabled val="1"/>
+        </dgm:presLayoutVars>
+      </dgm:prSet>
+      <dgm:spPr/>
+    </dgm:pt>
+    <dgm:pt modelId="{CD81912E-5C8D-41F1-8A6B-B9D29764C0BC}" type="pres">
+      <dgm:prSet presAssocID="{9FFA60EA-6AC3-4D6D-9340-0028C3508825}" presName="sp" presStyleCnt="0"/>
+      <dgm:spPr/>
+    </dgm:pt>
+    <dgm:pt modelId="{347905F5-54D3-4677-B8DC-A3A83F6A9277}" type="pres">
+      <dgm:prSet presAssocID="{387B3C66-D477-4D91-BEF8-27831EECF7E9}" presName="linNode" presStyleCnt="0"/>
+      <dgm:spPr/>
+    </dgm:pt>
+    <dgm:pt modelId="{F5491F5F-2A9C-4FA6-A817-BD73E6D36712}" type="pres">
+      <dgm:prSet presAssocID="{387B3C66-D477-4D91-BEF8-27831EECF7E9}" presName="parentText" presStyleLbl="node1" presStyleIdx="1" presStyleCnt="3">
+        <dgm:presLayoutVars>
+          <dgm:chMax val="1"/>
+          <dgm:bulletEnabled val="1"/>
+        </dgm:presLayoutVars>
+      </dgm:prSet>
+      <dgm:spPr/>
+    </dgm:pt>
+    <dgm:pt modelId="{136F0A75-161F-422D-AF4B-346B27AFAA86}" type="pres">
+      <dgm:prSet presAssocID="{387B3C66-D477-4D91-BEF8-27831EECF7E9}" presName="descendantText" presStyleLbl="alignAccFollowNode1" presStyleIdx="1" presStyleCnt="3">
+        <dgm:presLayoutVars>
+          <dgm:bulletEnabled val="1"/>
+        </dgm:presLayoutVars>
+      </dgm:prSet>
+      <dgm:spPr/>
+    </dgm:pt>
+    <dgm:pt modelId="{32C1EDA4-460E-4186-A4BB-FB1F442F91C2}" type="pres">
+      <dgm:prSet presAssocID="{E95AD621-5A94-4339-B14D-3E7D941BED4F}" presName="sp" presStyleCnt="0"/>
+      <dgm:spPr/>
+    </dgm:pt>
+    <dgm:pt modelId="{2F0DC9E9-5138-4C8C-893D-FEC43586499A}" type="pres">
+      <dgm:prSet presAssocID="{B3DE9EF2-7C48-4733-94F8-4CA449A22EB5}" presName="linNode" presStyleCnt="0"/>
+      <dgm:spPr/>
+    </dgm:pt>
+    <dgm:pt modelId="{00477E00-8FDA-4A66-A3FA-299994158CBB}" type="pres">
+      <dgm:prSet presAssocID="{B3DE9EF2-7C48-4733-94F8-4CA449A22EB5}" presName="parentText" presStyleLbl="node1" presStyleIdx="2" presStyleCnt="3">
+        <dgm:presLayoutVars>
+          <dgm:chMax val="1"/>
+          <dgm:bulletEnabled val="1"/>
+        </dgm:presLayoutVars>
+      </dgm:prSet>
+      <dgm:spPr/>
+    </dgm:pt>
+    <dgm:pt modelId="{E1376E94-9C56-4218-BC55-F7A8FC7148BA}" type="pres">
+      <dgm:prSet presAssocID="{B3DE9EF2-7C48-4733-94F8-4CA449A22EB5}" presName="descendantText" presStyleLbl="alignAccFollowNode1" presStyleIdx="2" presStyleCnt="3">
+        <dgm:presLayoutVars>
+          <dgm:bulletEnabled val="1"/>
+        </dgm:presLayoutVars>
+      </dgm:prSet>
+      <dgm:spPr/>
+    </dgm:pt>
+  </dgm:ptLst>
+  <dgm:cxnLst>
+    <dgm:cxn modelId="{89154213-1939-4539-A4CF-5F1939DB1DF0}" srcId="{387B3C66-D477-4D91-BEF8-27831EECF7E9}" destId="{1217F1DF-90DC-4AD3-A75A-6BA6CA5D47BE}" srcOrd="0" destOrd="0" parTransId="{6D9F8F05-F8E0-4397-B1FD-9F46FAD60F8C}" sibTransId="{552D894A-1FB0-4004-BB98-3F0CFDB84B41}"/>
+    <dgm:cxn modelId="{FA2E4414-2C43-403F-947E-2943AE25403F}" type="presOf" srcId="{387B3C66-D477-4D91-BEF8-27831EECF7E9}" destId="{F5491F5F-2A9C-4FA6-A817-BD73E6D36712}" srcOrd="0" destOrd="0" presId="urn:microsoft.com/office/officeart/2005/8/layout/vList5"/>
+    <dgm:cxn modelId="{B2172B1B-107F-4F85-9D7C-DAD8B4096CB8}" type="presOf" srcId="{8137A33A-03F1-4E7B-8044-CC54AC52E6D2}" destId="{E1376E94-9C56-4218-BC55-F7A8FC7148BA}" srcOrd="0" destOrd="2" presId="urn:microsoft.com/office/officeart/2005/8/layout/vList5"/>
+    <dgm:cxn modelId="{8E59CF2B-33D3-4EBD-82D9-23FFD509A339}" type="presOf" srcId="{1C9FADDD-2AC5-4481-A749-B0BF479DD609}" destId="{24FD59E1-3EDC-4A49-AD3B-215F485C7560}" srcOrd="0" destOrd="0" presId="urn:microsoft.com/office/officeart/2005/8/layout/vList5"/>
+    <dgm:cxn modelId="{2E182838-14D6-4A57-B994-07E0DF8F79F3}" type="presOf" srcId="{B3DE9EF2-7C48-4733-94F8-4CA449A22EB5}" destId="{00477E00-8FDA-4A66-A3FA-299994158CBB}" srcOrd="0" destOrd="0" presId="urn:microsoft.com/office/officeart/2005/8/layout/vList5"/>
+    <dgm:cxn modelId="{BE0B9A3B-5672-4155-AD0A-D3A784670C35}" srcId="{B72A0257-32F0-496C-B95B-F9F2D56E832F}" destId="{4960260B-CC98-4CE4-A0F2-3273A7E347A8}" srcOrd="0" destOrd="0" parTransId="{7975688C-8465-4DE8-998F-1919E76865E5}" sibTransId="{9FFA60EA-6AC3-4D6D-9340-0028C3508825}"/>
+    <dgm:cxn modelId="{E452076A-58EC-4E4A-A91C-1CFE0F3970A0}" type="presOf" srcId="{F3073F23-E352-41B6-90C0-FEA78D9B37D6}" destId="{136F0A75-161F-422D-AF4B-346B27AFAA86}" srcOrd="0" destOrd="2" presId="urn:microsoft.com/office/officeart/2005/8/layout/vList5"/>
+    <dgm:cxn modelId="{2F00AE7A-51FC-45DC-B6DA-CB76B903D84D}" srcId="{387B3C66-D477-4D91-BEF8-27831EECF7E9}" destId="{08A2A1AC-BA58-47B4-BFA0-FE492ADF6C68}" srcOrd="1" destOrd="0" parTransId="{0FDF94DB-8E02-452F-A6C7-A24A530E7590}" sibTransId="{D1434579-5402-45E5-B1A0-5662FED079A0}"/>
+    <dgm:cxn modelId="{CEBE6C7B-AECF-4DD2-9696-CEB39539913E}" srcId="{B3DE9EF2-7C48-4733-94F8-4CA449A22EB5}" destId="{6F116025-4FDD-46C6-8DD3-0998333986C3}" srcOrd="1" destOrd="0" parTransId="{55B5E372-2C42-4F90-AAB2-20AF90D21738}" sibTransId="{085FF26A-1DD1-4881-95FD-D9F65690EA7D}"/>
+    <dgm:cxn modelId="{F1270B81-45E8-4A96-BD57-8DD873049591}" srcId="{4960260B-CC98-4CE4-A0F2-3273A7E347A8}" destId="{1C9FADDD-2AC5-4481-A749-B0BF479DD609}" srcOrd="0" destOrd="0" parTransId="{2E726A58-5B62-473F-9DDD-11C8B00FF418}" sibTransId="{7272F8D7-EAE3-417F-BC3F-497C0F8A2FD4}"/>
+    <dgm:cxn modelId="{5A8CEB8B-D040-4B6C-B74F-819FED7C3841}" type="presOf" srcId="{4960260B-CC98-4CE4-A0F2-3273A7E347A8}" destId="{E17DEEE4-DF3B-420D-B38E-85D3F6B2F61B}" srcOrd="0" destOrd="0" presId="urn:microsoft.com/office/officeart/2005/8/layout/vList5"/>
+    <dgm:cxn modelId="{8FC3E18D-86B4-4126-A54B-C2BFE1FF3229}" type="presOf" srcId="{B72A0257-32F0-496C-B95B-F9F2D56E832F}" destId="{BB4AB96E-07DD-4D50-83B2-C2A789AAE9CF}" srcOrd="0" destOrd="0" presId="urn:microsoft.com/office/officeart/2005/8/layout/vList5"/>
+    <dgm:cxn modelId="{4D31BC90-77B6-432B-9F57-0A7267E1FBA2}" srcId="{387B3C66-D477-4D91-BEF8-27831EECF7E9}" destId="{F3073F23-E352-41B6-90C0-FEA78D9B37D6}" srcOrd="2" destOrd="0" parTransId="{EF2EB32D-17A0-4D87-9159-943F8E24DDE8}" sibTransId="{7CC24B67-1F8D-45DD-9DD6-0D11F6A92B2D}"/>
+    <dgm:cxn modelId="{12376298-FF2C-493C-B7E1-819078552D1C}" type="presOf" srcId="{08A2A1AC-BA58-47B4-BFA0-FE492ADF6C68}" destId="{136F0A75-161F-422D-AF4B-346B27AFAA86}" srcOrd="0" destOrd="1" presId="urn:microsoft.com/office/officeart/2005/8/layout/vList5"/>
+    <dgm:cxn modelId="{B1B63DA3-AABF-41C0-A433-29AA51EEFC21}" type="presOf" srcId="{D1D3044F-F216-4168-88F8-F6C6942DAF90}" destId="{E1376E94-9C56-4218-BC55-F7A8FC7148BA}" srcOrd="0" destOrd="0" presId="urn:microsoft.com/office/officeart/2005/8/layout/vList5"/>
+    <dgm:cxn modelId="{3E890AA6-929A-47E9-B82C-4A45E20E6DBD}" srcId="{B3DE9EF2-7C48-4733-94F8-4CA449A22EB5}" destId="{D1D3044F-F216-4168-88F8-F6C6942DAF90}" srcOrd="0" destOrd="0" parTransId="{1DE5B3E5-954C-4EF4-93FC-B9C3550D0EB8}" sibTransId="{42EB55D9-2E25-48E7-A960-A0E9ABBFC0AC}"/>
+    <dgm:cxn modelId="{40D891AF-645C-42DE-B751-421D430AF514}" srcId="{B72A0257-32F0-496C-B95B-F9F2D56E832F}" destId="{387B3C66-D477-4D91-BEF8-27831EECF7E9}" srcOrd="1" destOrd="0" parTransId="{665E3F0B-E52C-4046-A641-F5395DB9FA9E}" sibTransId="{E95AD621-5A94-4339-B14D-3E7D941BED4F}"/>
+    <dgm:cxn modelId="{56CF89B0-A721-4778-80AB-AFCABF638410}" type="presOf" srcId="{1217F1DF-90DC-4AD3-A75A-6BA6CA5D47BE}" destId="{136F0A75-161F-422D-AF4B-346B27AFAA86}" srcOrd="0" destOrd="0" presId="urn:microsoft.com/office/officeart/2005/8/layout/vList5"/>
+    <dgm:cxn modelId="{BE6817D1-1EA9-4A1B-BA93-0D9F5C4F5E0E}" srcId="{B3DE9EF2-7C48-4733-94F8-4CA449A22EB5}" destId="{8137A33A-03F1-4E7B-8044-CC54AC52E6D2}" srcOrd="2" destOrd="0" parTransId="{381C616F-EC0B-4E41-9489-9399ADABAD83}" sibTransId="{B18E0B90-B188-4E68-B4FA-BC09008FFC23}"/>
+    <dgm:cxn modelId="{FB60B6D2-7A61-4E48-84AE-9200AAAC5429}" srcId="{4960260B-CC98-4CE4-A0F2-3273A7E347A8}" destId="{189E92AB-386C-429A-A24A-B3BBC3892D90}" srcOrd="1" destOrd="0" parTransId="{012B6F67-8072-40A3-9724-670320CB1897}" sibTransId="{4E1183F3-E0FA-4CBD-9B0B-5DAD6BEC2981}"/>
+    <dgm:cxn modelId="{5E0A94D4-63B3-4EA7-BB89-FDECD11A0754}" srcId="{B72A0257-32F0-496C-B95B-F9F2D56E832F}" destId="{B3DE9EF2-7C48-4733-94F8-4CA449A22EB5}" srcOrd="2" destOrd="0" parTransId="{91D1EEB5-EC2D-4FFE-A6AC-643323C56A31}" sibTransId="{E9D9AFB4-56EF-4318-8FA3-C3EC8B02EE74}"/>
+    <dgm:cxn modelId="{8017F5D4-76A2-4E9C-8C2B-D1A0AB77E1FB}" type="presOf" srcId="{6F116025-4FDD-46C6-8DD3-0998333986C3}" destId="{E1376E94-9C56-4218-BC55-F7A8FC7148BA}" srcOrd="0" destOrd="1" presId="urn:microsoft.com/office/officeart/2005/8/layout/vList5"/>
+    <dgm:cxn modelId="{C31DCFDD-5C84-4EF8-B662-A11629B1D071}" type="presOf" srcId="{189E92AB-386C-429A-A24A-B3BBC3892D90}" destId="{24FD59E1-3EDC-4A49-AD3B-215F485C7560}" srcOrd="0" destOrd="1" presId="urn:microsoft.com/office/officeart/2005/8/layout/vList5"/>
+    <dgm:cxn modelId="{6928BA05-457F-4343-B579-C9A9F733C25F}" type="presParOf" srcId="{BB4AB96E-07DD-4D50-83B2-C2A789AAE9CF}" destId="{C5489981-AE70-4489-B82C-893DDBB33DEE}" srcOrd="0" destOrd="0" presId="urn:microsoft.com/office/officeart/2005/8/layout/vList5"/>
+    <dgm:cxn modelId="{3847478A-F46A-4B2E-B900-2CBBA585BF4C}" type="presParOf" srcId="{C5489981-AE70-4489-B82C-893DDBB33DEE}" destId="{E17DEEE4-DF3B-420D-B38E-85D3F6B2F61B}" srcOrd="0" destOrd="0" presId="urn:microsoft.com/office/officeart/2005/8/layout/vList5"/>
+    <dgm:cxn modelId="{31EB2797-2DDF-4B9B-986F-424353D4B072}" type="presParOf" srcId="{C5489981-AE70-4489-B82C-893DDBB33DEE}" destId="{24FD59E1-3EDC-4A49-AD3B-215F485C7560}" srcOrd="1" destOrd="0" presId="urn:microsoft.com/office/officeart/2005/8/layout/vList5"/>
+    <dgm:cxn modelId="{34902F87-C32A-46CD-A227-EC3DE216E737}" type="presParOf" srcId="{BB4AB96E-07DD-4D50-83B2-C2A789AAE9CF}" destId="{CD81912E-5C8D-41F1-8A6B-B9D29764C0BC}" srcOrd="1" destOrd="0" presId="urn:microsoft.com/office/officeart/2005/8/layout/vList5"/>
+    <dgm:cxn modelId="{E26E56DD-6A14-4A04-B28D-45A4D28641C1}" type="presParOf" srcId="{BB4AB96E-07DD-4D50-83B2-C2A789AAE9CF}" destId="{347905F5-54D3-4677-B8DC-A3A83F6A9277}" srcOrd="2" destOrd="0" presId="urn:microsoft.com/office/officeart/2005/8/layout/vList5"/>
+    <dgm:cxn modelId="{850F5B0E-2C33-44E8-AA0F-D5EF26110D64}" type="presParOf" srcId="{347905F5-54D3-4677-B8DC-A3A83F6A9277}" destId="{F5491F5F-2A9C-4FA6-A817-BD73E6D36712}" srcOrd="0" destOrd="0" presId="urn:microsoft.com/office/officeart/2005/8/layout/vList5"/>
+    <dgm:cxn modelId="{629C27A3-3DEF-4A02-B615-ECF252B30C12}" type="presParOf" srcId="{347905F5-54D3-4677-B8DC-A3A83F6A9277}" destId="{136F0A75-161F-422D-AF4B-346B27AFAA86}" srcOrd="1" destOrd="0" presId="urn:microsoft.com/office/officeart/2005/8/layout/vList5"/>
+    <dgm:cxn modelId="{44A68807-B434-4EF1-A48A-15797E3CC56F}" type="presParOf" srcId="{BB4AB96E-07DD-4D50-83B2-C2A789AAE9CF}" destId="{32C1EDA4-460E-4186-A4BB-FB1F442F91C2}" srcOrd="3" destOrd="0" presId="urn:microsoft.com/office/officeart/2005/8/layout/vList5"/>
+    <dgm:cxn modelId="{8535EFCE-84D9-4516-A73D-99B96BF1D97B}" type="presParOf" srcId="{BB4AB96E-07DD-4D50-83B2-C2A789AAE9CF}" destId="{2F0DC9E9-5138-4C8C-893D-FEC43586499A}" srcOrd="4" destOrd="0" presId="urn:microsoft.com/office/officeart/2005/8/layout/vList5"/>
+    <dgm:cxn modelId="{C3D6FF93-DDD8-419A-8EA3-EC42635C55CA}" type="presParOf" srcId="{2F0DC9E9-5138-4C8C-893D-FEC43586499A}" destId="{00477E00-8FDA-4A66-A3FA-299994158CBB}" srcOrd="0" destOrd="0" presId="urn:microsoft.com/office/officeart/2005/8/layout/vList5"/>
+    <dgm:cxn modelId="{F3D76747-FD99-4F20-B1A1-25A65112B1D3}" type="presParOf" srcId="{2F0DC9E9-5138-4C8C-893D-FEC43586499A}" destId="{E1376E94-9C56-4218-BC55-F7A8FC7148BA}" srcOrd="1" destOrd="0" presId="urn:microsoft.com/office/officeart/2005/8/layout/vList5"/>
+  </dgm:cxnLst>
+  <dgm:bg/>
+  <dgm:whole/>
+  <dgm:extLst>
+    <a:ext uri="http://schemas.microsoft.com/office/drawing/2008/diagram">
+      <dsp:dataModelExt xmlns:dsp="http://schemas.microsoft.com/office/drawing/2008/diagram" relId="rId9" minVer="http://schemas.openxmlformats.org/drawingml/2006/diagram"/>
+    </a:ext>
+  </dgm:extLst>
+</dgm:dataModel>
+</file>
+
+<file path=word/diagrams/drawing1.xml><?xml version="1.0" encoding="utf-8"?>
+<dsp:drawing xmlns:dgm="http://schemas.openxmlformats.org/drawingml/2006/diagram" xmlns:dsp="http://schemas.microsoft.com/office/drawing/2008/diagram" xmlns:a="http://schemas.openxmlformats.org/drawingml/2006/main">
+  <dsp:spTree>
+    <dsp:nvGrpSpPr>
+      <dsp:cNvPr id="0" name=""/>
+      <dsp:cNvGrpSpPr/>
+    </dsp:nvGrpSpPr>
+    <dsp:grpSpPr/>
+    <dsp:sp modelId="{24FD59E1-3EDC-4A49-AD3B-215F485C7560}">
+      <dsp:nvSpPr>
+        <dsp:cNvPr id="0" name=""/>
+        <dsp:cNvSpPr/>
+      </dsp:nvSpPr>
+      <dsp:spPr>
+        <a:xfrm rot="5400000">
+          <a:off x="3318200" y="-1238395"/>
+          <a:ext cx="825103" cy="3511296"/>
+        </a:xfrm>
+        <a:prstGeom prst="round2SameRect">
+          <a:avLst/>
+        </a:prstGeom>
+        <a:solidFill>
+          <a:schemeClr val="accent1">
+            <a:alpha val="90000"/>
+            <a:tint val="40000"/>
+            <a:hueOff val="0"/>
+            <a:satOff val="0"/>
+            <a:lumOff val="0"/>
+            <a:alphaOff val="0"/>
+          </a:schemeClr>
+        </a:solidFill>
+        <a:ln w="19050" cap="flat" cmpd="sng" algn="ctr">
+          <a:solidFill>
+            <a:schemeClr val="accent1">
+              <a:alpha val="90000"/>
+              <a:tint val="40000"/>
+              <a:hueOff val="0"/>
+              <a:satOff val="0"/>
+              <a:lumOff val="0"/>
+              <a:alphaOff val="0"/>
+            </a:schemeClr>
+          </a:solidFill>
+          <a:prstDash val="solid"/>
+          <a:miter lim="800000"/>
+        </a:ln>
+        <a:effectLst/>
+      </dsp:spPr>
+      <dsp:style>
+        <a:lnRef idx="2">
+          <a:scrgbClr r="0" g="0" b="0"/>
+        </a:lnRef>
+        <a:fillRef idx="1">
+          <a:scrgbClr r="0" g="0" b="0"/>
+        </a:fillRef>
+        <a:effectRef idx="0">
+          <a:scrgbClr r="0" g="0" b="0"/>
+        </a:effectRef>
+        <a:fontRef idx="minor"/>
+      </dsp:style>
+      <dsp:txBody>
+        <a:bodyPr spcFirstLastPara="0" vert="horz" wrap="square" lIns="53340" tIns="26670" rIns="53340" bIns="26670" numCol="1" spcCol="1270" anchor="ctr" anchorCtr="0">
+          <a:noAutofit/>
+        </a:bodyPr>
+        <a:lstStyle/>
+        <a:p>
+          <a:pPr marL="114300" lvl="1" indent="-114300" algn="l" defTabSz="622300">
+            <a:lnSpc>
+              <a:spcPct val="90000"/>
+            </a:lnSpc>
+            <a:spcBef>
+              <a:spcPct val="0"/>
+            </a:spcBef>
+            <a:spcAft>
+              <a:spcPct val="15000"/>
+            </a:spcAft>
+            <a:buChar char="•"/>
+          </a:pPr>
+          <a:r>
+            <a:rPr lang="en-GB" sz="1400" kern="1200"/>
+            <a:t>Energy performance</a:t>
+          </a:r>
+          <a:endParaRPr lang="LID4096" sz="1400" kern="1200"/>
+        </a:p>
+        <a:p>
+          <a:pPr marL="114300" lvl="1" indent="-114300" algn="l" defTabSz="622300">
+            <a:lnSpc>
+              <a:spcPct val="90000"/>
+            </a:lnSpc>
+            <a:spcBef>
+              <a:spcPct val="0"/>
+            </a:spcBef>
+            <a:spcAft>
+              <a:spcPct val="15000"/>
+            </a:spcAft>
+            <a:buChar char="•"/>
+          </a:pPr>
+          <a:r>
+            <a:rPr lang="en-GB" sz="1400" kern="1200"/>
+            <a:t>IEQ</a:t>
+          </a:r>
+          <a:endParaRPr lang="LID4096" sz="1400" kern="1200"/>
+        </a:p>
+      </dsp:txBody>
+      <dsp:txXfrm rot="-5400000">
+        <a:off x="1975104" y="144979"/>
+        <a:ext cx="3471018" cy="744547"/>
+      </dsp:txXfrm>
+    </dsp:sp>
+    <dsp:sp modelId="{E17DEEE4-DF3B-420D-B38E-85D3F6B2F61B}">
+      <dsp:nvSpPr>
+        <dsp:cNvPr id="0" name=""/>
+        <dsp:cNvSpPr/>
+      </dsp:nvSpPr>
+      <dsp:spPr>
+        <a:xfrm>
+          <a:off x="0" y="1562"/>
+          <a:ext cx="1975104" cy="1031378"/>
+        </a:xfrm>
+        <a:prstGeom prst="roundRect">
+          <a:avLst/>
+        </a:prstGeom>
+        <a:solidFill>
+          <a:schemeClr val="accent1">
+            <a:hueOff val="0"/>
+            <a:satOff val="0"/>
+            <a:lumOff val="0"/>
+            <a:alphaOff val="0"/>
+          </a:schemeClr>
+        </a:solidFill>
+        <a:ln w="19050" cap="flat" cmpd="sng" algn="ctr">
+          <a:solidFill>
+            <a:schemeClr val="lt1">
+              <a:hueOff val="0"/>
+              <a:satOff val="0"/>
+              <a:lumOff val="0"/>
+              <a:alphaOff val="0"/>
+            </a:schemeClr>
+          </a:solidFill>
+          <a:prstDash val="solid"/>
+          <a:miter lim="800000"/>
+        </a:ln>
+        <a:effectLst/>
+      </dsp:spPr>
+      <dsp:style>
+        <a:lnRef idx="2">
+          <a:scrgbClr r="0" g="0" b="0"/>
+        </a:lnRef>
+        <a:fillRef idx="1">
+          <a:scrgbClr r="0" g="0" b="0"/>
+        </a:fillRef>
+        <a:effectRef idx="0">
+          <a:scrgbClr r="0" g="0" b="0"/>
+        </a:effectRef>
+        <a:fontRef idx="minor">
+          <a:schemeClr val="lt1"/>
+        </a:fontRef>
+      </dsp:style>
+      <dsp:txBody>
+        <a:bodyPr spcFirstLastPara="0" vert="horz" wrap="square" lIns="110490" tIns="55245" rIns="110490" bIns="55245" numCol="1" spcCol="1270" anchor="ctr" anchorCtr="0">
+          <a:noAutofit/>
+        </a:bodyPr>
+        <a:lstStyle/>
+        <a:p>
+          <a:pPr marL="0" lvl="0" indent="0" algn="ctr" defTabSz="1289050">
+            <a:lnSpc>
+              <a:spcPct val="90000"/>
+            </a:lnSpc>
+            <a:spcBef>
+              <a:spcPct val="0"/>
+            </a:spcBef>
+            <a:spcAft>
+              <a:spcPct val="35000"/>
+            </a:spcAft>
+            <a:buNone/>
+          </a:pPr>
+          <a:r>
+            <a:rPr lang="en-GB" sz="2900" kern="1200"/>
+            <a:t>A - Top priority </a:t>
+          </a:r>
+          <a:endParaRPr lang="LID4096" sz="2900" kern="1200"/>
+        </a:p>
+      </dsp:txBody>
+      <dsp:txXfrm>
+        <a:off x="50348" y="51910"/>
+        <a:ext cx="1874408" cy="930682"/>
+      </dsp:txXfrm>
+    </dsp:sp>
+    <dsp:sp modelId="{136F0A75-161F-422D-AF4B-346B27AFAA86}">
+      <dsp:nvSpPr>
+        <dsp:cNvPr id="0" name=""/>
+        <dsp:cNvSpPr/>
+      </dsp:nvSpPr>
+      <dsp:spPr>
+        <a:xfrm rot="5400000">
+          <a:off x="3318200" y="-155448"/>
+          <a:ext cx="825103" cy="3511296"/>
+        </a:xfrm>
+        <a:prstGeom prst="round2SameRect">
+          <a:avLst/>
+        </a:prstGeom>
+        <a:solidFill>
+          <a:schemeClr val="accent1">
+            <a:alpha val="90000"/>
+            <a:tint val="40000"/>
+            <a:hueOff val="0"/>
+            <a:satOff val="0"/>
+            <a:lumOff val="0"/>
+            <a:alphaOff val="0"/>
+          </a:schemeClr>
+        </a:solidFill>
+        <a:ln w="19050" cap="flat" cmpd="sng" algn="ctr">
+          <a:solidFill>
+            <a:schemeClr val="accent1">
+              <a:alpha val="90000"/>
+              <a:tint val="40000"/>
+              <a:hueOff val="0"/>
+              <a:satOff val="0"/>
+              <a:lumOff val="0"/>
+              <a:alphaOff val="0"/>
+            </a:schemeClr>
+          </a:solidFill>
+          <a:prstDash val="solid"/>
+          <a:miter lim="800000"/>
+        </a:ln>
+        <a:effectLst/>
+      </dsp:spPr>
+      <dsp:style>
+        <a:lnRef idx="2">
+          <a:scrgbClr r="0" g="0" b="0"/>
+        </a:lnRef>
+        <a:fillRef idx="1">
+          <a:scrgbClr r="0" g="0" b="0"/>
+        </a:fillRef>
+        <a:effectRef idx="0">
+          <a:scrgbClr r="0" g="0" b="0"/>
+        </a:effectRef>
+        <a:fontRef idx="minor"/>
+      </dsp:style>
+      <dsp:txBody>
+        <a:bodyPr spcFirstLastPara="0" vert="horz" wrap="square" lIns="53340" tIns="26670" rIns="53340" bIns="26670" numCol="1" spcCol="1270" anchor="ctr" anchorCtr="0">
+          <a:noAutofit/>
+        </a:bodyPr>
+        <a:lstStyle/>
+        <a:p>
+          <a:pPr marL="114300" lvl="1" indent="-114300" algn="l" defTabSz="622300">
+            <a:lnSpc>
+              <a:spcPct val="90000"/>
+            </a:lnSpc>
+            <a:spcBef>
+              <a:spcPct val="0"/>
+            </a:spcBef>
+            <a:spcAft>
+              <a:spcPct val="15000"/>
+            </a:spcAft>
+            <a:buChar char="•"/>
+          </a:pPr>
+          <a:r>
+            <a:rPr lang="en-GB" sz="1400" kern="1200"/>
+            <a:t>Climate impact</a:t>
+          </a:r>
+          <a:endParaRPr lang="LID4096" sz="1400" kern="1200"/>
+        </a:p>
+        <a:p>
+          <a:pPr marL="114300" lvl="1" indent="-114300" algn="l" defTabSz="622300">
+            <a:lnSpc>
+              <a:spcPct val="90000"/>
+            </a:lnSpc>
+            <a:spcBef>
+              <a:spcPct val="0"/>
+            </a:spcBef>
+            <a:spcAft>
+              <a:spcPct val="15000"/>
+            </a:spcAft>
+            <a:buChar char="•"/>
+          </a:pPr>
+          <a:r>
+            <a:rPr lang="en-GB" sz="1400" kern="1200"/>
+            <a:t>Water use</a:t>
+          </a:r>
+          <a:endParaRPr lang="LID4096" sz="1400" kern="1200"/>
+        </a:p>
+        <a:p>
+          <a:pPr marL="114300" lvl="1" indent="-114300" algn="l" defTabSz="622300">
+            <a:lnSpc>
+              <a:spcPct val="90000"/>
+            </a:lnSpc>
+            <a:spcBef>
+              <a:spcPct val="0"/>
+            </a:spcBef>
+            <a:spcAft>
+              <a:spcPct val="15000"/>
+            </a:spcAft>
+            <a:buChar char="•"/>
+          </a:pPr>
+          <a:r>
+            <a:rPr lang="en-GB" sz="1400" kern="1200"/>
+            <a:t>Economic feasibility</a:t>
+          </a:r>
+          <a:endParaRPr lang="LID4096" sz="1400" kern="1200"/>
+        </a:p>
+      </dsp:txBody>
+      <dsp:txXfrm rot="-5400000">
+        <a:off x="1975104" y="1227926"/>
+        <a:ext cx="3471018" cy="744547"/>
+      </dsp:txXfrm>
+    </dsp:sp>
+    <dsp:sp modelId="{F5491F5F-2A9C-4FA6-A817-BD73E6D36712}">
+      <dsp:nvSpPr>
+        <dsp:cNvPr id="0" name=""/>
+        <dsp:cNvSpPr/>
+      </dsp:nvSpPr>
+      <dsp:spPr>
+        <a:xfrm>
+          <a:off x="0" y="1084510"/>
+          <a:ext cx="1975104" cy="1031378"/>
+        </a:xfrm>
+        <a:prstGeom prst="roundRect">
+          <a:avLst/>
+        </a:prstGeom>
+        <a:solidFill>
+          <a:schemeClr val="accent1">
+            <a:hueOff val="0"/>
+            <a:satOff val="0"/>
+            <a:lumOff val="0"/>
+            <a:alphaOff val="0"/>
+          </a:schemeClr>
+        </a:solidFill>
+        <a:ln w="19050" cap="flat" cmpd="sng" algn="ctr">
+          <a:solidFill>
+            <a:schemeClr val="lt1">
+              <a:hueOff val="0"/>
+              <a:satOff val="0"/>
+              <a:lumOff val="0"/>
+              <a:alphaOff val="0"/>
+            </a:schemeClr>
+          </a:solidFill>
+          <a:prstDash val="solid"/>
+          <a:miter lim="800000"/>
+        </a:ln>
+        <a:effectLst/>
+      </dsp:spPr>
+      <dsp:style>
+        <a:lnRef idx="2">
+          <a:scrgbClr r="0" g="0" b="0"/>
+        </a:lnRef>
+        <a:fillRef idx="1">
+          <a:scrgbClr r="0" g="0" b="0"/>
+        </a:fillRef>
+        <a:effectRef idx="0">
+          <a:scrgbClr r="0" g="0" b="0"/>
+        </a:effectRef>
+        <a:fontRef idx="minor">
+          <a:schemeClr val="lt1"/>
+        </a:fontRef>
+      </dsp:style>
+      <dsp:txBody>
+        <a:bodyPr spcFirstLastPara="0" vert="horz" wrap="square" lIns="110490" tIns="55245" rIns="110490" bIns="55245" numCol="1" spcCol="1270" anchor="ctr" anchorCtr="0">
+          <a:noAutofit/>
+        </a:bodyPr>
+        <a:lstStyle/>
+        <a:p>
+          <a:pPr marL="0" lvl="0" indent="0" algn="ctr" defTabSz="1289050">
+            <a:lnSpc>
+              <a:spcPct val="90000"/>
+            </a:lnSpc>
+            <a:spcBef>
+              <a:spcPct val="0"/>
+            </a:spcBef>
+            <a:spcAft>
+              <a:spcPct val="35000"/>
+            </a:spcAft>
+            <a:buNone/>
+          </a:pPr>
+          <a:r>
+            <a:rPr lang="en-GB" sz="2900" kern="1200"/>
+            <a:t>B - Mid priority</a:t>
+          </a:r>
+          <a:endParaRPr lang="LID4096" sz="2900" kern="1200"/>
+        </a:p>
+      </dsp:txBody>
+      <dsp:txXfrm>
+        <a:off x="50348" y="1134858"/>
+        <a:ext cx="1874408" cy="930682"/>
+      </dsp:txXfrm>
+    </dsp:sp>
+    <dsp:sp modelId="{E1376E94-9C56-4218-BC55-F7A8FC7148BA}">
+      <dsp:nvSpPr>
+        <dsp:cNvPr id="0" name=""/>
+        <dsp:cNvSpPr/>
+      </dsp:nvSpPr>
+      <dsp:spPr>
+        <a:xfrm rot="5400000">
+          <a:off x="3318200" y="927499"/>
+          <a:ext cx="825103" cy="3511296"/>
+        </a:xfrm>
+        <a:prstGeom prst="round2SameRect">
+          <a:avLst/>
+        </a:prstGeom>
+        <a:solidFill>
+          <a:schemeClr val="accent1">
+            <a:alpha val="90000"/>
+            <a:tint val="40000"/>
+            <a:hueOff val="0"/>
+            <a:satOff val="0"/>
+            <a:lumOff val="0"/>
+            <a:alphaOff val="0"/>
+          </a:schemeClr>
+        </a:solidFill>
+        <a:ln w="19050" cap="flat" cmpd="sng" algn="ctr">
+          <a:solidFill>
+            <a:schemeClr val="accent1">
+              <a:alpha val="90000"/>
+              <a:tint val="40000"/>
+              <a:hueOff val="0"/>
+              <a:satOff val="0"/>
+              <a:lumOff val="0"/>
+              <a:alphaOff val="0"/>
+            </a:schemeClr>
+          </a:solidFill>
+          <a:prstDash val="solid"/>
+          <a:miter lim="800000"/>
+        </a:ln>
+        <a:effectLst/>
+      </dsp:spPr>
+      <dsp:style>
+        <a:lnRef idx="2">
+          <a:scrgbClr r="0" g="0" b="0"/>
+        </a:lnRef>
+        <a:fillRef idx="1">
+          <a:scrgbClr r="0" g="0" b="0"/>
+        </a:fillRef>
+        <a:effectRef idx="0">
+          <a:scrgbClr r="0" g="0" b="0"/>
+        </a:effectRef>
+        <a:fontRef idx="minor"/>
+      </dsp:style>
+      <dsp:txBody>
+        <a:bodyPr spcFirstLastPara="0" vert="horz" wrap="square" lIns="53340" tIns="26670" rIns="53340" bIns="26670" numCol="1" spcCol="1270" anchor="ctr" anchorCtr="0">
+          <a:noAutofit/>
+        </a:bodyPr>
+        <a:lstStyle/>
+        <a:p>
+          <a:pPr marL="114300" lvl="1" indent="-114300" algn="l" defTabSz="622300">
+            <a:lnSpc>
+              <a:spcPct val="90000"/>
+            </a:lnSpc>
+            <a:spcBef>
+              <a:spcPct val="0"/>
+            </a:spcBef>
+            <a:spcAft>
+              <a:spcPct val="15000"/>
+            </a:spcAft>
+            <a:buChar char="•"/>
+          </a:pPr>
+          <a:r>
+            <a:rPr lang="en-GB" sz="1400" kern="1200"/>
+            <a:t>Energy system integration</a:t>
+          </a:r>
+          <a:endParaRPr lang="LID4096" sz="1400" kern="1200"/>
+        </a:p>
+        <a:p>
+          <a:pPr marL="114300" lvl="1" indent="-114300" algn="l" defTabSz="622300">
+            <a:lnSpc>
+              <a:spcPct val="90000"/>
+            </a:lnSpc>
+            <a:spcBef>
+              <a:spcPct val="0"/>
+            </a:spcBef>
+            <a:spcAft>
+              <a:spcPct val="15000"/>
+            </a:spcAft>
+            <a:buChar char="•"/>
+          </a:pPr>
+          <a:r>
+            <a:rPr lang="en-GB" sz="1400" kern="1200"/>
+            <a:t>Practical implementation feasibility</a:t>
+          </a:r>
+          <a:endParaRPr lang="LID4096" sz="1400" kern="1200"/>
+        </a:p>
+        <a:p>
+          <a:pPr marL="114300" lvl="1" indent="-114300" algn="l" defTabSz="622300">
+            <a:lnSpc>
+              <a:spcPct val="90000"/>
+            </a:lnSpc>
+            <a:spcBef>
+              <a:spcPct val="0"/>
+            </a:spcBef>
+            <a:spcAft>
+              <a:spcPct val="15000"/>
+            </a:spcAft>
+            <a:buChar char="•"/>
+          </a:pPr>
+          <a:r>
+            <a:rPr lang="en-GB" sz="1400" kern="1200"/>
+            <a:t>...</a:t>
+          </a:r>
+          <a:endParaRPr lang="LID4096" sz="1400" kern="1200"/>
+        </a:p>
+      </dsp:txBody>
+      <dsp:txXfrm rot="-5400000">
+        <a:off x="1975104" y="2310873"/>
+        <a:ext cx="3471018" cy="744547"/>
+      </dsp:txXfrm>
+    </dsp:sp>
+    <dsp:sp modelId="{00477E00-8FDA-4A66-A3FA-299994158CBB}">
+      <dsp:nvSpPr>
+        <dsp:cNvPr id="0" name=""/>
+        <dsp:cNvSpPr/>
+      </dsp:nvSpPr>
+      <dsp:spPr>
+        <a:xfrm>
+          <a:off x="0" y="2167458"/>
+          <a:ext cx="1975104" cy="1031378"/>
+        </a:xfrm>
+        <a:prstGeom prst="roundRect">
+          <a:avLst/>
+        </a:prstGeom>
+        <a:solidFill>
+          <a:schemeClr val="accent1">
+            <a:hueOff val="0"/>
+            <a:satOff val="0"/>
+            <a:lumOff val="0"/>
+            <a:alphaOff val="0"/>
+          </a:schemeClr>
+        </a:solidFill>
+        <a:ln w="19050" cap="flat" cmpd="sng" algn="ctr">
+          <a:solidFill>
+            <a:schemeClr val="lt1">
+              <a:hueOff val="0"/>
+              <a:satOff val="0"/>
+              <a:lumOff val="0"/>
+              <a:alphaOff val="0"/>
+            </a:schemeClr>
+          </a:solidFill>
+          <a:prstDash val="solid"/>
+          <a:miter lim="800000"/>
+        </a:ln>
+        <a:effectLst/>
+      </dsp:spPr>
+      <dsp:style>
+        <a:lnRef idx="2">
+          <a:scrgbClr r="0" g="0" b="0"/>
+        </a:lnRef>
+        <a:fillRef idx="1">
+          <a:scrgbClr r="0" g="0" b="0"/>
+        </a:fillRef>
+        <a:effectRef idx="0">
+          <a:scrgbClr r="0" g="0" b="0"/>
+        </a:effectRef>
+        <a:fontRef idx="minor">
+          <a:schemeClr val="lt1"/>
+        </a:fontRef>
+      </dsp:style>
+      <dsp:txBody>
+        <a:bodyPr spcFirstLastPara="0" vert="horz" wrap="square" lIns="110490" tIns="55245" rIns="110490" bIns="55245" numCol="1" spcCol="1270" anchor="ctr" anchorCtr="0">
+          <a:noAutofit/>
+        </a:bodyPr>
+        <a:lstStyle/>
+        <a:p>
+          <a:pPr marL="0" lvl="0" indent="0" algn="ctr" defTabSz="1289050">
+            <a:lnSpc>
+              <a:spcPct val="90000"/>
+            </a:lnSpc>
+            <a:spcBef>
+              <a:spcPct val="0"/>
+            </a:spcBef>
+            <a:spcAft>
+              <a:spcPct val="35000"/>
+            </a:spcAft>
+            <a:buNone/>
+          </a:pPr>
+          <a:r>
+            <a:rPr lang="en-GB" sz="2900" kern="1200"/>
+            <a:t>C - Low priority </a:t>
+          </a:r>
+          <a:endParaRPr lang="LID4096" sz="2900" kern="1200"/>
+        </a:p>
+      </dsp:txBody>
+      <dsp:txXfrm>
+        <a:off x="50348" y="2217806"/>
+        <a:ext cx="1874408" cy="930682"/>
+      </dsp:txXfrm>
+    </dsp:sp>
+  </dsp:spTree>
+</dsp:drawing>
+</file>
+
+<file path=word/diagrams/layout1.xml><?xml version="1.0" encoding="utf-8"?>
+<dgm:layoutDef xmlns:dgm="http://schemas.openxmlformats.org/drawingml/2006/diagram" xmlns:a="http://schemas.openxmlformats.org/drawingml/2006/main" uniqueId="urn:microsoft.com/office/officeart/2005/8/layout/vList5">
+  <dgm:title val=""/>
+  <dgm:desc val=""/>
+  <dgm:catLst>
+    <dgm:cat type="list" pri="15000"/>
+    <dgm:cat type="convert" pri="2000"/>
+  </dgm:catLst>
+  <dgm:sampData>
+    <dgm:dataModel>
+      <dgm:ptLst>
+        <dgm:pt modelId="0" type="doc"/>
+        <dgm:pt modelId="1">
+          <dgm:prSet phldr="1"/>
+        </dgm:pt>
+        <dgm:pt modelId="11">
+          <dgm:prSet phldr="1"/>
+        </dgm:pt>
+        <dgm:pt modelId="12">
+          <dgm:prSet phldr="1"/>
+        </dgm:pt>
+        <dgm:pt modelId="2">
+          <dgm:prSet phldr="1"/>
+        </dgm:pt>
+        <dgm:pt modelId="21">
+          <dgm:prSet phldr="1"/>
+        </dgm:pt>
+        <dgm:pt modelId="22">
+          <dgm:prSet phldr="1"/>
+        </dgm:pt>
+        <dgm:pt modelId="3">
+          <dgm:prSet phldr="1"/>
+        </dgm:pt>
+        <dgm:pt modelId="31">
+          <dgm:prSet phldr="1"/>
+        </dgm:pt>
+        <dgm:pt modelId="32">
+          <dgm:prSet phldr="1"/>
+        </dgm:pt>
+      </dgm:ptLst>
+      <dgm:cxnLst>
+        <dgm:cxn modelId="4" srcId="0" destId="1" srcOrd="0" destOrd="0"/>
+        <dgm:cxn modelId="5" srcId="0" destId="2" srcOrd="1" destOrd="0"/>
+        <dgm:cxn modelId="6" srcId="0" destId="3" srcOrd="2" destOrd="0"/>
+        <dgm:cxn modelId="13" srcId="1" destId="11" srcOrd="0" destOrd="0"/>
+        <dgm:cxn modelId="14" srcId="1" destId="12" srcOrd="1" destOrd="0"/>
+        <dgm:cxn modelId="23" srcId="2" destId="21" srcOrd="0" destOrd="0"/>
+        <dgm:cxn modelId="24" srcId="2" destId="22" srcOrd="1" destOrd="0"/>
+        <dgm:cxn modelId="33" srcId="3" destId="31" srcOrd="0" destOrd="0"/>
+        <dgm:cxn modelId="34" srcId="3" destId="32" srcOrd="1" destOrd="0"/>
+      </dgm:cxnLst>
+      <dgm:bg/>
+      <dgm:whole/>
+    </dgm:dataModel>
+  </dgm:sampData>
+  <dgm:styleData>
+    <dgm:dataModel>
+      <dgm:ptLst>
+        <dgm:pt modelId="0" type="doc"/>
+        <dgm:pt modelId="1"/>
+        <dgm:pt modelId="11"/>
+        <dgm:pt modelId="2"/>
+        <dgm:pt modelId="21"/>
+      </dgm:ptLst>
+      <dgm:cxnLst>
+        <dgm:cxn modelId="4" srcId="0" destId="1" srcOrd="0" destOrd="0"/>
+        <dgm:cxn modelId="5" srcId="0" destId="2" srcOrd="1" destOrd="0"/>
+        <dgm:cxn modelId="13" srcId="1" destId="11" srcOrd="0" destOrd="0"/>
+        <dgm:cxn modelId="23" srcId="2" destId="21" srcOrd="0" destOrd="0"/>
+      </dgm:cxnLst>
+      <dgm:bg/>
+      <dgm:whole/>
+    </dgm:dataModel>
+  </dgm:styleData>
+  <dgm:clrData>
+    <dgm:dataModel>
+      <dgm:ptLst>
+        <dgm:pt modelId="0" type="doc"/>
+        <dgm:pt modelId="1"/>
+        <dgm:pt modelId="11"/>
+        <dgm:pt modelId="2"/>
+        <dgm:pt modelId="21"/>
+        <dgm:pt modelId="3"/>
+        <dgm:pt modelId="31"/>
+        <dgm:pt modelId="4"/>
+        <dgm:pt modelId="41"/>
+      </dgm:ptLst>
+      <dgm:cxnLst>
+        <dgm:cxn modelId="5" srcId="0" destId="1" srcOrd="0" destOrd="0"/>
+        <dgm:cxn modelId="6" srcId="0" destId="2" srcOrd="1" destOrd="0"/>
+        <dgm:cxn modelId="7" srcId="0" destId="3" srcOrd="2" destOrd="0"/>
+        <dgm:cxn modelId="8" srcId="0" destId="4" srcOrd="3" destOrd="0"/>
+        <dgm:cxn modelId="13" srcId="1" destId="11" srcOrd="0" destOrd="0"/>
+        <dgm:cxn modelId="23" srcId="2" destId="21" srcOrd="0" destOrd="0"/>
+        <dgm:cxn modelId="33" srcId="3" destId="31" srcOrd="0" destOrd="0"/>
+        <dgm:cxn modelId="43" srcId="4" destId="41" srcOrd="0" destOrd="0"/>
+      </dgm:cxnLst>
+      <dgm:bg/>
+      <dgm:whole/>
+    </dgm:dataModel>
+  </dgm:clrData>
+  <dgm:layoutNode name="Name0">
+    <dgm:varLst>
+      <dgm:dir/>
+      <dgm:animLvl val="lvl"/>
+      <dgm:resizeHandles val="exact"/>
+    </dgm:varLst>
+    <dgm:choose name="Name1">
+      <dgm:if name="Name2" func="var" arg="dir" op="equ" val="norm">
+        <dgm:alg type="lin">
+          <dgm:param type="linDir" val="fromT"/>
+          <dgm:param type="nodeHorzAlign" val="l"/>
+        </dgm:alg>
+      </dgm:if>
+      <dgm:else name="Name3">
+        <dgm:alg type="lin">
+          <dgm:param type="linDir" val="fromT"/>
+          <dgm:param type="nodeHorzAlign" val="r"/>
+        </dgm:alg>
+      </dgm:else>
+    </dgm:choose>
+    <dgm:shape xmlns:r="http://schemas.openxmlformats.org/officeDocument/2006/relationships" r:blip="">
+      <dgm:adjLst/>
+    </dgm:shape>
+    <dgm:presOf/>
+    <dgm:constrLst>
+      <dgm:constr type="h" for="ch" forName="linNode" refType="h"/>
+      <dgm:constr type="w" for="ch" forName="linNode" refType="w"/>
+      <dgm:constr type="h" for="ch" forName="sp" refType="h" fact="0.05"/>
+      <dgm:constr type="primFontSz" for="des" forName="parentText" op="equ" val="65"/>
+      <dgm:constr type="secFontSz" for="des" forName="descendantText" op="equ"/>
+    </dgm:constrLst>
+    <dgm:ruleLst/>
+    <dgm:forEach name="Name4" axis="ch" ptType="node">
+      <dgm:layoutNode name="linNode">
+        <dgm:choose name="Name5">
+          <dgm:if name="Name6" func="var" arg="dir" op="equ" val="norm">
+            <dgm:alg type="lin">
+              <dgm:param type="linDir" val="fromL"/>
+            </dgm:alg>
+          </dgm:if>
+          <dgm:else name="Name7">
+            <dgm:alg type="lin">
+              <dgm:param type="linDir" val="fromR"/>
+            </dgm:alg>
+          </dgm:else>
+        </dgm:choose>
+        <dgm:shape xmlns:r="http://schemas.openxmlformats.org/officeDocument/2006/relationships" r:blip="">
+          <dgm:adjLst/>
+        </dgm:shape>
+        <dgm:presOf/>
+        <dgm:constrLst>
+          <dgm:constr type="w" for="ch" forName="parentText" refType="w" fact="0.36"/>
+          <dgm:constr type="w" for="ch" forName="descendantText" refType="w" fact="0.64"/>
+          <dgm:constr type="h" for="ch" forName="parentText" refType="h"/>
+          <dgm:constr type="h" for="ch" forName="descendantText" refType="h" refFor="ch" refForName="parentText" fact="0.8"/>
+        </dgm:constrLst>
+        <dgm:ruleLst/>
+        <dgm:layoutNode name="parentText">
+          <dgm:varLst>
+            <dgm:chMax val="1"/>
+            <dgm:bulletEnabled val="1"/>
+          </dgm:varLst>
+          <dgm:alg type="tx"/>
+          <dgm:shape xmlns:r="http://schemas.openxmlformats.org/officeDocument/2006/relationships" type="roundRect" r:blip="" zOrderOff="3">
+            <dgm:adjLst/>
+          </dgm:shape>
+          <dgm:presOf axis="self" ptType="node"/>
+          <dgm:constrLst>
+            <dgm:constr type="tMarg" refType="primFontSz" fact="0.15"/>
+            <dgm:constr type="bMarg" refType="primFontSz" fact="0.15"/>
+            <dgm:constr type="lMarg" refType="primFontSz" fact="0.3"/>
+            <dgm:constr type="rMarg" refType="primFontSz" fact="0.3"/>
+          </dgm:constrLst>
+          <dgm:ruleLst>
+            <dgm:rule type="primFontSz" val="5" fact="NaN" max="NaN"/>
+          </dgm:ruleLst>
+        </dgm:layoutNode>
+        <dgm:choose name="Name8">
+          <dgm:if name="Name9" axis="ch" ptType="node" func="cnt" op="gte" val="1">
+            <dgm:layoutNode name="descendantText" styleLbl="alignAccFollowNode1">
+              <dgm:varLst>
+                <dgm:bulletEnabled val="1"/>
+              </dgm:varLst>
+              <dgm:alg type="tx">
+                <dgm:param type="stBulletLvl" val="1"/>
+                <dgm:param type="txAnchorVertCh" val="mid"/>
+              </dgm:alg>
+              <dgm:choose name="Name10">
+                <dgm:if name="Name11" func="var" arg="dir" op="equ" val="norm">
+                  <dgm:shape xmlns:r="http://schemas.openxmlformats.org/officeDocument/2006/relationships" rot="90" type="round2SameRect" r:blip="">
+                    <dgm:adjLst/>
+                  </dgm:shape>
+                </dgm:if>
+                <dgm:else name="Name12">
+                  <dgm:shape xmlns:r="http://schemas.openxmlformats.org/officeDocument/2006/relationships" rot="-90" type="round2SameRect" r:blip="">
+                    <dgm:adjLst/>
+                  </dgm:shape>
+                </dgm:else>
+              </dgm:choose>
+              <dgm:presOf axis="des" ptType="node"/>
+              <dgm:constrLst>
+                <dgm:constr type="secFontSz" val="65"/>
+                <dgm:constr type="primFontSz" refType="secFontSz"/>
+                <dgm:constr type="lMarg" refType="secFontSz" fact="0.3"/>
+                <dgm:constr type="rMarg" refType="secFontSz" fact="0.3"/>
+                <dgm:constr type="tMarg" refType="secFontSz" fact="0.15"/>
+                <dgm:constr type="bMarg" refType="secFontSz" fact="0.15"/>
+              </dgm:constrLst>
+              <dgm:ruleLst>
+                <dgm:rule type="secFontSz" val="5" fact="NaN" max="NaN"/>
+              </dgm:ruleLst>
+            </dgm:layoutNode>
+          </dgm:if>
+          <dgm:else name="Name13"/>
+        </dgm:choose>
+      </dgm:layoutNode>
+      <dgm:forEach name="Name14" axis="followSib" ptType="sibTrans" cnt="1">
+        <dgm:layoutNode name="sp">
+          <dgm:alg type="sp"/>
+          <dgm:shape xmlns:r="http://schemas.openxmlformats.org/officeDocument/2006/relationships" r:blip="">
+            <dgm:adjLst/>
+          </dgm:shape>
+          <dgm:presOf/>
+          <dgm:constrLst/>
+          <dgm:ruleLst/>
+        </dgm:layoutNode>
+      </dgm:forEach>
+    </dgm:forEach>
+  </dgm:layoutNode>
+</dgm:layoutDef>
+</file>
+
+<file path=word/diagrams/quickStyle1.xml><?xml version="1.0" encoding="utf-8"?>
+<dgm:styleDef xmlns:dgm="http://schemas.openxmlformats.org/drawingml/2006/diagram" xmlns:a="http://schemas.openxmlformats.org/drawingml/2006/main" uniqueId="urn:microsoft.com/office/officeart/2005/8/quickstyle/simple1">
+  <dgm:title val=""/>
+  <dgm:desc val=""/>
+  <dgm:catLst>
+    <dgm:cat type="simple" pri="10100"/>
+  </dgm:catLst>
+  <dgm:scene3d>
+    <a:camera prst="orthographicFront"/>
+    <a:lightRig rig="threePt" dir="t"/>
+  </dgm:scene3d>
+  <dgm:styleLbl name="node0">
+    <dgm:scene3d>
+      <a:camera prst="orthographicFront"/>
+      <a:lightRig rig="threePt" dir="t"/>
+    </dgm:scene3d>
+    <dgm:sp3d/>
+    <dgm:txPr/>
+    <dgm:style>
+      <a:lnRef idx="2">
+        <a:scrgbClr r="0" g="0" b="0"/>
+      </a:lnRef>
+      <a:fillRef idx="1">
+        <a:scrgbClr r="0" g="0" b="0"/>
+      </a:fillRef>
+      <a:effectRef idx="0">
+        <a:scrgbClr r="0" g="0" b="0"/>
+      </a:effectRef>
+      <a:fontRef idx="minor">
+        <a:schemeClr val="lt1"/>
+      </a:fontRef>
+    </dgm:style>
+  </dgm:styleLbl>
+  <dgm:styleLbl name="node0NoLn">
+    <dgm:scene3d>
+      <a:camera prst="orthographicFront"/>
+      <a:lightRig rig="threePt" dir="t"/>
+    </dgm:scene3d>
+    <dgm:sp3d/>
+    <dgm:txPr/>
+    <dgm:style>
+      <a:lnRef idx="1">
+        <a:scrgbClr r="0" g="0" b="0"/>
+      </a:lnRef>
+      <a:fillRef idx="1">
+        <a:scrgbClr r="0" g="0" b="0"/>
+      </a:fillRef>
+      <a:effectRef idx="0">
+        <a:scrgbClr r="0" g="0" b="0"/>
+      </a:effectRef>
+      <a:fontRef idx="minor">
+        <a:schemeClr val="lt1"/>
+      </a:fontRef>
+    </dgm:style>
+  </dgm:styleLbl>
+  <dgm:styleLbl name="lnNode1">
+    <dgm:scene3d>
+      <a:camera prst="orthographicFront"/>
+      <a:lightRig rig="threePt" dir="t"/>
+    </dgm:scene3d>
+    <dgm:sp3d/>
+    <dgm:txPr/>
+    <dgm:style>
+      <a:lnRef idx="2">
+        <a:scrgbClr r="0" g="0" b="0"/>
+      </a:lnRef>
+      <a:fillRef idx="1">
+        <a:scrgbClr r="0" g="0" b="0"/>
+      </a:fillRef>
+      <a:effectRef idx="0">
+        <a:scrgbClr r="0" g="0" b="0"/>
+      </a:effectRef>
+      <a:fontRef idx="minor">
+        <a:schemeClr val="lt1"/>
+      </a:fontRef>
+    </dgm:style>
+  </dgm:styleLbl>
+  <dgm:styleLbl name="vennNode1">
+    <dgm:scene3d>
+      <a:camera prst="orthographicFront"/>
+      <a:lightRig rig="threePt" dir="t"/>
+    </dgm:scene3d>
+    <dgm:sp3d/>
+    <dgm:txPr/>
+    <dgm:style>
+      <a:lnRef idx="2">
+        <a:scrgbClr r="0" g="0" b="0"/>
+      </a:lnRef>
+      <a:fillRef idx="1">
+        <a:scrgbClr r="0" g="0" b="0"/>
+      </a:fillRef>
+      <a:effectRef idx="0">
+        <a:scrgbClr r="0" g="0" b="0"/>
+      </a:effectRef>
+      <a:fontRef idx="minor">
+        <a:schemeClr val="tx1"/>
+      </a:fontRef>
+    </dgm:style>
+  </dgm:styleLbl>
+  <dgm:styleLbl name="alignNode1">
+    <dgm:scene3d>
+      <a:camera prst="orthographicFront"/>
+      <a:lightRig rig="threePt" dir="t"/>
+    </dgm:scene3d>
+    <dgm:sp3d/>
+    <dgm:txPr/>
+    <dgm:style>
+      <a:lnRef idx="2">
+        <a:scrgbClr r="0" g="0" b="0"/>
+      </a:lnRef>
+      <a:fillRef idx="1">
+        <a:scrgbClr r="0" g="0" b="0"/>
+      </a:fillRef>
+      <a:effectRef idx="0">
+        <a:scrgbClr r="0" g="0" b="0"/>
+      </a:effectRef>
+      <a:fontRef idx="minor">
+        <a:schemeClr val="lt1"/>
+      </a:fontRef>
+    </dgm:style>
+  </dgm:styleLbl>
+  <dgm:styleLbl name="node1">
+    <dgm:scene3d>
+      <a:camera prst="orthographicFront"/>
+      <a:lightRig rig="threePt" dir="t"/>
+    </dgm:scene3d>
+    <dgm:sp3d/>
+    <dgm:txPr/>
+    <dgm:style>
+      <a:lnRef idx="2">
+        <a:scrgbClr r="0" g="0" b="0"/>
+      </a:lnRef>
+      <a:fillRef idx="1">
+        <a:scrgbClr r="0" g="0" b="0"/>
+      </a:fillRef>
+      <a:effectRef idx="0">
+        <a:scrgbClr r="0" g="0" b="0"/>
+      </a:effectRef>
+      <a:fontRef idx="minor">
+        <a:schemeClr val="lt1"/>
+      </a:fontRef>
+    </dgm:style>
+  </dgm:styleLbl>
+  <dgm:styleLbl name="node1NoLn">
+    <dgm:scene3d>
+      <a:camera prst="orthographicFront"/>
+      <a:lightRig rig="threePt" dir="t"/>
+    </dgm:scene3d>
+    <dgm:sp3d/>
+    <dgm:txPr/>
+    <dgm:style>
+      <a:lnRef idx="1">
+        <a:scrgbClr r="0" g="0" b="0"/>
+      </a:lnRef>
+      <a:fillRef idx="1">
+        <a:scrgbClr r="0" g="0" b="0"/>
+      </a:fillRef>
+      <a:effectRef idx="0">
+        <a:scrgbClr r="0" g="0" b="0"/>
+      </a:effectRef>
+      <a:fontRef idx="minor">
+        <a:schemeClr val="lt1"/>
+      </a:fontRef>
+    </dgm:style>
+  </dgm:styleLbl>
+  <dgm:styleLbl name="ltNode1NoLn">
+    <dgm:scene3d>
+      <a:camera prst="orthographicFront"/>
+      <a:lightRig rig="threePt" dir="t"/>
+    </dgm:scene3d>
+    <dgm:sp3d/>
+    <dgm:txPr/>
+    <dgm:style>
+      <a:lnRef idx="1">
+        <a:scrgbClr r="0" g="0" b="0"/>
+      </a:lnRef>
+      <a:fillRef idx="1">
+        <a:scrgbClr r="0" g="0" b="0"/>
+      </a:fillRef>
+      <a:effectRef idx="0">
+        <a:scrgbClr r="0" g="0" b="0"/>
+      </a:effectRef>
+      <a:fontRef idx="minor">
+        <a:schemeClr val="lt1"/>
+      </a:fontRef>
+    </dgm:style>
+  </dgm:styleLbl>
+  <dgm:styleLbl name="node2">
+    <dgm:scene3d>
+      <a:camera prst="orthographicFront"/>
+      <a:lightRig rig="threePt" dir="t"/>
+    </dgm:scene3d>
+    <dgm:sp3d/>
+    <dgm:txPr/>
+    <dgm:style>
+      <a:lnRef idx="2">
+        <a:scrgbClr r="0" g="0" b="0"/>
+      </a:lnRef>
+      <a:fillRef idx="1">
+        <a:scrgbClr r="0" g="0" b="0"/>
+      </a:fillRef>
+      <a:effectRef idx="0">
+        <a:scrgbClr r="0" g="0" b="0"/>
+      </a:effectRef>
+      <a:fontRef idx="minor">
+        <a:schemeClr val="lt1"/>
+      </a:fontRef>
+    </dgm:style>
+  </dgm:styleLbl>
+  <dgm:styleLbl name="node2NoLn">
+    <dgm:scene3d>
+      <a:camera prst="orthographicFront"/>
+      <a:lightRig rig="threePt" dir="t"/>
+    </dgm:scene3d>
+    <dgm:sp3d/>
+    <dgm:txPr/>
+    <dgm:style>
+      <a:lnRef idx="1">
+        <a:scrgbClr r="0" g="0" b="0"/>
+      </a:lnRef>
+      <a:fillRef idx="1">
+        <a:scrgbClr r="0" g="0" b="0"/>
+      </a:fillRef>
+      <a:effectRef idx="0">
+        <a:scrgbClr r="0" g="0" b="0"/>
+      </a:effectRef>
+      <a:fontRef idx="minor">
+        <a:schemeClr val="lt1"/>
+      </a:fontRef>
+    </dgm:style>
+  </dgm:styleLbl>
+  <dgm:styleLbl name="node3">
+    <dgm:scene3d>
+      <a:camera prst="orthographicFront"/>
+      <a:lightRig rig="threePt" dir="t"/>
+    </dgm:scene3d>
+    <dgm:sp3d/>
+    <dgm:txPr/>
+    <dgm:style>
+      <a:lnRef idx="2">
+        <a:scrgbClr r="0" g="0" b="0"/>
+      </a:lnRef>
+      <a:fillRef idx="1">
+        <a:scrgbClr r="0" g="0" b="0"/>
+      </a:fillRef>
+      <a:effectRef idx="0">
+        <a:scrgbClr r="0" g="0" b="0"/>
+      </a:effectRef>
+      <a:fontRef idx="minor">
+        <a:schemeClr val="lt1"/>
+      </a:fontRef>
+    </dgm:style>
+  </dgm:styleLbl>
+  <dgm:styleLbl name="node3NoLn">
+    <dgm:scene3d>
+      <a:camera prst="orthographicFront"/>
+      <a:lightRig rig="threePt" dir="t"/>
+    </dgm:scene3d>
+    <dgm:sp3d/>
+    <dgm:txPr/>
+    <dgm:style>
+      <a:lnRef idx="1">
+        <a:scrgbClr r="0" g="0" b="0"/>
+      </a:lnRef>
+      <a:fillRef idx="1">
+        <a:scrgbClr r="0" g="0" b="0"/>
+      </a:fillRef>
+      <a:effectRef idx="0">
+        <a:scrgbClr r="0" g="0" b="0"/>
+      </a:effectRef>
+      <a:fontRef idx="minor">
+        <a:schemeClr val="lt1"/>
+      </a:fontRef>
+    </dgm:style>
+  </dgm:styleLbl>
+  <dgm:styleLbl name="node4">
+    <dgm:scene3d>
+      <a:camera prst="orthographicFront"/>
+      <a:lightRig rig="threePt" dir="t"/>
+    </dgm:scene3d>
+    <dgm:sp3d/>
+    <dgm:txPr/>
+    <dgm:style>
+      <a:lnRef idx="2">
+        <a:scrgbClr r="0" g="0" b="0"/>
+      </a:lnRef>
+      <a:fillRef idx="1">
+        <a:scrgbClr r="0" g="0" b="0"/>
+      </a:fillRef>
+      <a:effectRef idx="0">
+        <a:scrgbClr r="0" g="0" b="0"/>
+      </a:effectRef>
+      <a:fontRef idx="minor">
+        <a:schemeClr val="lt1"/>
+      </a:fontRef>
+    </dgm:style>
+  </dgm:styleLbl>
+  <dgm:styleLbl name="node4NoLn">
+    <dgm:scene3d>
+      <a:camera prst="orthographicFront"/>
+      <a:lightRig rig="threePt" dir="t"/>
+    </dgm:scene3d>
+    <dgm:sp3d/>
+    <dgm:txPr/>
+    <dgm:style>
+      <a:lnRef idx="1">
+        <a:scrgbClr r="0" g="0" b="0"/>
+      </a:lnRef>
+      <a:fillRef idx="1">
+        <a:scrgbClr r="0" g="0" b="0"/>
+      </a:fillRef>
+      <a:effectRef idx="0">
+        <a:scrgbClr r="0" g="0" b="0"/>
+      </a:effectRef>
+      <a:fontRef idx="minor">
+        <a:schemeClr val="lt1"/>
+      </a:fontRef>
+    </dgm:style>
+  </dgm:styleLbl>
+  <dgm:styleLbl name="fgImgPlace1">
+    <dgm:scene3d>
+      <a:camera prst="orthographicFront"/>
+      <a:lightRig rig="threePt" dir="t"/>
+    </dgm:scene3d>
+    <dgm:sp3d/>
+    <dgm:txPr/>
+    <dgm:style>
+      <a:lnRef idx="2">
+        <a:scrgbClr r="0" g="0" b="0"/>
+      </a:lnRef>
+      <a:fillRef idx="1">
+        <a:scrgbClr r="0" g="0" b="0"/>
+      </a:fillRef>
+      <a:effectRef idx="0">
+        <a:scrgbClr r="0" g="0" b="0"/>
+      </a:effectRef>
+      <a:fontRef idx="minor"/>
+    </dgm:style>
+  </dgm:styleLbl>
+  <dgm:styleLbl name="alignImgPlace1">
+    <dgm:scene3d>
+      <a:camera prst="orthographicFront"/>
+      <a:lightRig rig="threePt" dir="t"/>
+    </dgm:scene3d>
+    <dgm:sp3d/>
+    <dgm:txPr/>
+    <dgm:style>
+      <a:lnRef idx="2">
+        <a:scrgbClr r="0" g="0" b="0"/>
+      </a:lnRef>
+      <a:fillRef idx="1">
+        <a:scrgbClr r="0" g="0" b="0"/>
+      </a:fillRef>
+      <a:effectRef idx="0">
+        <a:scrgbClr r="0" g="0" b="0"/>
+      </a:effectRef>
+      <a:fontRef idx="minor"/>
+    </dgm:style>
+  </dgm:styleLbl>
+  <dgm:styleLbl name="bgImgPlace1">
+    <dgm:scene3d>
+      <a:camera prst="orthographicFront"/>
+      <a:lightRig rig="threePt" dir="t"/>
+    </dgm:scene3d>
+    <dgm:sp3d/>
+    <dgm:txPr/>
+    <dgm:style>
+      <a:lnRef idx="2">
+        <a:scrgbClr r="0" g="0" b="0"/>
+      </a:lnRef>
+      <a:fillRef idx="1">
+        <a:scrgbClr r="0" g="0" b="0"/>
+      </a:fillRef>
+      <a:effectRef idx="0">
+        <a:scrgbClr r="0" g="0" b="0"/>
+      </a:effectRef>
+      <a:fontRef idx="minor"/>
+    </dgm:style>
+  </dgm:styleLbl>
+  <dgm:styleLbl name="sibTrans2D1">
+    <dgm:scene3d>
+      <a:camera prst="orthographicFront"/>
+      <a:lightRig rig="threePt" dir="t"/>
+    </dgm:scene3d>
+    <dgm:sp3d/>
+    <dgm:txPr/>
+    <dgm:style>
+      <a:lnRef idx="0">
+        <a:scrgbClr r="0" g="0" b="0"/>
+      </a:lnRef>
+      <a:fillRef idx="1">
+        <a:scrgbClr r="0" g="0" b="0"/>
+      </a:fillRef>
+      <a:effectRef idx="0">
+        <a:scrgbClr r="0" g="0" b="0"/>
+      </a:effectRef>
+      <a:fontRef idx="minor">
+        <a:schemeClr val="lt1"/>
+      </a:fontRef>
+    </dgm:style>
+  </dgm:styleLbl>
+  <dgm:styleLbl name="fgSibTrans2D1">
+    <dgm:scene3d>
+      <a:camera prst="orthographicFront"/>
+      <a:lightRig rig="threePt" dir="t"/>
+    </dgm:scene3d>
+    <dgm:sp3d/>
+    <dgm:txPr/>
+    <dgm:style>
+      <a:lnRef idx="0">
+        <a:scrgbClr r="0" g="0" b="0"/>
+      </a:lnRef>
+      <a:fillRef idx="1">
+        <a:scrgbClr r="0" g="0" b="0"/>
+      </a:fillRef>
+      <a:effectRef idx="0">
+        <a:scrgbClr r="0" g="0" b="0"/>
+      </a:effectRef>
+      <a:fontRef idx="minor">
+        <a:schemeClr val="lt1"/>
+      </a:fontRef>
+    </dgm:style>
+  </dgm:styleLbl>
+  <dgm:styleLbl name="bgSibTrans2D1">
+    <dgm:scene3d>
+      <a:camera prst="orthographicFront"/>
+      <a:lightRig rig="threePt" dir="t"/>
+    </dgm:scene3d>
+    <dgm:sp3d/>
+    <dgm:txPr/>
+    <dgm:style>
+      <a:lnRef idx="0">
+        <a:scrgbClr r="0" g="0" b="0"/>
+      </a:lnRef>
+      <a:fillRef idx="1">
+        <a:scrgbClr r="0" g="0" b="0"/>
+      </a:fillRef>
+      <a:effectRef idx="0">
+        <a:scrgbClr r="0" g="0" b="0"/>
+      </a:effectRef>
+      <a:fontRef idx="minor">
+        <a:schemeClr val="lt1"/>
+      </a:fontRef>
+    </dgm:style>
+  </dgm:styleLbl>
+  <dgm:styleLbl name="sibTrans1D1">
+    <dgm:scene3d>
+      <a:camera prst="orthographicFront"/>
+      <a:lightRig rig="threePt" dir="t"/>
+    </dgm:scene3d>
+    <dgm:sp3d/>
+    <dgm:txPr/>
+    <dgm:style>
+      <a:lnRef idx="1">
+        <a:scrgbClr r="0" g="0" b="0"/>
+      </a:lnRef>
+      <a:fillRef idx="0">
+        <a:scrgbClr r="0" g="0" b="0"/>
+      </a:fillRef>
+      <a:effectRef idx="0">
+        <a:scrgbClr r="0" g="0" b="0"/>
+      </a:effectRef>
+      <a:fontRef idx="minor"/>
+    </dgm:style>
+  </dgm:styleLbl>
+  <dgm:styleLbl name="callout">
+    <dgm:scene3d>
+      <a:camera prst="orthographicFront"/>
+      <a:lightRig rig="threePt" dir="t"/>
+    </dgm:scene3d>
+    <dgm:sp3d/>
+    <dgm:txPr/>
+    <dgm:style>
+      <a:lnRef idx="2">
+        <a:scrgbClr r="0" g="0" b="0"/>
+      </a:lnRef>
+      <a:fillRef idx="1">
+        <a:scrgbClr r="0" g="0" b="0"/>
+      </a:fillRef>
+      <a:effectRef idx="0">
+        <a:scrgbClr r="0" g="0" b="0"/>
+      </a:effectRef>
+      <a:fontRef idx="minor"/>
+    </dgm:style>
+  </dgm:styleLbl>
+  <dgm:styleLbl name="asst0">
+    <dgm:scene3d>
+      <a:camera prst="orthographicFront"/>
+      <a:lightRig rig="threePt" dir="t"/>
+    </dgm:scene3d>
+    <dgm:sp3d/>
+    <dgm:txPr/>
+    <dgm:style>
+      <a:lnRef idx="2">
+        <a:scrgbClr r="0" g="0" b="0"/>
+      </a:lnRef>
+      <a:fillRef idx="1">
+        <a:scrgbClr r="0" g="0" b="0"/>
+      </a:fillRef>
+      <a:effectRef idx="0">
+        <a:scrgbClr r="0" g="0" b="0"/>
+      </a:effectRef>
+      <a:fontRef idx="minor">
+        <a:schemeClr val="lt1"/>
+      </a:fontRef>
+    </dgm:style>
+  </dgm:styleLbl>
+  <dgm:styleLbl name="asst1">
+    <dgm:scene3d>
+      <a:camera prst="orthographicFront"/>
+      <a:lightRig rig="threePt" dir="t"/>
+    </dgm:scene3d>
+    <dgm:sp3d/>
+    <dgm:txPr/>
+    <dgm:style>
+      <a:lnRef idx="2">
+        <a:scrgbClr r="0" g="0" b="0"/>
+      </a:lnRef>
+      <a:fillRef idx="1">
+        <a:scrgbClr r="0" g="0" b="0"/>
+      </a:fillRef>
+      <a:effectRef idx="0">
+        <a:scrgbClr r="0" g="0" b="0"/>
+      </a:effectRef>
+      <a:fontRef idx="minor">
+        <a:schemeClr val="lt1"/>
+      </a:fontRef>
+    </dgm:style>
+  </dgm:styleLbl>
+  <dgm:styleLbl name="asst2">
+    <dgm:scene3d>
+      <a:camera prst="orthographicFront"/>
+      <a:lightRig rig="threePt" dir="t"/>
+    </dgm:scene3d>
+    <dgm:sp3d/>
+    <dgm:txPr/>
+    <dgm:style>
+      <a:lnRef idx="2">
+        <a:scrgbClr r="0" g="0" b="0"/>
+      </a:lnRef>
+      <a:fillRef idx="1">
+        <a:scrgbClr r="0" g="0" b="0"/>
+      </a:fillRef>
+      <a:effectRef idx="0">
+        <a:scrgbClr r="0" g="0" b="0"/>
+      </a:effectRef>
+      <a:fontRef idx="minor">
+        <a:schemeClr val="lt1"/>
+      </a:fontRef>
+    </dgm:style>
+  </dgm:styleLbl>
+  <dgm:styleLbl name="asst3">
+    <dgm:scene3d>
+      <a:camera prst="orthographicFront"/>
+      <a:lightRig rig="threePt" dir="t"/>
+    </dgm:scene3d>
+    <dgm:sp3d/>
+    <dgm:txPr/>
+    <dgm:style>
+      <a:lnRef idx="2">
+        <a:scrgbClr r="0" g="0" b="0"/>
+      </a:lnRef>
+      <a:fillRef idx="1">
+        <a:scrgbClr r="0" g="0" b="0"/>
+      </a:fillRef>
+      <a:effectRef idx="0">
+        <a:scrgbClr r="0" g="0" b="0"/>
+      </a:effectRef>
+      <a:fontRef idx="minor">
+        <a:schemeClr val="lt1"/>
+      </a:fontRef>
+    </dgm:style>
+  </dgm:styleLbl>
+  <dgm:styleLbl name="asst4">
+    <dgm:scene3d>
+      <a:camera prst="orthographicFront"/>
+      <a:lightRig rig="threePt" dir="t"/>
+    </dgm:scene3d>
+    <dgm:sp3d/>
+    <dgm:txPr/>
+    <dgm:style>
+      <a:lnRef idx="2">
+        <a:scrgbClr r="0" g="0" b="0"/>
+      </a:lnRef>
+      <a:fillRef idx="1">
+        <a:scrgbClr r="0" g="0" b="0"/>
+      </a:fillRef>
+      <a:effectRef idx="0">
+        <a:scrgbClr r="0" g="0" b="0"/>
+      </a:effectRef>
+      <a:fontRef idx="minor">
+        <a:schemeClr val="lt1"/>
+      </a:fontRef>
+    </dgm:style>
+  </dgm:styleLbl>
+  <dgm:styleLbl name="parChTrans2D1">
+    <dgm:scene3d>
+      <a:camera prst="orthographicFront"/>
+      <a:lightRig rig="threePt" dir="t"/>
+    </dgm:scene3d>
+    <dgm:sp3d/>
+    <dgm:txPr/>
+    <dgm:style>
+      <a:lnRef idx="2">
+        <a:scrgbClr r="0" g="0" b="0"/>
+      </a:lnRef>
+      <a:fillRef idx="1">
+        <a:scrgbClr r="0" g="0" b="0"/>
+      </a:fillRef>
+      <a:effectRef idx="0">
+        <a:scrgbClr r="0" g="0" b="0"/>
+      </a:effectRef>
+      <a:fontRef idx="minor">
+        <a:schemeClr val="lt1"/>
+      </a:fontRef>
+    </dgm:style>
+  </dgm:styleLbl>
+  <dgm:styleLbl name="parChTrans2D2">
+    <dgm:scene3d>
+      <a:camera prst="orthographicFront"/>
+      <a:lightRig rig="threePt" dir="t"/>
+    </dgm:scene3d>
+    <dgm:sp3d/>
+    <dgm:txPr/>
+    <dgm:style>
+      <a:lnRef idx="2">
+        <a:scrgbClr r="0" g="0" b="0"/>
+      </a:lnRef>
+      <a:fillRef idx="1">
+        <a:scrgbClr r="0" g="0" b="0"/>
+      </a:fillRef>
+      <a:effectRef idx="0">
+        <a:scrgbClr r="0" g="0" b="0"/>
+      </a:effectRef>
+      <a:fontRef idx="minor">
+        <a:schemeClr val="lt1"/>
+      </a:fontRef>
+    </dgm:style>
+  </dgm:styleLbl>
+  <dgm:styleLbl name="parChTrans2D3">
+    <dgm:scene3d>
+      <a:camera prst="orthographicFront"/>
+      <a:lightRig rig="threePt" dir="t"/>
+    </dgm:scene3d>
+    <dgm:sp3d/>
+    <dgm:txPr/>
+    <dgm:style>
+      <a:lnRef idx="2">
+        <a:scrgbClr r="0" g="0" b="0"/>
+      </a:lnRef>
+      <a:fillRef idx="1">
+        <a:scrgbClr r="0" g="0" b="0"/>
+      </a:fillRef>
+      <a:effectRef idx="0">
+        <a:scrgbClr r="0" g="0" b="0"/>
+      </a:effectRef>
+      <a:fontRef idx="minor">
+        <a:schemeClr val="lt1"/>
+      </a:fontRef>
+    </dgm:style>
+  </dgm:styleLbl>
+  <dgm:styleLbl name="parChTrans2D4">
+    <dgm:scene3d>
+      <a:camera prst="orthographicFront"/>
+      <a:lightRig rig="threePt" dir="t"/>
+    </dgm:scene3d>
+    <dgm:sp3d/>
+    <dgm:txPr/>
+    <dgm:style>
+      <a:lnRef idx="2">
+        <a:scrgbClr r="0" g="0" b="0"/>
+      </a:lnRef>
+      <a:fillRef idx="1">
+        <a:scrgbClr r="0" g="0" b="0"/>
+      </a:fillRef>
+      <a:effectRef idx="0">
+        <a:scrgbClr r="0" g="0" b="0"/>
+      </a:effectRef>
+      <a:fontRef idx="minor">
+        <a:schemeClr val="lt1"/>
+      </a:fontRef>
+    </dgm:style>
+  </dgm:styleLbl>
+  <dgm:styleLbl name="parChTrans1D1">
+    <dgm:scene3d>
+      <a:camera prst="orthographicFront"/>
+      <a:lightRig rig="threePt" dir="t"/>
+    </dgm:scene3d>
+    <dgm:sp3d/>
+    <dgm:txPr/>
+    <dgm:style>
+      <a:lnRef idx="2">
+        <a:scrgbClr r="0" g="0" b="0"/>
+      </a:lnRef>
+      <a:fillRef idx="0">
+        <a:scrgbClr r="0" g="0" b="0"/>
+      </a:fillRef>
+      <a:effectRef idx="0">
+        <a:scrgbClr r="0" g="0" b="0"/>
+      </a:effectRef>
+      <a:fontRef idx="minor"/>
+    </dgm:style>
+  </dgm:styleLbl>
+  <dgm:styleLbl name="parChTrans1D2">
+    <dgm:scene3d>
+      <a:camera prst="orthographicFront"/>
+      <a:lightRig rig="threePt" dir="t"/>
+    </dgm:scene3d>
+    <dgm:sp3d/>
+    <dgm:txPr/>
+    <dgm:style>
+      <a:lnRef idx="2">
+        <a:scrgbClr r="0" g="0" b="0"/>
+      </a:lnRef>
+      <a:fillRef idx="0">
+        <a:scrgbClr r="0" g="0" b="0"/>
+      </a:fillRef>
+      <a:effectRef idx="0">
+        <a:scrgbClr r="0" g="0" b="0"/>
+      </a:effectRef>
+      <a:fontRef idx="minor"/>
+    </dgm:style>
+  </dgm:styleLbl>
+  <dgm:styleLbl name="parChTrans1D3">
+    <dgm:scene3d>
+      <a:camera prst="orthographicFront"/>
+      <a:lightRig rig="threePt" dir="t"/>
+    </dgm:scene3d>
+    <dgm:sp3d/>
+    <dgm:txPr/>
+    <dgm:style>
+      <a:lnRef idx="2">
+        <a:scrgbClr r="0" g="0" b="0"/>
+      </a:lnRef>
+      <a:fillRef idx="0">
+        <a:scrgbClr r="0" g="0" b="0"/>
+      </a:fillRef>
+      <a:effectRef idx="0">
+        <a:scrgbClr r="0" g="0" b="0"/>
+      </a:effectRef>
+      <a:fontRef idx="minor"/>
+    </dgm:style>
+  </dgm:styleLbl>
+  <dgm:styleLbl name="parChTrans1D4">
+    <dgm:scene3d>
+      <a:camera prst="orthographicFront"/>
+      <a:lightRig rig="threePt" dir="t"/>
+    </dgm:scene3d>
+    <dgm:sp3d/>
+    <dgm:txPr/>
+    <dgm:style>
+      <a:lnRef idx="2">
+        <a:scrgbClr r="0" g="0" b="0"/>
+      </a:lnRef>
+      <a:fillRef idx="0">
+        <a:scrgbClr r="0" g="0" b="0"/>
+      </a:fillRef>
+      <a:effectRef idx="0">
+        <a:scrgbClr r="0" g="0" b="0"/>
+      </a:effectRef>
+      <a:fontRef idx="minor"/>
+    </dgm:style>
+  </dgm:styleLbl>
+  <dgm:styleLbl name="fgAcc1">
+    <dgm:scene3d>
+      <a:camera prst="orthographicFront"/>
+      <a:lightRig rig="threePt" dir="t"/>
+    </dgm:scene3d>
+    <dgm:sp3d/>
+    <dgm:txPr/>
+    <dgm:style>
+      <a:lnRef idx="2">
+        <a:scrgbClr r="0" g="0" b="0"/>
+      </a:lnRef>
+      <a:fillRef idx="1">
+        <a:scrgbClr r="0" g="0" b="0"/>
+      </a:fillRef>
+      <a:effectRef idx="0">
+        <a:scrgbClr r="0" g="0" b="0"/>
+      </a:effectRef>
+      <a:fontRef idx="minor"/>
+    </dgm:style>
+  </dgm:styleLbl>
+  <dgm:styleLbl name="conFgAcc1">
+    <dgm:scene3d>
+      <a:camera prst="orthographicFront"/>
+      <a:lightRig rig="threePt" dir="t"/>
+    </dgm:scene3d>
+    <dgm:sp3d/>
+    <dgm:txPr/>
+    <dgm:style>
+      <a:lnRef idx="2">
+        <a:scrgbClr r="0" g="0" b="0"/>
+      </a:lnRef>
+      <a:fillRef idx="1">
+        <a:scrgbClr r="0" g="0" b="0"/>
+      </a:fillRef>
+      <a:effectRef idx="0">
+        <a:scrgbClr r="0" g="0" b="0"/>
+      </a:effectRef>
+      <a:fontRef idx="minor"/>
+    </dgm:style>
+  </dgm:styleLbl>
+  <dgm:styleLbl name="alignAcc1">
+    <dgm:scene3d>
+      <a:camera prst="orthographicFront"/>
+      <a:lightRig rig="threePt" dir="t"/>
+    </dgm:scene3d>
+    <dgm:sp3d/>
+    <dgm:txPr/>
+    <dgm:style>
+      <a:lnRef idx="2">
+        <a:scrgbClr r="0" g="0" b="0"/>
+      </a:lnRef>
+      <a:fillRef idx="1">
+        <a:scrgbClr r="0" g="0" b="0"/>
+      </a:fillRef>
+      <a:effectRef idx="0">
+        <a:scrgbClr r="0" g="0" b="0"/>
+      </a:effectRef>
+      <a:fontRef idx="minor"/>
+    </dgm:style>
+  </dgm:styleLbl>
+  <dgm:styleLbl name="trAlignAcc1">
+    <dgm:scene3d>
+      <a:camera prst="orthographicFront"/>
+      <a:lightRig rig="threePt" dir="t"/>
+    </dgm:scene3d>
+    <dgm:sp3d/>
+    <dgm:txPr/>
+    <dgm:style>
+      <a:lnRef idx="1">
+        <a:scrgbClr r="0" g="0" b="0"/>
+      </a:lnRef>
+      <a:fillRef idx="1">
+        <a:scrgbClr r="0" g="0" b="0"/>
+      </a:fillRef>
+      <a:effectRef idx="0">
+        <a:scrgbClr r="0" g="0" b="0"/>
+      </a:effectRef>
+      <a:fontRef idx="minor"/>
+    </dgm:style>
+  </dgm:styleLbl>
+  <dgm:styleLbl name="bgAcc1">
+    <dgm:scene3d>
+      <a:camera prst="orthographicFront"/>
+      <a:lightRig rig="threePt" dir="t"/>
+    </dgm:scene3d>
+    <dgm:sp3d/>
+    <dgm:txPr/>
+    <dgm:style>
+      <a:lnRef idx="2">
+        <a:scrgbClr r="0" g="0" b="0"/>
+      </a:lnRef>
+      <a:fillRef idx="1">
+        <a:scrgbClr r="0" g="0" b="0"/>
+      </a:fillRef>
+      <a:effectRef idx="0">
+        <a:scrgbClr r="0" g="0" b="0"/>
+      </a:effectRef>
+      <a:fontRef idx="minor"/>
+    </dgm:style>
+  </dgm:styleLbl>
+  <dgm:styleLbl name="solidFgAcc1">
+    <dgm:scene3d>
+      <a:camera prst="orthographicFront"/>
+      <a:lightRig rig="threePt" dir="t"/>
+    </dgm:scene3d>
+    <dgm:sp3d/>
+    <dgm:txPr/>
+    <dgm:style>
+      <a:lnRef idx="2">
+        <a:scrgbClr r="0" g="0" b="0"/>
+      </a:lnRef>
+      <a:fillRef idx="1">
+        <a:scrgbClr r="0" g="0" b="0"/>
+      </a:fillRef>
+      <a:effectRef idx="0">
+        <a:scrgbClr r="0" g="0" b="0"/>
+      </a:effectRef>
+      <a:fontRef idx="minor"/>
+    </dgm:style>
+  </dgm:styleLbl>
+  <dgm:styleLbl name="solidAlignAcc1">
+    <dgm:scene3d>
+      <a:camera prst="orthographicFront"/>
+      <a:lightRig rig="threePt" dir="t"/>
+    </dgm:scene3d>
+    <dgm:sp3d/>
+    <dgm:txPr/>
+    <dgm:style>
+      <a:lnRef idx="2">
+        <a:scrgbClr r="0" g="0" b="0"/>
+      </a:lnRef>
+      <a:fillRef idx="1">
+        <a:scrgbClr r="0" g="0" b="0"/>
+      </a:fillRef>
+      <a:effectRef idx="0">
+        <a:scrgbClr r="0" g="0" b="0"/>
+      </a:effectRef>
+      <a:fontRef idx="minor"/>
+    </dgm:style>
+  </dgm:styleLbl>
+  <dgm:styleLbl name="solidBgAcc1">
+    <dgm:scene3d>
+      <a:camera prst="orthographicFront"/>
+      <a:lightRig rig="threePt" dir="t"/>
+    </dgm:scene3d>
+    <dgm:sp3d/>
+    <dgm:txPr/>
+    <dgm:style>
+      <a:lnRef idx="2">
+        <a:scrgbClr r="0" g="0" b="0"/>
+      </a:lnRef>
+      <a:fillRef idx="1">
+        <a:scrgbClr r="0" g="0" b="0"/>
+      </a:fillRef>
+      <a:effectRef idx="0">
+        <a:scrgbClr r="0" g="0" b="0"/>
+      </a:effectRef>
+      <a:fontRef idx="minor"/>
+    </dgm:style>
+  </dgm:styleLbl>
+  <dgm:styleLbl name="fgAccFollowNode1">
+    <dgm:scene3d>
+      <a:camera prst="orthographicFront"/>
+      <a:lightRig rig="threePt" dir="t"/>
+    </dgm:scene3d>
+    <dgm:sp3d/>
+    <dgm:txPr/>
+    <dgm:style>
+      <a:lnRef idx="2">
+        <a:scrgbClr r="0" g="0" b="0"/>
+      </a:lnRef>
+      <a:fillRef idx="1">
+        <a:scrgbClr r="0" g="0" b="0"/>
+      </a:fillRef>
+      <a:effectRef idx="0">
+        <a:scrgbClr r="0" g="0" b="0"/>
+      </a:effectRef>
+      <a:fontRef idx="minor"/>
+    </dgm:style>
+  </dgm:styleLbl>
+  <dgm:styleLbl name="alignAccFollowNode1">
+    <dgm:scene3d>
+      <a:camera prst="orthographicFront"/>
+      <a:lightRig rig="threePt" dir="t"/>
+    </dgm:scene3d>
+    <dgm:sp3d/>
+    <dgm:txPr/>
+    <dgm:style>
+      <a:lnRef idx="2">
+        <a:scrgbClr r="0" g="0" b="0"/>
+      </a:lnRef>
+      <a:fillRef idx="1">
+        <a:scrgbClr r="0" g="0" b="0"/>
+      </a:fillRef>
+      <a:effectRef idx="0">
+        <a:scrgbClr r="0" g="0" b="0"/>
+      </a:effectRef>
+      <a:fontRef idx="minor"/>
+    </dgm:style>
+  </dgm:styleLbl>
+  <dgm:styleLbl name="bgAccFollowNode1">
+    <dgm:scene3d>
+      <a:camera prst="orthographicFront"/>
+      <a:lightRig rig="threePt" dir="t"/>
+    </dgm:scene3d>
+    <dgm:sp3d/>
+    <dgm:txPr/>
+    <dgm:style>
+      <a:lnRef idx="2">
+        <a:scrgbClr r="0" g="0" b="0"/>
+      </a:lnRef>
+      <a:fillRef idx="1">
+        <a:scrgbClr r="0" g="0" b="0"/>
+      </a:fillRef>
+      <a:effectRef idx="0">
+        <a:scrgbClr r="0" g="0" b="0"/>
+      </a:effectRef>
+      <a:fontRef idx="minor"/>
+    </dgm:style>
+  </dgm:styleLbl>
+  <dgm:styleLbl name="fgAcc0">
+    <dgm:scene3d>
+      <a:camera prst="orthographicFront"/>
+      <a:lightRig rig="threePt" dir="t"/>
+    </dgm:scene3d>
+    <dgm:sp3d/>
+    <dgm:txPr/>
+    <dgm:style>
+      <a:lnRef idx="2">
+        <a:scrgbClr r="0" g="0" b="0"/>
+      </a:lnRef>
+      <a:fillRef idx="1">
+        <a:scrgbClr r="0" g="0" b="0"/>
+      </a:fillRef>
+      <a:effectRef idx="0">
+        <a:scrgbClr r="0" g="0" b="0"/>
+      </a:effectRef>
+      <a:fontRef idx="minor"/>
+    </dgm:style>
+  </dgm:styleLbl>
+  <dgm:styleLbl name="fgAcc2">
+    <dgm:scene3d>
+      <a:camera prst="orthographicFront"/>
+      <a:lightRig rig="threePt" dir="t"/>
+    </dgm:scene3d>
+    <dgm:sp3d/>
+    <dgm:txPr/>
+    <dgm:style>
+      <a:lnRef idx="2">
+        <a:scrgbClr r="0" g="0" b="0"/>
+      </a:lnRef>
+      <a:fillRef idx="1">
+        <a:scrgbClr r="0" g="0" b="0"/>
+      </a:fillRef>
+      <a:effectRef idx="0">
+        <a:scrgbClr r="0" g="0" b="0"/>
+      </a:effectRef>
+      <a:fontRef idx="minor"/>
+    </dgm:style>
+  </dgm:styleLbl>
+  <dgm:styleLbl name="fgAcc3">
+    <dgm:scene3d>
+      <a:camera prst="orthographicFront"/>
+      <a:lightRig rig="threePt" dir="t"/>
+    </dgm:scene3d>
+    <dgm:sp3d/>
+    <dgm:txPr/>
+    <dgm:style>
+      <a:lnRef idx="2">
+        <a:scrgbClr r="0" g="0" b="0"/>
+      </a:lnRef>
+      <a:fillRef idx="1">
+        <a:scrgbClr r="0" g="0" b="0"/>
+      </a:fillRef>
+      <a:effectRef idx="0">
+        <a:scrgbClr r="0" g="0" b="0"/>
+      </a:effectRef>
+      <a:fontRef idx="minor"/>
+    </dgm:style>
+  </dgm:styleLbl>
+  <dgm:styleLbl name="fgAcc4">
+    <dgm:scene3d>
+      <a:camera prst="orthographicFront"/>
+      <a:lightRig rig="threePt" dir="t"/>
+    </dgm:scene3d>
+    <dgm:sp3d/>
+    <dgm:txPr/>
+    <dgm:style>
+      <a:lnRef idx="2">
+        <a:scrgbClr r="0" g="0" b="0"/>
+      </a:lnRef>
+      <a:fillRef idx="1">
+        <a:scrgbClr r="0" g="0" b="0"/>
+      </a:fillRef>
+      <a:effectRef idx="0">
+        <a:scrgbClr r="0" g="0" b="0"/>
+      </a:effectRef>
+      <a:fontRef idx="minor"/>
+    </dgm:style>
+  </dgm:styleLbl>
+  <dgm:styleLbl name="bgShp">
+    <dgm:scene3d>
+      <a:camera prst="orthographicFront"/>
+      <a:lightRig rig="threePt" dir="t"/>
+    </dgm:scene3d>
+    <dgm:sp3d/>
+    <dgm:txPr/>
+    <dgm:style>
+      <a:lnRef idx="0">
+        <a:scrgbClr r="0" g="0" b="0"/>
+      </a:lnRef>
+      <a:fillRef idx="1">
+        <a:scrgbClr r="0" g="0" b="0"/>
+      </a:fillRef>
+      <a:effectRef idx="0">
+        <a:scrgbClr r="0" g="0" b="0"/>
+      </a:effectRef>
+      <a:fontRef idx="minor"/>
+    </dgm:style>
+  </dgm:styleLbl>
+  <dgm:styleLbl name="dkBgShp">
+    <dgm:scene3d>
+      <a:camera prst="orthographicFront"/>
+      <a:lightRig rig="threePt" dir="t"/>
+    </dgm:scene3d>
+    <dgm:sp3d/>
+    <dgm:txPr/>
+    <dgm:style>
+      <a:lnRef idx="0">
+        <a:scrgbClr r="0" g="0" b="0"/>
+      </a:lnRef>
+      <a:fillRef idx="1">
+        <a:scrgbClr r="0" g="0" b="0"/>
+      </a:fillRef>
+      <a:effectRef idx="0">
+        <a:scrgbClr r="0" g="0" b="0"/>
+      </a:effectRef>
+      <a:fontRef idx="minor"/>
+    </dgm:style>
+  </dgm:styleLbl>
+  <dgm:styleLbl name="trBgShp">
+    <dgm:scene3d>
+      <a:camera prst="orthographicFront"/>
+      <a:lightRig rig="threePt" dir="t"/>
+    </dgm:scene3d>
+    <dgm:sp3d/>
+    <dgm:txPr/>
+    <dgm:style>
+      <a:lnRef idx="0">
+        <a:scrgbClr r="0" g="0" b="0"/>
+      </a:lnRef>
+      <a:fillRef idx="1">
+        <a:scrgbClr r="0" g="0" b="0"/>
+      </a:fillRef>
+      <a:effectRef idx="0">
+        <a:scrgbClr r="0" g="0" b="0"/>
+      </a:effectRef>
+      <a:fontRef idx="minor"/>
+    </dgm:style>
+  </dgm:styleLbl>
+  <dgm:styleLbl name="fgShp">
+    <dgm:scene3d>
+      <a:camera prst="orthographicFront"/>
+      <a:lightRig rig="threePt" dir="t"/>
+    </dgm:scene3d>
+    <dgm:sp3d/>
+    <dgm:txPr/>
+    <dgm:style>
+      <a:lnRef idx="2">
+        <a:scrgbClr r="0" g="0" b="0"/>
+      </a:lnRef>
+      <a:fillRef idx="1">
+        <a:scrgbClr r="0" g="0" b="0"/>
+      </a:fillRef>
+      <a:effectRef idx="0">
+        <a:scrgbClr r="0" g="0" b="0"/>
+      </a:effectRef>
+      <a:fontRef idx="minor"/>
+    </dgm:style>
+  </dgm:styleLbl>
+  <dgm:styleLbl name="revTx">
+    <dgm:scene3d>
+      <a:camera prst="orthographicFront"/>
+      <a:lightRig rig="threePt" dir="t"/>
+    </dgm:scene3d>
+    <dgm:sp3d/>
+    <dgm:txPr/>
+    <dgm:style>
+      <a:lnRef idx="0">
+        <a:scrgbClr r="0" g="0" b="0"/>
+      </a:lnRef>
+      <a:fillRef idx="0">
+        <a:scrgbClr r="0" g="0" b="0"/>
+      </a:fillRef>
+      <a:effectRef idx="0">
+        <a:scrgbClr r="0" g="0" b="0"/>
+      </a:effectRef>
+      <a:fontRef idx="minor"/>
+    </dgm:style>
+  </dgm:styleLbl>
+  <dgm:styleLbl name="revTxLt">
+    <dgm:scene3d>
+      <a:camera prst="orthographicFront"/>
+      <a:lightRig rig="threePt" dir="t"/>
+    </dgm:scene3d>
+    <dgm:sp3d/>
+    <dgm:txPr/>
+    <dgm:style>
+      <a:lnRef idx="0">
+        <a:scrgbClr r="0" g="0" b="0"/>
+      </a:lnRef>
+      <a:fillRef idx="0">
+        <a:scrgbClr r="0" g="0" b="0"/>
+      </a:fillRef>
+      <a:effectRef idx="0">
+        <a:scrgbClr r="0" g="0" b="0"/>
+      </a:effectRef>
+      <a:fontRef idx="minor">
+        <a:schemeClr val="lt1"/>
+      </a:fontRef>
+    </dgm:style>
+  </dgm:styleLbl>
+</dgm:styleDef>
 </file>
 
 <file path=word/theme/theme1.xml><?xml version="1.0" encoding="utf-8"?>

--- a/docs/AHP_survey.docx
+++ b/docs/AHP_survey.docx
@@ -371,13 +371,7 @@
         <w:rPr>
           <w:lang w:val="en-GB"/>
         </w:rPr>
-        <w:t>I</w:t>
-      </w:r>
-      <w:r>
-        <w:rPr>
-          <w:lang w:val="en-GB"/>
-        </w:rPr>
-        <w:t xml:space="preserve">s a </w:t>
+        <w:t xml:space="preserve">Is a </w:t>
       </w:r>
       <w:r>
         <w:t>Renovation under consideration</w:t>
@@ -1630,13 +1624,7 @@
         <w:rPr>
           <w:lang w:val="en-GB"/>
         </w:rPr>
-        <w:t>n(n-1)/</w:t>
-      </w:r>
-      <w:r>
-        <w:rPr>
-          <w:lang w:val="en-GB"/>
-        </w:rPr>
-        <w:t xml:space="preserve">4 </w:t>
+        <w:t xml:space="preserve">n(n-1)/4 </w:t>
       </w:r>
       <w:r>
         <w:rPr>
@@ -4559,6 +4547,7 @@
       </w:pPr>
       <w:r>
         <w:rPr>
+          <w:noProof/>
           <w:lang w:val="en-GB"/>
         </w:rPr>
         <w:lastRenderedPageBreak/>
@@ -4640,6 +4629,99 @@
           <w:lang w:val="en-GB"/>
         </w:rPr>
       </w:pPr>
+      <w:r>
+        <w:rPr>
+          <w:lang w:val="en-GB"/>
+        </w:rPr>
+        <w:t>Phase 2</w:t>
+      </w:r>
+    </w:p>
+    <w:p>
+      <w:pPr>
+        <w:pStyle w:val="ListParagraph"/>
+        <w:numPr>
+          <w:ilvl w:val="0"/>
+          <w:numId w:val="6"/>
+        </w:numPr>
+        <w:rPr>
+          <w:lang w:val="en-GB"/>
+        </w:rPr>
+      </w:pPr>
+      <w:r>
+        <w:rPr>
+          <w:lang w:val="en-GB"/>
+        </w:rPr>
+        <w:t xml:space="preserve">Criterion </w:t>
+      </w:r>
+      <w:r>
+        <w:rPr>
+          <w:lang w:val="en-GB"/>
+        </w:rPr>
+        <w:t>relevance to the Options</w:t>
+      </w:r>
+    </w:p>
+    <w:p>
+      <w:pPr>
+        <w:pStyle w:val="ListParagraph"/>
+        <w:ind w:left="360"/>
+        <w:rPr>
+          <w:lang w:val="en-GB"/>
+        </w:rPr>
+      </w:pPr>
+      <w:r>
+        <w:t>an "irrelevant" option isn't automatically the worst performer on every criterion</w:t>
+      </w:r>
+      <w:r>
+        <w:rPr>
+          <w:lang w:val="en-GB"/>
+        </w:rPr>
+        <w:t xml:space="preserve">. </w:t>
+      </w:r>
+      <w:r>
+        <w:rPr>
+          <w:lang w:val="en-GB"/>
+        </w:rPr>
+        <w:t>Mark the Option as “</w:t>
+      </w:r>
+      <w:r>
+        <w:t>N/A / cannot compare</w:t>
+      </w:r>
+      <w:r>
+        <w:rPr>
+          <w:lang w:val="en-GB"/>
+        </w:rPr>
+        <w:t xml:space="preserve">”. </w:t>
+      </w:r>
+    </w:p>
+    <w:p>
+      <w:pPr>
+        <w:pStyle w:val="ListParagraph"/>
+        <w:ind w:left="360"/>
+        <w:rPr>
+          <w:lang w:val="en-GB"/>
+        </w:rPr>
+      </w:pPr>
+      <w:r>
+        <w:t>If A is marked N/A for one or more criteria, A should not receive that criterion's weight contribution in the final additive synthesis at all</w:t>
+      </w:r>
+      <w:r>
+        <w:rPr>
+          <w:lang w:val="en-GB"/>
+        </w:rPr>
+        <w:t>.</w:t>
+      </w:r>
+      <w:r>
+        <w:t xml:space="preserve"> </w:t>
+      </w:r>
+      <w:r>
+        <w:rPr>
+          <w:lang w:val="en-GB"/>
+        </w:rPr>
+        <w:t>E</w:t>
+      </w:r>
+      <w:r>
+        <w:t>ffectively, A's overall score becomes a weighted sum over only the criteria where it was actually evaluated, with those criteria weights renormalized among themselves for A's calculation specifically. This is different from giving A a zero or a bottom-rank score on that criterion, which would unfairly penalize it for a dimension that was never meaningfully assessable</w:t>
+      </w:r>
     </w:p>
     <w:sectPr>
       <w:pgSz w:w="11906" w:h="16838"/>
@@ -4917,7 +4999,7 @@
   <w:abstractNum w:abstractNumId="2" w15:restartNumberingAfterBreak="0">
     <w:nsid w:val="480B1D3F"/>
     <w:multiLevelType w:val="hybridMultilevel"/>
-    <w:tmpl w:val="6F3CD296"/>
+    <w:tmpl w:val="B54A68EC"/>
     <w:lvl w:ilvl="0" w:tplc="1000000F">
       <w:start w:val="1"/>
       <w:numFmt w:val="decimal"/>
@@ -5004,6 +5086,95 @@
     </w:lvl>
   </w:abstractNum>
   <w:abstractNum w:abstractNumId="3" w15:restartNumberingAfterBreak="0">
+    <w:nsid w:val="4E056605"/>
+    <w:multiLevelType w:val="hybridMultilevel"/>
+    <w:tmpl w:val="375AD794"/>
+    <w:lvl w:ilvl="0" w:tplc="1000000F">
+      <w:start w:val="1"/>
+      <w:numFmt w:val="decimal"/>
+      <w:lvlText w:val="%1."/>
+      <w:lvlJc w:val="left"/>
+      <w:pPr>
+        <w:ind w:left="360" w:hanging="360"/>
+      </w:pPr>
+      <w:rPr>
+        <w:rFonts w:hint="default"/>
+      </w:rPr>
+    </w:lvl>
+    <w:lvl w:ilvl="1" w:tplc="10000019" w:tentative="1">
+      <w:start w:val="1"/>
+      <w:numFmt w:val="lowerLetter"/>
+      <w:lvlText w:val="%2."/>
+      <w:lvlJc w:val="left"/>
+      <w:pPr>
+        <w:ind w:left="1080" w:hanging="360"/>
+      </w:pPr>
+    </w:lvl>
+    <w:lvl w:ilvl="2" w:tplc="1000001B" w:tentative="1">
+      <w:start w:val="1"/>
+      <w:numFmt w:val="lowerRoman"/>
+      <w:lvlText w:val="%3."/>
+      <w:lvlJc w:val="right"/>
+      <w:pPr>
+        <w:ind w:left="1800" w:hanging="180"/>
+      </w:pPr>
+    </w:lvl>
+    <w:lvl w:ilvl="3" w:tplc="1000000F" w:tentative="1">
+      <w:start w:val="1"/>
+      <w:numFmt w:val="decimal"/>
+      <w:lvlText w:val="%4."/>
+      <w:lvlJc w:val="left"/>
+      <w:pPr>
+        <w:ind w:left="2520" w:hanging="360"/>
+      </w:pPr>
+    </w:lvl>
+    <w:lvl w:ilvl="4" w:tplc="10000019" w:tentative="1">
+      <w:start w:val="1"/>
+      <w:numFmt w:val="lowerLetter"/>
+      <w:lvlText w:val="%5."/>
+      <w:lvlJc w:val="left"/>
+      <w:pPr>
+        <w:ind w:left="3240" w:hanging="360"/>
+      </w:pPr>
+    </w:lvl>
+    <w:lvl w:ilvl="5" w:tplc="1000001B" w:tentative="1">
+      <w:start w:val="1"/>
+      <w:numFmt w:val="lowerRoman"/>
+      <w:lvlText w:val="%6."/>
+      <w:lvlJc w:val="right"/>
+      <w:pPr>
+        <w:ind w:left="3960" w:hanging="180"/>
+      </w:pPr>
+    </w:lvl>
+    <w:lvl w:ilvl="6" w:tplc="1000000F" w:tentative="1">
+      <w:start w:val="1"/>
+      <w:numFmt w:val="decimal"/>
+      <w:lvlText w:val="%7."/>
+      <w:lvlJc w:val="left"/>
+      <w:pPr>
+        <w:ind w:left="4680" w:hanging="360"/>
+      </w:pPr>
+    </w:lvl>
+    <w:lvl w:ilvl="7" w:tplc="10000019" w:tentative="1">
+      <w:start w:val="1"/>
+      <w:numFmt w:val="lowerLetter"/>
+      <w:lvlText w:val="%8."/>
+      <w:lvlJc w:val="left"/>
+      <w:pPr>
+        <w:ind w:left="5400" w:hanging="360"/>
+      </w:pPr>
+    </w:lvl>
+    <w:lvl w:ilvl="8" w:tplc="1000001B" w:tentative="1">
+      <w:start w:val="1"/>
+      <w:numFmt w:val="lowerRoman"/>
+      <w:lvlText w:val="%9."/>
+      <w:lvlJc w:val="right"/>
+      <w:pPr>
+        <w:ind w:left="6120" w:hanging="180"/>
+      </w:pPr>
+    </w:lvl>
+  </w:abstractNum>
+  <w:abstractNum w:abstractNumId="4" w15:restartNumberingAfterBreak="0">
     <w:nsid w:val="4EFD0CF2"/>
     <w:multiLevelType w:val="hybridMultilevel"/>
     <w:tmpl w:val="DF1E03B4"/>
@@ -5092,7 +5263,7 @@
       </w:pPr>
     </w:lvl>
   </w:abstractNum>
-  <w:abstractNum w:abstractNumId="4" w15:restartNumberingAfterBreak="0">
+  <w:abstractNum w:abstractNumId="5" w15:restartNumberingAfterBreak="0">
     <w:nsid w:val="55C07271"/>
     <w:multiLevelType w:val="hybridMultilevel"/>
     <w:tmpl w:val="713C6BFA"/>
@@ -5236,16 +5407,19 @@
     <w:abstractNumId w:val="0"/>
   </w:num>
   <w:num w:numId="2" w16cid:durableId="1859998745">
-    <w:abstractNumId w:val="4"/>
+    <w:abstractNumId w:val="5"/>
   </w:num>
   <w:num w:numId="3" w16cid:durableId="936065116">
-    <w:abstractNumId w:val="3"/>
+    <w:abstractNumId w:val="4"/>
   </w:num>
   <w:num w:numId="4" w16cid:durableId="597636150">
     <w:abstractNumId w:val="2"/>
   </w:num>
   <w:num w:numId="5" w16cid:durableId="586308047">
     <w:abstractNumId w:val="1"/>
+  </w:num>
+  <w:num w:numId="6" w16cid:durableId="1952013632">
+    <w:abstractNumId w:val="3"/>
   </w:num>
 </w:numbering>
 </file>
